--- a/harassment/paper/Manuscript_all.docx
+++ b/harassment/paper/Manuscript_all.docx
@@ -1359,7 +1359,7 @@
         <w:rPr>
           <w:rFonts w:asciiTheme="majorBidi" w:eastAsiaTheme="minorEastAsia" w:hAnsiTheme="majorBidi" w:cstheme="majorBidi"/>
         </w:rPr>
-        <w:t xml:space="preserve"> &amp; de Vries, 2019; Pletzer et al., 2021). Honesty–Humility, reflecting characteristics such as </w:t>
+        <w:t xml:space="preserve"> &amp; de Vries, 2017; Pletzer et al., 2021). Honesty–Humility, reflecting characteristics such as </w:t>
       </w:r>
       <w:r>
         <w:rPr>
@@ -1506,7 +1506,7 @@
         <w:rPr>
           <w:rFonts w:asciiTheme="majorBidi" w:eastAsiaTheme="minorEastAsia" w:hAnsiTheme="majorBidi" w:cstheme="majorBidi"/>
         </w:rPr>
-        <w:t xml:space="preserve"> &amp; de Vries, 2019; Gandolfi et al., 2017</w:t>
+        <w:t xml:space="preserve"> &amp; de Vries, 2017; Gandolfi et al., 2017</w:t>
       </w:r>
       <w:r>
         <w:rPr>
@@ -1628,7 +1628,7 @@
         <w:rPr>
           <w:rFonts w:asciiTheme="majorBidi" w:eastAsiaTheme="minorEastAsia" w:hAnsiTheme="majorBidi" w:cstheme="majorBidi"/>
         </w:rPr>
-        <w:t>Saltuküğlu</w:t>
+        <w:t>Saltukoğlu</w:t>
       </w:r>
       <w:proofErr w:type="spellEnd"/>
       <w:r>
@@ -1649,7 +1649,7 @@
         <w:rPr>
           <w:rFonts w:asciiTheme="majorBidi" w:eastAsiaTheme="minorEastAsia" w:hAnsiTheme="majorBidi" w:cstheme="majorBidi"/>
         </w:rPr>
-        <w:t xml:space="preserve"> &amp; de Vries, 2019</w:t>
+        <w:t xml:space="preserve"> &amp; de Vries, 2017</w:t>
       </w:r>
       <w:r>
         <w:rPr>
@@ -2231,7 +2231,7 @@
         <w:rPr>
           <w:rFonts w:asciiTheme="majorBidi" w:hAnsiTheme="majorBidi" w:cstheme="majorBidi" w:hint="eastAsia"/>
         </w:rPr>
-        <w:t>6</w:t>
+        <w:t>5</w:t>
       </w:r>
       <w:r>
         <w:rPr>
@@ -5178,20 +5178,7 @@
         <w:ind w:left="720" w:hanging="720"/>
       </w:pPr>
       <w:r>
-        <w:t xml:space="preserve">Barnes, C. M., Lucianetti, L., Bhave, D. P., et al. (2015). “You wouldn’t like me when I’m sleepy”: Leaders’ sleep, daily abusive supervision, and work unit engagement. </w:t>
-      </w:r>
-      <w:r>
-        <w:rPr>
-          <w:i/>
-          <w:iCs/>
-        </w:rPr>
-        <w:t>Academy of Management Journal, 58</w:t>
-      </w:r>
-      <w:r>
-        <w:t>(5)</w:t>
-      </w:r>
-      <w:r>
-        <w:t>, 1419-1437. https://doi.org/10.5465/amj.2013.1063</w:t>
+        <w:t xml:space="preserve">Babiak, P., &amp; Hare, R. D. (2006). Snakes in suits: When psychopaths go to work. Regan Books / HarperCollins.</w:t>
       </w:r>
     </w:p>
     <w:p>
@@ -5199,13 +5186,34 @@
         <w:ind w:left="720" w:hanging="720"/>
       </w:pPr>
       <w:r>
-        <w:t xml:space="preserve">Barrick, M. R., &amp; Mount, M. K. (1991). The Big Five personality dimensions and job performance: A meta-analysis. </w:t>
+        <w:t xml:space="preserve">Barnes, C. M., Lucianetti, L., Bhave, D. P., et al. (2015). “You wouldn’t like me when I’m sleepy”: Leaders’ sleep, daily abusive supervision, and work unit engagement. </w:t>
       </w:r>
       <w:r>
         <w:rPr>
           <w:i/>
           <w:iCs/>
         </w:rPr>
+        <w:t>Academy of Management Journal, 58</w:t>
+      </w:r>
+      <w:r>
+        <w:t>(5)</w:t>
+      </w:r>
+      <w:r>
+        <w:t>, 1419-1437. https://doi.org/10.5465/amj.2013.1063</w:t>
+      </w:r>
+    </w:p>
+    <w:p>
+      <w:pPr>
+        <w:ind w:left="720" w:hanging="720"/>
+      </w:pPr>
+      <w:r>
+        <w:t xml:space="preserve">Barrick, M. R., &amp; Mount, M. K. (1991). The Big Five personality dimensions and job performance: A meta-analysis. </w:t>
+      </w:r>
+      <w:r>
+        <w:rPr>
+          <w:i/>
+          <w:iCs/>
+        </w:rPr>
         <w:t>Personnel Psychology, 44</w:t>
       </w:r>
       <w:r>
@@ -5213,6 +5221,14 @@
       </w:r>
       <w:r>
         <w:t>, 1-26. https://doi.org/10.1111/j.1744-6570.1991.tb00688.x</w:t>
+      </w:r>
+    </w:p>
+    <w:p>
+      <w:pPr>
+        <w:ind w:left="720" w:hanging="720"/>
+      </w:pPr>
+      <w:r>
+        <w:t xml:space="preserve">Bass, B. M. (1990). From transactional to transformational leadership: Learning to share the vision. Organizational Dynamics, 18(3), 19–31. https://doi.org/10.1016/0090-2616(90)90061-S</w:t>
       </w:r>
     </w:p>
     <w:p>
@@ -5506,6 +5522,14 @@
         <w:ind w:left="720" w:hanging="720"/>
       </w:pPr>
       <w:r>
+        <w:t xml:space="preserve">Cherniss, C., &amp; Goleman, D. (Eds.). (2001). The emotionally intelligent workplace: How to select for, measure, and improve emotional intelligence in individuals, groups, and organizations. Jossey-Bass.</w:t>
+      </w:r>
+    </w:p>
+    <w:p>
+      <w:pPr>
+        <w:ind w:left="720" w:hanging="720"/>
+      </w:pPr>
+      <w:r>
         <w:rPr>
           <w:rFonts w:hint="eastAsia"/>
         </w:rPr>
@@ -5554,6 +5578,22 @@
           <w:rFonts w:hint="eastAsia"/>
         </w:rPr>
         <w:t>, 83-117. https://doi.org/10.1111/j.1744-6570.2009.01163.x</w:t>
+      </w:r>
+    </w:p>
+    <w:p>
+      <w:pPr>
+        <w:ind w:left="720" w:hanging="720"/>
+      </w:pPr>
+      <w:r>
+        <w:t xml:space="preserve">Christie, R., &amp; Geis, F. L. (1970). Studies in Machiavellianism. Academic Press.</w:t>
+      </w:r>
+    </w:p>
+    <w:p>
+      <w:pPr>
+        <w:ind w:left="720" w:hanging="720"/>
+      </w:pPr>
+      <w:r>
+        <w:t xml:space="preserve">Cleckley, H. (1941). The mask of sanity: An attempt to clarify some issues about the so-called psychopathic personality. C. V. Mosby.</w:t>
       </w:r>
     </w:p>
     <w:p>
@@ -5734,38 +5774,7 @@
         <w:ind w:left="720" w:hanging="720"/>
       </w:pPr>
       <w:r>
-        <w:t xml:space="preserve">Fukui, Y., Oura, S., Matsuo, K., Inagaki (Fujii), T., &amp; Shima, Y. (2017). Development of the Japanese version of MET-CORE2 for objective measurement of empathy. </w:t>
-      </w:r>
-      <w:r>
-        <w:rPr>
-          <w:i/>
-          <w:iCs/>
-        </w:rPr>
-        <w:t>Japanese Journal of Research on Emotions, 25</w:t>
-      </w:r>
-      <w:r>
-        <w:t>(Supplement)</w:t>
-      </w:r>
-      <w:r>
-        <w:t>, ps01. https://doi.org/10.4092/jsre.25.Supplement_ps01</w:t>
-      </w:r>
-      <w:r>
-        <w:rPr>
-          <w:rFonts w:hint="eastAsia"/>
-        </w:rPr>
-        <w:t xml:space="preserve"> (in Japanese</w:t>
-      </w:r>
-      <w:r>
-        <w:rPr>
-          <w:rFonts w:hint="eastAsia"/>
-        </w:rPr>
-        <w:t>.</w:t>
-      </w:r>
-      <w:r>
-        <w:rPr>
-          <w:rFonts w:hint="eastAsia"/>
-        </w:rPr>
-        <w:t>)</w:t>
+        <w:t xml:space="preserve">Fehr, B., Samsom, D., &amp; Paulhus, D. L. (1992). The construct of Machiavellianism: Twenty years later. In C. D. Spielberger &amp; J. N. Butcher (Eds.), Advances in personality assessment (Vol. 9, pp. 77–116). Lawrence Erlbaum.</w:t>
       </w:r>
     </w:p>
     <w:p>
@@ -5773,26 +5782,38 @@
         <w:ind w:left="720" w:hanging="720"/>
       </w:pPr>
       <w:r>
-        <w:t xml:space="preserve">Fukui, Y., Matsuo, K., Oura, S., Inagaki, T., &amp; Shima, Y. (2018). Re-examination of the convergent validity of the Japanese version of MET-CORE2 for objective measurement of empathy. </w:t>
+        <w:t xml:space="preserve">Fukui, Y., Oura, S., Matsuo, K., Inagaki (Fujii), T., &amp; Shima, Y. (2017). Development of the Japanese version of MET-CORE2 for objective measurement of empathy. </w:t>
       </w:r>
       <w:r>
         <w:rPr>
           <w:i/>
           <w:iCs/>
         </w:rPr>
-        <w:t>Japanese Journal of Research on Emotions, 26</w:t>
+        <w:t>Japanese Journal of Research on Emotions, 25</w:t>
       </w:r>
       <w:r>
         <w:t>(Supplement)</w:t>
       </w:r>
       <w:r>
-        <w:t>, ps43. https://doi.org/10.4092/jsre.26.Supplement_ps43</w:t>
+        <w:t>, ps01. https://doi.org/10.4092/jsre.25.Supplement_ps01</w:t>
       </w:r>
       <w:r>
         <w:rPr>
           <w:rFonts w:hint="eastAsia"/>
         </w:rPr>
-        <w:t xml:space="preserve"> (in Japanese.)</w:t>
+        <w:t xml:space="preserve"> (in Japanese</w:t>
+      </w:r>
+      <w:r>
+        <w:rPr>
+          <w:rFonts w:hint="eastAsia"/>
+        </w:rPr>
+        <w:t>.</w:t>
+      </w:r>
+      <w:r>
+        <w:rPr>
+          <w:rFonts w:hint="eastAsia"/>
+        </w:rPr>
+        <w:t>)</w:t>
       </w:r>
     </w:p>
     <w:p>
@@ -5800,20 +5821,26 @@
         <w:ind w:left="720" w:hanging="720"/>
       </w:pPr>
       <w:r>
-        <w:t xml:space="preserve">Glenn, A. L., Raine, A., &amp; Schug, R. A. (2009). The neural correlates of moral decision-making in psychopathy. </w:t>
+        <w:t xml:space="preserve">Fukui, Y., Matsuo, K., Oura, S., Inagaki, T., &amp; Shima, Y. (2018). Re-examination of the convergent validity of the Japanese version of MET-CORE2 for objective measurement of empathy. </w:t>
       </w:r>
       <w:r>
         <w:rPr>
           <w:i/>
           <w:iCs/>
         </w:rPr>
-        <w:t>Molecular Psychiatry, 14</w:t>
-      </w:r>
-      <w:r>
-        <w:t>(1)</w:t>
-      </w:r>
-      <w:r>
-        <w:t>, 5–6. https://doi.org/10.1038/mp.2008.104</w:t>
+        <w:t>Japanese Journal of Research on Emotions, 26</w:t>
+      </w:r>
+      <w:r>
+        <w:t>(Supplement)</w:t>
+      </w:r>
+      <w:r>
+        <w:t>, ps43. https://doi.org/10.4092/jsre.26.Supplement_ps43</w:t>
+      </w:r>
+      <w:r>
+        <w:rPr>
+          <w:rFonts w:hint="eastAsia"/>
+        </w:rPr>
+        <w:t xml:space="preserve"> (in Japanese.)</w:t>
       </w:r>
     </w:p>
     <w:p>
@@ -5821,25 +5848,7 @@
         <w:ind w:left="720" w:hanging="720"/>
       </w:pPr>
       <w:r>
-        <w:t xml:space="preserve">Grijalva, E. and Newman, D.A. (2015), Narcissism–CWB Relationship. </w:t>
-      </w:r>
-      <w:r>
-        <w:rPr>
-          <w:i/>
-          <w:iCs/>
-        </w:rPr>
-        <w:t>Applied Psychology, 64</w:t>
-      </w:r>
-      <w:r>
-        <w:rPr>
-          <w:rFonts w:hint="eastAsia"/>
-          <w:i/>
-          <w:iCs/>
-        </w:rPr>
-        <w:t>,</w:t>
-      </w:r>
-      <w:r>
-        <w:t xml:space="preserve"> 93-126. https://doi.org/10.1111/apps.12025</w:t>
+        <w:t xml:space="preserve">Gandolfi, F., Stone, S., &amp; Deno, F. (2017). Servant leadership: An ancient style with 21st century relevance. Review of International Comparative Management, 18(4), 350–361.</w:t>
       </w:r>
     </w:p>
     <w:p>
@@ -5847,17 +5856,72 @@
         <w:ind w:left="720" w:hanging="720"/>
       </w:pPr>
       <w:r>
-        <w:t xml:space="preserve">Hare, R. D. (1982). Psychopathy and the personality dimensions of psychoticism, extraversion and neuroticism. </w:t>
+        <w:t xml:space="preserve">Glenn, A. L., Raine, A., &amp; Schug, R. A. (2009). The neural correlates of moral decision-making in psychopathy. </w:t>
       </w:r>
       <w:r>
         <w:rPr>
           <w:i/>
           <w:iCs/>
         </w:rPr>
+        <w:t>Molecular Psychiatry, 14</w:t>
+      </w:r>
+      <w:r>
+        <w:t>(1)</w:t>
+      </w:r>
+      <w:r>
+        <w:t>, 5–6. https://doi.org/10.1038/mp.2008.104</w:t>
+      </w:r>
+    </w:p>
+    <w:p>
+      <w:pPr>
+        <w:ind w:left="720" w:hanging="720"/>
+      </w:pPr>
+      <w:r>
+        <w:t xml:space="preserve">Grijalva, E. and Newman, D.A. (2015), Narcissism–CWB Relationship. </w:t>
+      </w:r>
+      <w:r>
+        <w:rPr>
+          <w:i/>
+          <w:iCs/>
+        </w:rPr>
+        <w:t>Applied Psychology, 64</w:t>
+      </w:r>
+      <w:r>
+        <w:rPr>
+          <w:rFonts w:hint="eastAsia"/>
+          <w:i/>
+          <w:iCs/>
+        </w:rPr>
+        <w:t>,</w:t>
+      </w:r>
+      <w:r>
+        <w:t xml:space="preserve"> 93-126. https://doi.org/10.1111/apps.12025</w:t>
+      </w:r>
+    </w:p>
+    <w:p>
+      <w:pPr>
+        <w:ind w:left="720" w:hanging="720"/>
+      </w:pPr>
+      <w:r>
+        <w:t xml:space="preserve">Hare, R. D. (1982). Psychopathy and the personality dimensions of psychoticism, extraversion and neuroticism. </w:t>
+      </w:r>
+      <w:r>
+        <w:rPr>
+          <w:i/>
+          <w:iCs/>
+        </w:rPr>
         <w:t>Personality and Individual Differences, 3</w:t>
       </w:r>
       <w:r>
         <w:t>, 35–42. https://doi.org/10.1016/0191-8869(82)90072-1</w:t>
+      </w:r>
+    </w:p>
+    <w:p>
+      <w:pPr>
+        <w:ind w:left="720" w:hanging="720"/>
+      </w:pPr>
+      <w:r>
+        <w:t xml:space="preserve">Hare, R. D. (2003). Manual for the Hare Psychopathy Checklist–Revised (2nd ed.). Multi-Health Systems.</w:t>
       </w:r>
     </w:p>
     <w:p>
@@ -6105,26 +6169,15 @@
         <w:ind w:left="720" w:hanging="720"/>
       </w:pPr>
       <w:r>
-        <w:t xml:space="preserve">Jones, D. N., &amp; Paulhus, D. L. (2011). Differentiating the Dark Triad within the interpersonal circumplex. In L. M. Horowitz &amp; S. Strack (Eds.), </w:t>
-      </w:r>
-      <w:r>
-        <w:rPr>
-          <w:i/>
-          <w:iCs/>
-        </w:rPr>
-        <w:t>Handbook of interpersonal psychology: Theory, research, assessment, and therapeutic interventions</w:t>
-      </w:r>
-      <w:r>
-        <w:t xml:space="preserve"> (pp. 249–267). John Wiley &amp; Sons, Inc..</w:t>
-      </w:r>
-      <w:r>
-        <w:rPr>
-          <w:rFonts w:hint="eastAsia"/>
-        </w:rPr>
-        <w:t xml:space="preserve"> </w:t>
-      </w:r>
-      <w:r>
-        <w:t>https://doi.org/10.1002/9781118001868.ch15</w:t>
+        <w:t xml:space="preserve">Jones, D. N., &amp; Paulhus, D. L. (2009). Machiavellianism. In M. R. Leary &amp; R. H. Hoyle (Eds.), Handbook of individual differences in social behavior (pp. 93–108). Guilford Press.</w:t>
+      </w:r>
+    </w:p>
+    <w:p>
+      <w:pPr>
+        <w:ind w:left="720" w:hanging="720"/>
+      </w:pPr>
+      <w:r>
+        <w:t xml:space="preserve">Jones, D. N., &amp; Paulhus, D. L. (2010). Different provocations trigger aggression in narcissists and psychopaths. Social Psychological and Personality Science, 1(1), 12–18. https://doi.org/10.1177/1948550609347591</w:t>
       </w:r>
     </w:p>
     <w:p>
@@ -6507,6 +6560,14 @@
         <w:ind w:left="720" w:hanging="720"/>
       </w:pPr>
       <w:r>
+        <w:t xml:space="preserve">Lynam, D. R., &amp; Derefinko, K. J. (2006). Psychopathy and personality. In C. J. Patrick (Ed.), Handbook of psychopathy (pp. 133–155). Guilford Press.</w:t>
+      </w:r>
+    </w:p>
+    <w:p>
+      <w:pPr>
+        <w:ind w:left="720" w:hanging="720"/>
+      </w:pPr>
+      <w:r>
         <w:t xml:space="preserve">Machiha, M. M., &amp; Brew, G. (2019). Predictors of Work Engagement Among University Teachers: The Role of Personality and Perceived </w:t>
       </w:r>
       <w:proofErr w:type="spellStart"/>
@@ -6972,6 +7033,14 @@
       </w:r>
       <w:r>
         <w:t>, 401–421. https://doi.org/10.1146/annurev.psych.57.102904.190127</w:t>
+      </w:r>
+    </w:p>
+    <w:p>
+      <w:pPr>
+        <w:ind w:left="720" w:hanging="720"/>
+      </w:pPr>
+      <w:r>
+        <w:t xml:space="preserve">Paulhus, D. L. (2001). Normal narcissism: Two minimalist accounts. Psychological Inquiry, 12(4), 228–230. https://doi.org/10.1207/S15327965PLI1204_5</w:t>
       </w:r>
     </w:p>
     <w:p>
@@ -16205,6 +16274,14 @@
             <w:vAlign w:val="bottom"/>
             <w:hideMark/>
           </w:tcPr>
+          <w:p>
+            <w:pPr>
+              <w:ind w:left="720" w:hanging="720"/>
+            </w:pPr>
+            <w:r>
+              <w:t xml:space="preserve">Zuckerman, M. (1994). Behavioral expressions and biosocial bases of sensation seeking. Cambridge University Press.</w:t>
+            </w:r>
+          </w:p>
           <w:p>
             <w:pPr>
               <w:jc w:val="center"/>

--- a/harassment/paper/Manuscript_all.docx
+++ b/harassment/paper/Manuscript_all.docx
@@ -490,6 +490,16 @@
         <w:widowControl/>
         <w:spacing w:line="276" w:lineRule="auto"/>
         <w:jc w:val="left"/>
+        <w:rPr>
+          <w:rFonts w:hint="eastAsia"/>
+        </w:rPr>
+      </w:pPr>
+    </w:p>
+    <w:p>
+      <w:pPr>
+        <w:widowControl/>
+        <w:spacing w:line="276" w:lineRule="auto"/>
+        <w:jc w:val="left"/>
       </w:pPr>
       <w:r>
         <w:br w:type="page"/>
@@ -673,21 +683,25 @@
         <w:rPr>
           <w:rFonts w:asciiTheme="majorBidi" w:eastAsiaTheme="minorEastAsia" w:hAnsiTheme="majorBidi" w:cstheme="majorBidi"/>
         </w:rPr>
-        <w:t xml:space="preserve">Narcissism, Machiavellianism, and Psychopathy, which constitute the Dark Triad, all share selfishness and a lack of empathy, yet they are distinguished by different psychological characteristics and behavioral tendencies (Paulhus &amp; Williams, 2002). Narcissism is characterized by exaggerated self-love and a heightened sense of self-importance, along with a strong need for approval (Morf &amp; </w:t>
-      </w:r>
-      <w:proofErr w:type="spellStart"/>
+        <w:t>Narcissism, Machiavellianism, and Psychopathy, which constitute the Dark Triad, all share selfishness and a lack of empathy, yet they are distinguished by different psychological characteristics and behavioral tendencies (Paulhus &amp; Williams, 2002). Narcissism is characterized by exaggerated self-love and a heightened sense of self-importance, along with a strong need for approval (Morf &amp; Rhodewalt, 2001</w:t>
+      </w:r>
+      <w:r>
+        <w:rPr>
+          <w:rFonts w:asciiTheme="majorBidi" w:eastAsiaTheme="minorEastAsia" w:hAnsiTheme="majorBidi" w:cstheme="majorBidi" w:hint="eastAsia"/>
+        </w:rPr>
+        <w:t xml:space="preserve">; </w:t>
+      </w:r>
       <w:r>
         <w:rPr>
           <w:rFonts w:asciiTheme="majorBidi" w:eastAsiaTheme="minorEastAsia" w:hAnsiTheme="majorBidi" w:cstheme="majorBidi"/>
         </w:rPr>
-        <w:t>Rhodewalt</w:t>
-      </w:r>
-      <w:proofErr w:type="spellEnd"/>
+        <w:t xml:space="preserve"> </w:t>
+      </w:r>
       <w:r>
         <w:rPr>
           <w:rFonts w:asciiTheme="majorBidi" w:eastAsiaTheme="minorEastAsia" w:hAnsiTheme="majorBidi" w:cstheme="majorBidi"/>
         </w:rPr>
-        <w:t>, 2001</w:t>
+        <w:t>Raskin &amp; Terry, 1988). It is particularly notable for being motivated to maintain a grandiose self-image and to gain admiration from others (Campbell et al., 2002; Miller &amp; Campbell, 2008). At the same time, while narcissism is associated with facets such as extraversion and potential leadership qualities (Brunell et al., 2008</w:t>
       </w:r>
       <w:r>
         <w:rPr>
@@ -699,13 +713,19 @@
         <w:rPr>
           <w:rFonts w:asciiTheme="majorBidi" w:eastAsiaTheme="minorEastAsia" w:hAnsiTheme="majorBidi" w:cstheme="majorBidi"/>
         </w:rPr>
-        <w:t xml:space="preserve"> </w:t>
+        <w:t>Paulhus, 200</w:t>
+      </w:r>
+      <w:r>
+        <w:rPr>
+          <w:rFonts w:asciiTheme="majorBidi" w:eastAsiaTheme="minorEastAsia" w:hAnsiTheme="majorBidi" w:cstheme="majorBidi" w:hint="eastAsia"/>
+        </w:rPr>
+        <w:t>1</w:t>
       </w:r>
       <w:r>
         <w:rPr>
           <w:rFonts w:asciiTheme="majorBidi" w:eastAsiaTheme="minorEastAsia" w:hAnsiTheme="majorBidi" w:cstheme="majorBidi"/>
         </w:rPr>
-        <w:t>Raskin &amp; Terry, 1988). It is particularly notable for being motivated to maintain a grandiose self-image and to gain admiration from others (Campbell et al., 2002; Miller &amp; Campbell, 2008). At the same time, while narcissism is associated with facets such as extraversion and potential leadership qualities (Brunell et al., 2008</w:t>
+        <w:t>), it is also linked to hypersensitivity to criticism and aggressive reactions (Bushman &amp; Baumeister, 1998; Thomaes et al., 2009). Machiavellianism is characterized by cold-bloodedness in manipulating others, long-term strategic thinking, and self-serving behaviors accompanied by moral flexibility (Christie &amp; Geis, 1970; Wilson et al., 1996). This trait is tied to a desire for social dominance and pursuit of power (Fehr et al., 1992</w:t>
       </w:r>
       <w:r>
         <w:rPr>
@@ -717,99 +737,19 @@
         <w:rPr>
           <w:rFonts w:asciiTheme="majorBidi" w:eastAsiaTheme="minorEastAsia" w:hAnsiTheme="majorBidi" w:cstheme="majorBidi"/>
         </w:rPr>
-        <w:t>Paulhus, 200</w:t>
-      </w:r>
-      <w:r>
-        <w:rPr>
-          <w:rFonts w:asciiTheme="majorBidi" w:eastAsiaTheme="minorEastAsia" w:hAnsiTheme="majorBidi" w:cstheme="majorBidi" w:hint="eastAsia"/>
-        </w:rPr>
-        <w:t>1</w:t>
+        <w:t xml:space="preserve">Jonason &amp; Webster, 2010), and is associated with a lack of empathy toward others and low moral concern (Jones &amp; Paulhus, 2009; McHoskey, 1995). </w:t>
       </w:r>
       <w:r>
         <w:rPr>
           <w:rFonts w:asciiTheme="majorBidi" w:eastAsiaTheme="minorEastAsia" w:hAnsiTheme="majorBidi" w:cstheme="majorBidi"/>
         </w:rPr>
-        <w:t xml:space="preserve">), it is also linked to hypersensitivity to criticism and aggressive reactions (Bushman &amp; Baumeister, 1998; </w:t>
-      </w:r>
-      <w:proofErr w:type="spellStart"/>
+        <w:t>It is also associated with higher levels of dishonesty and deceptive behavior in interpersonal relationships (Muris et al., 2017; Paulhus &amp; Williams, 2002).</w:t>
+      </w:r>
       <w:r>
         <w:rPr>
           <w:rFonts w:asciiTheme="majorBidi" w:eastAsiaTheme="minorEastAsia" w:hAnsiTheme="majorBidi" w:cstheme="majorBidi"/>
         </w:rPr>
-        <w:t>Thomaes</w:t>
-      </w:r>
-      <w:proofErr w:type="spellEnd"/>
-      <w:r>
-        <w:rPr>
-          <w:rFonts w:asciiTheme="majorBidi" w:eastAsiaTheme="minorEastAsia" w:hAnsiTheme="majorBidi" w:cstheme="majorBidi"/>
-        </w:rPr>
-        <w:t xml:space="preserve"> et al., 2009). Machiavellianism is characterized by cold-bloodedness in manipulating others, long-term strategic thinking, and self-serving behaviors accompanied by moral flexibility (Christie &amp; Geis, 1970; Wilson et al., 1996). This trait is tied to a desire for social dominance and pursuit of power (Fehr et al., 1992</w:t>
-      </w:r>
-      <w:r>
-        <w:rPr>
-          <w:rFonts w:asciiTheme="majorBidi" w:eastAsiaTheme="minorEastAsia" w:hAnsiTheme="majorBidi" w:cstheme="majorBidi" w:hint="eastAsia"/>
-        </w:rPr>
-        <w:t xml:space="preserve">; </w:t>
-      </w:r>
-      <w:r>
-        <w:rPr>
-          <w:rFonts w:asciiTheme="majorBidi" w:eastAsiaTheme="minorEastAsia" w:hAnsiTheme="majorBidi" w:cstheme="majorBidi"/>
-        </w:rPr>
-        <w:t xml:space="preserve">Jonason &amp; Webster, 2010), and is associated with a lack of empathy toward others and low moral concern (Jones &amp; Paulhus, 2009; </w:t>
-      </w:r>
-      <w:proofErr w:type="spellStart"/>
-      <w:r>
-        <w:rPr>
-          <w:rFonts w:asciiTheme="majorBidi" w:eastAsiaTheme="minorEastAsia" w:hAnsiTheme="majorBidi" w:cstheme="majorBidi"/>
-        </w:rPr>
-        <w:t>McHoskey</w:t>
-      </w:r>
-      <w:proofErr w:type="spellEnd"/>
-      <w:r>
-        <w:rPr>
-          <w:rFonts w:asciiTheme="majorBidi" w:eastAsiaTheme="minorEastAsia" w:hAnsiTheme="majorBidi" w:cstheme="majorBidi"/>
-        </w:rPr>
-        <w:t xml:space="preserve">, 1995). </w:t>
-      </w:r>
-      <w:r>
-        <w:rPr>
-          <w:rFonts w:asciiTheme="majorBidi" w:eastAsiaTheme="minorEastAsia" w:hAnsiTheme="majorBidi" w:cstheme="majorBidi"/>
-        </w:rPr>
-        <w:t>It is also associated with higher levels of dishonesty and deceptive behavior in interpersonal relationships (Muris et al., 2017; Paulhus &amp; Williams, 2002).</w:t>
-      </w:r>
-      <w:r>
-        <w:rPr>
-          <w:rFonts w:asciiTheme="majorBidi" w:eastAsiaTheme="minorEastAsia" w:hAnsiTheme="majorBidi" w:cstheme="majorBidi"/>
-        </w:rPr>
-        <w:t xml:space="preserve"> Psychopathy is characterized by a lack of empathy and guilt, strong impulsivity, and a callous interpersonal attitude (Cleckley, 1941; Hare, 2003). This trait is deeply related to antisocial behaviors and norm violations (Hare, 1982; Lynam &amp; </w:t>
-      </w:r>
-      <w:proofErr w:type="spellStart"/>
-      <w:r>
-        <w:rPr>
-          <w:rFonts w:asciiTheme="majorBidi" w:eastAsiaTheme="minorEastAsia" w:hAnsiTheme="majorBidi" w:cstheme="majorBidi"/>
-        </w:rPr>
-        <w:t>Derefinko</w:t>
-      </w:r>
-      <w:proofErr w:type="spellEnd"/>
-      <w:r>
-        <w:rPr>
-          <w:rFonts w:asciiTheme="majorBidi" w:eastAsiaTheme="minorEastAsia" w:hAnsiTheme="majorBidi" w:cstheme="majorBidi"/>
-        </w:rPr>
-        <w:t>, 2006), and is known to be associated with high sensation-seeking and risk-taking behaviors (</w:t>
-      </w:r>
-      <w:proofErr w:type="spellStart"/>
-      <w:r>
-        <w:rPr>
-          <w:rFonts w:asciiTheme="majorBidi" w:eastAsiaTheme="minorEastAsia" w:hAnsiTheme="majorBidi" w:cstheme="majorBidi"/>
-        </w:rPr>
-        <w:t>Sellbom</w:t>
-      </w:r>
-      <w:proofErr w:type="spellEnd"/>
-      <w:r>
-        <w:rPr>
-          <w:rFonts w:asciiTheme="majorBidi" w:eastAsiaTheme="minorEastAsia" w:hAnsiTheme="majorBidi" w:cstheme="majorBidi"/>
-        </w:rPr>
-        <w:t xml:space="preserve"> &amp; Verona, 2007</w:t>
+        <w:t xml:space="preserve"> Psychopathy is characterized by a lack of empathy and guilt, strong impulsivity, and a callous interpersonal attitude (Cleckley, 1941; Hare, 2003). This trait is deeply related to antisocial behaviors and norm violations (Hare, 1982; Lynam &amp; Derefinko, 2006), and is known to be associated with high sensation-seeking and risk-taking behaviors (Sellbom &amp; Verona, 2007</w:t>
       </w:r>
       <w:r>
         <w:rPr>
@@ -1012,19 +952,23 @@
         </w:rPr>
         <w:t xml:space="preserve">; </w:t>
       </w:r>
-      <w:proofErr w:type="spellStart"/>
       <w:r>
         <w:rPr>
           <w:rFonts w:asciiTheme="majorBidi" w:eastAsiaTheme="minorEastAsia" w:hAnsiTheme="majorBidi" w:cstheme="majorBidi"/>
         </w:rPr>
-        <w:t>Tsuno</w:t>
-      </w:r>
-      <w:proofErr w:type="spellEnd"/>
+        <w:t>Tsuno &amp; Kawakami, 2015). Machiavellianism, characterized by cold manipulation of others, strategic thinking, and instrumental interpersonal orientation accompanied by moral flexibility, is associated with reduced organizational citizenship behaviors (OCB) and bullying perpetration through interpersonal exploitation and self-serving decision-making (Baughman et al., 2012</w:t>
+      </w:r>
+      <w:r>
+        <w:rPr>
+          <w:rFonts w:asciiTheme="majorBidi" w:eastAsiaTheme="minorEastAsia" w:hAnsiTheme="majorBidi" w:cstheme="majorBidi" w:hint="eastAsia"/>
+        </w:rPr>
+        <w:t xml:space="preserve">; </w:t>
+      </w:r>
       <w:r>
         <w:rPr>
           <w:rFonts w:asciiTheme="majorBidi" w:eastAsiaTheme="minorEastAsia" w:hAnsiTheme="majorBidi" w:cstheme="majorBidi"/>
         </w:rPr>
-        <w:t xml:space="preserve"> &amp; Kawakami, 2015). Machiavellianism, characterized by cold manipulation of others, strategic thinking, and instrumental interpersonal orientation accompanied by moral flexibility, is associated with reduced organizational citizenship behaviors (OCB) and bullying perpetration through interpersonal exploitation and self-serving decision-making (Baughman et al., 2012</w:t>
+        <w:t>Christie &amp; Geis, 1970; Dåderman &amp; Ragnestål-Impola, 2019; Zettler &amp; Solga, 2013). Together with distortions of cognition related to gender roles, it has also been linked to heightened tendencies toward sexual harassment (Jonason et al., 2012; Jones &amp; Paulhus, 2010</w:t>
       </w:r>
       <w:r>
         <w:rPr>
@@ -1036,72 +980,25 @@
         <w:rPr>
           <w:rFonts w:asciiTheme="majorBidi" w:eastAsiaTheme="minorEastAsia" w:hAnsiTheme="majorBidi" w:cstheme="majorBidi"/>
         </w:rPr>
-        <w:t xml:space="preserve">Christie &amp; Geis, 1970; </w:t>
-      </w:r>
-      <w:proofErr w:type="spellStart"/>
+        <w:t>Zeigler-Hill et al., 2016), and its harmfulness has been consistently confirmed as a predictor of CWB and norm violations (Lee et al., 2005</w:t>
+      </w:r>
+      <w:r>
+        <w:rPr>
+          <w:rFonts w:asciiTheme="majorBidi" w:eastAsiaTheme="minorEastAsia" w:hAnsiTheme="majorBidi" w:cstheme="majorBidi" w:hint="eastAsia"/>
+        </w:rPr>
+        <w:t xml:space="preserve">; </w:t>
+      </w:r>
       <w:r>
         <w:rPr>
           <w:rFonts w:asciiTheme="majorBidi" w:eastAsiaTheme="minorEastAsia" w:hAnsiTheme="majorBidi" w:cstheme="majorBidi"/>
         </w:rPr>
-        <w:t>Dåderman</w:t>
-      </w:r>
-      <w:proofErr w:type="spellEnd"/>
+        <w:t xml:space="preserve">O’Boyle et al., 2012). Narcissism, with its grandiosity, sense of entitlement, and excessive need for admiration, manifests as interpersonal dominance and a focus on nominal achievements, and in top management is associated with striking but volatile decisions such as strategic dynamism and grandiose tendencies in mergers and acquisitions (Chatterjee &amp; Hambrick, 2007). At the same time, it has also been linked to aggression in ego-threatening situations, tendencies toward sexual coercion, and CWB (Bushman et al., 2003; Grijalva &amp; Newman, 2015; O’Boyle et al., 2012), overlapping with social manipulativeness that promotes short-term mating strategies and opportunistic interpersonal behaviors (Jonason et al., 2009; Jones &amp; Paulhus, 2010). From an integrative perspective, although the pathways and manifestations of each Dark Triad trait differ, they converge on diverse deviant behaviors such as bullying, abusive supervision, misconduct, and sexual harassment, and they share the common feature of negatively impacting workplace safety, health, engagement, and retention (LeBreton et al., 2018; Mathieu et al., 2013; O’Boyle et al., 2012; Zeigler-Hill et al., 2016). </w:t>
+      </w:r>
       <w:r>
         <w:rPr>
           <w:rFonts w:asciiTheme="majorBidi" w:eastAsiaTheme="minorEastAsia" w:hAnsiTheme="majorBidi" w:cstheme="majorBidi"/>
         </w:rPr>
-        <w:t xml:space="preserve"> &amp; </w:t>
-      </w:r>
-      <w:proofErr w:type="spellStart"/>
-      <w:r>
-        <w:rPr>
-          <w:rFonts w:asciiTheme="majorBidi" w:eastAsiaTheme="minorEastAsia" w:hAnsiTheme="majorBidi" w:cstheme="majorBidi"/>
-        </w:rPr>
-        <w:t>Ragnestål</w:t>
-      </w:r>
-      <w:proofErr w:type="spellEnd"/>
-      <w:r>
-        <w:rPr>
-          <w:rFonts w:asciiTheme="majorBidi" w:eastAsiaTheme="minorEastAsia" w:hAnsiTheme="majorBidi" w:cstheme="majorBidi"/>
-        </w:rPr>
-        <w:t>-Impola, 2019; Zettler &amp; Solga, 2013). Together with distortions of cognition related to gender roles, it has also been linked to heightened tendencies toward sexual harassment (Jonason et al., 2012; Jones &amp; Paulhus, 2010</w:t>
-      </w:r>
-      <w:r>
-        <w:rPr>
-          <w:rFonts w:asciiTheme="majorBidi" w:eastAsiaTheme="minorEastAsia" w:hAnsiTheme="majorBidi" w:cstheme="majorBidi" w:hint="eastAsia"/>
-        </w:rPr>
-        <w:t xml:space="preserve">; </w:t>
-      </w:r>
-      <w:r>
-        <w:rPr>
-          <w:rFonts w:asciiTheme="majorBidi" w:eastAsiaTheme="minorEastAsia" w:hAnsiTheme="majorBidi" w:cstheme="majorBidi"/>
-        </w:rPr>
-        <w:t>Zeigler-Hill et al., 2016), and its harmfulness has been consistently confirmed as a predictor of CWB and norm violations (Lee et al., 2005</w:t>
-      </w:r>
-      <w:r>
-        <w:rPr>
-          <w:rFonts w:asciiTheme="majorBidi" w:eastAsiaTheme="minorEastAsia" w:hAnsiTheme="majorBidi" w:cstheme="majorBidi" w:hint="eastAsia"/>
-        </w:rPr>
-        <w:t xml:space="preserve">; </w:t>
-      </w:r>
-      <w:r>
-        <w:rPr>
-          <w:rFonts w:asciiTheme="majorBidi" w:eastAsiaTheme="minorEastAsia" w:hAnsiTheme="majorBidi" w:cstheme="majorBidi"/>
-        </w:rPr>
-        <w:t xml:space="preserve">O’Boyle et al., 2012). Narcissism, with its grandiosity, sense of entitlement, and excessive need for admiration, manifests as interpersonal dominance and a focus on nominal achievements, and in top management is associated with striking but volatile decisions such as strategic dynamism and grandiose tendencies in mergers and acquisitions (Chatterjee &amp; Hambrick, 2007). At the same time, it has also been linked to aggression in ego-threatening situations, tendencies toward sexual coercion, and CWB (Bushman et al., 2003; Grijalva &amp; Newman, 2015; O’Boyle et al., 2012), overlapping with social manipulativeness that promotes short-term mating strategies and opportunistic interpersonal behaviors (Jonason et al., 2009; Jones &amp; Paulhus, 2010). From an integrative perspective, although the pathways and manifestations of each Dark Triad trait differ, they converge on diverse deviant behaviors such as bullying, abusive supervision, misconduct, and sexual harassment, and they share the common feature of negatively impacting workplace safety, health, engagement, and retention (LeBreton et al., 2018; Mathieu et al., 2013; O’Boyle et al., 2012; Zeigler-Hill et al., 2016). </w:t>
-      </w:r>
-      <w:r>
-        <w:rPr>
-          <w:rFonts w:asciiTheme="majorBidi" w:eastAsiaTheme="minorEastAsia" w:hAnsiTheme="majorBidi" w:cstheme="majorBidi"/>
-        </w:rPr>
-        <w:t xml:space="preserve">Conversely, within the </w:t>
-      </w:r>
-      <w:r>
-        <w:rPr>
-          <w:rFonts w:asciiTheme="majorBidi" w:eastAsiaTheme="minorEastAsia" w:hAnsiTheme="majorBidi" w:cstheme="majorBidi"/>
-        </w:rPr>
-        <w:lastRenderedPageBreak/>
-        <w:t xml:space="preserve">HEXACO </w:t>
+        <w:t xml:space="preserve">Conversely, within the HEXACO </w:t>
       </w:r>
       <w:r>
         <w:rPr>
@@ -1201,69 +1098,19 @@
         <w:rPr>
           <w:rFonts w:asciiTheme="majorBidi" w:eastAsiaTheme="minorEastAsia" w:hAnsiTheme="majorBidi" w:cstheme="majorBidi"/>
         </w:rPr>
-        <w:t xml:space="preserve">Thielmann et al., 2021). Moreover, strong negative associations with the “dark” traits that counteract self-enhancement and the pursuit of resources and advantage have been consistently reported, suggesting the distinctiveness of the HEXACO moral dimension (Lee et al., 2013; </w:t>
-      </w:r>
-      <w:proofErr w:type="spellStart"/>
+        <w:t>Thielmann et al., 2021). Moreover, strong negative associations with the “dark” traits that counteract self-enhancement and the pursuit of resources and advantage have been consistently reported, suggesting the distinctiveness of the HEXACO moral dimension (Lee et al., 2013; Moshagen et al., 2018). Emotionality encompasses anxiety, sensitivity to threat, dependence, and sentimentality, but it is a reconceptualization that separates the anger component from Neuroticism in the FFM (Ashton &amp; Lee, 2007; Ashton &amp; Lee, 2009). Cross-cultural studies have repeatedly confirmed that women score relatively higher on this dimension (Costa et al., 2001; Schmitt et al., 2008), and meta-analyses at the scale level have demonstrated high internal consistency and self–other agreement (Morales, 2020</w:t>
+      </w:r>
+      <w:r>
+        <w:rPr>
+          <w:rFonts w:asciiTheme="majorBidi" w:eastAsiaTheme="minorEastAsia" w:hAnsiTheme="majorBidi" w:cstheme="majorBidi" w:hint="eastAsia"/>
+        </w:rPr>
+        <w:t xml:space="preserve">; </w:t>
+      </w:r>
       <w:r>
         <w:rPr>
           <w:rFonts w:asciiTheme="majorBidi" w:eastAsiaTheme="minorEastAsia" w:hAnsiTheme="majorBidi" w:cstheme="majorBidi"/>
         </w:rPr>
-        <w:t>Moshagen</w:t>
-      </w:r>
-      <w:proofErr w:type="spellEnd"/>
-      <w:r>
-        <w:rPr>
-          <w:rFonts w:asciiTheme="majorBidi" w:eastAsiaTheme="minorEastAsia" w:hAnsiTheme="majorBidi" w:cstheme="majorBidi"/>
-        </w:rPr>
-        <w:t xml:space="preserve"> </w:t>
-      </w:r>
-      <w:r>
-        <w:rPr>
-          <w:rFonts w:asciiTheme="majorBidi" w:eastAsiaTheme="minorEastAsia" w:hAnsiTheme="majorBidi" w:cstheme="majorBidi"/>
-        </w:rPr>
-        <w:lastRenderedPageBreak/>
-        <w:t>et al., 2018). Emotionality encompasses anxiety, sensitivity to threat, dependence, and sentimentality, but it is a reconceptualization that separates the anger component from Neuroticism in the FFM (Ashton &amp; Lee, 2007; Ashton &amp; Lee, 2009). Cross-cultural studies have repeatedly confirmed that women score relatively higher on this dimension (Costa et al., 2001; Schmitt et al., 2008), and meta-analyses at the scale level have demonstrated high internal consistency and self–other agreement (Morales, 2020</w:t>
-      </w:r>
-      <w:r>
-        <w:rPr>
-          <w:rFonts w:asciiTheme="majorBidi" w:eastAsiaTheme="minorEastAsia" w:hAnsiTheme="majorBidi" w:cstheme="majorBidi" w:hint="eastAsia"/>
-        </w:rPr>
-        <w:t xml:space="preserve">; </w:t>
-      </w:r>
-      <w:proofErr w:type="spellStart"/>
-      <w:r>
-        <w:rPr>
-          <w:rFonts w:asciiTheme="majorBidi" w:eastAsiaTheme="minorEastAsia" w:hAnsiTheme="majorBidi" w:cstheme="majorBidi"/>
-        </w:rPr>
-        <w:t>Moshagen</w:t>
-      </w:r>
-      <w:proofErr w:type="spellEnd"/>
-      <w:r>
-        <w:rPr>
-          <w:rFonts w:asciiTheme="majorBidi" w:eastAsiaTheme="minorEastAsia" w:hAnsiTheme="majorBidi" w:cstheme="majorBidi"/>
-        </w:rPr>
-        <w:t xml:space="preserve"> et al., 2019). Extraversion is characterized by social self-esteem, boldness, sociability, and liveliness (Ashton &amp; Lee, 2007; Ashton &amp; Lee, 2009). While it corresponds strongly to extraversion in the FFM, within the highly orthogonal structure of HEXACO it is repositioned as a core component involving interpersonal energy and reward sensitivity (Thielmann et al., 2021). Differentiation from subordinate features such as intellectual engagement and dominance has been shown to increase the granularity of behavioral prediction (Anglim et al., 2022; Zettler et al., 2020). Agreeableness, centered on tolerance, gentleness, patience, and forgiveness, is redefined by incorporating anger-related tendencies that were included on the side of Neuroticism in the FFM (Ashton &amp; Lee, 2007; Thielmann et al., 2021). By emphasizing interpersonal regulatory functions such as low aggressiveness and low propensity for revenge, it captures more precisely the individual differences in behavioral restraint and tolerance in conflict situations (Ashton et al., 2014; Zettler et al., 2020). Conscientiousness forms the core of self-regulation, encompassing orderliness, diligence, perfectionism, and prudence (Ashton &amp; Lee, 2007; Ashton &amp; Lee, 2009). Reflecting long-term goal orientation and the discipline of error avoidance, it has been shown in reviews and meta-analyses to contribute reliably to the prediction of a wide range of important outcomes (Ozer &amp; Benet-Martínez, 2006; Zettler et al., 2020). Comparative studies across models have also confirmed an extremely strong correspondence with Conscientiousness in the FFM (Thielmann et al., 2021). Openness to Experience, based on aesthetic sensitivity, inquisitiveness, creativity, and unconventionality, </w:t>
-      </w:r>
-      <w:r>
-        <w:rPr>
-          <w:rFonts w:asciiTheme="majorBidi" w:eastAsiaTheme="minorEastAsia" w:hAnsiTheme="majorBidi" w:cstheme="majorBidi"/>
-        </w:rPr>
-        <w:lastRenderedPageBreak/>
-        <w:t xml:space="preserve">reflects intellectual curiosity and the breadth of value orientation (Ashton &amp; Lee, 2007; Ashton &amp; Lee, 2009). Associations have been confirmed with crystallized intelligence, worldviews, and attitudes (Anglim et al., 2022; Lee, Ashton, </w:t>
-      </w:r>
-      <w:proofErr w:type="spellStart"/>
-      <w:r>
-        <w:rPr>
-          <w:rFonts w:asciiTheme="majorBidi" w:eastAsiaTheme="minorEastAsia" w:hAnsiTheme="majorBidi" w:cstheme="majorBidi"/>
-        </w:rPr>
-        <w:t>Ogunfowora</w:t>
-      </w:r>
-      <w:proofErr w:type="spellEnd"/>
-      <w:r>
-        <w:rPr>
-          <w:rFonts w:asciiTheme="majorBidi" w:eastAsiaTheme="minorEastAsia" w:hAnsiTheme="majorBidi" w:cstheme="majorBidi"/>
-        </w:rPr>
-        <w:t>, Bourdage, &amp; Shin, 2010). While maintaining high correspondence with Openness in the FFM, it clarifies individual differences in cognitive flexibility and value orientation within the independent structure of HEXACO as a whole (Lee, Ashton, Griep, &amp; Edmonds, 2018</w:t>
+        <w:t>Moshagen et al., 2019). Extraversion is characterized by social self-esteem, boldness, sociability, and liveliness (Ashton &amp; Lee, 2007; Ashton &amp; Lee, 2009). While it corresponds strongly to extraversion in the FFM, within the highly orthogonal structure of HEXACO it is repositioned as a core component involving interpersonal energy and reward sensitivity (Thielmann et al., 2021). Differentiation from subordinate features such as intellectual engagement and dominance has been shown to increase the granularity of behavioral prediction (Anglim et al., 2022; Zettler et al., 2020). Agreeableness, centered on tolerance, gentleness, patience, and forgiveness, is redefined by incorporating anger-related tendencies that were included on the side of Neuroticism in the FFM (Ashton &amp; Lee, 2007; Thielmann et al., 2021). By emphasizing interpersonal regulatory functions such as low aggressiveness and low propensity for revenge, it captures more precisely the individual differences in behavioral restraint and tolerance in conflict situations (Ashton et al., 2014; Zettler et al., 2020). Conscientiousness forms the core of self-regulation, encompassing orderliness, diligence, perfectionism, and prudence (Ashton &amp; Lee, 2007; Ashton &amp; Lee, 2009). Reflecting long-term goal orientation and the discipline of error avoidance, it has been shown in reviews and meta-analyses to contribute reliably to the prediction of a wide range of important outcomes (Ozer &amp; Benet-Martínez, 2006; Zettler et al., 2020). Comparative studies across models have also confirmed an extremely strong correspondence with Conscientiousness in the FFM (Thielmann et al., 2021). Openness to Experience, based on aesthetic sensitivity, inquisitiveness, creativity, and unconventionality, reflects intellectual curiosity and the breadth of value orientation (Ashton &amp; Lee, 2007; Ashton &amp; Lee, 2009). Associations have been confirmed with crystallized intelligence, worldviews, and attitudes (Anglim et al., 2022; Lee, Ashton, Ogunfowora, Bourdage, &amp; Shin, 2010). While maintaining high correspondence with Openness in the FFM, it clarifies individual differences in cognitive flexibility and value orientation within the independent structure of HEXACO as a whole (Lee, Ashton, Griep, &amp; Edmonds, 2018</w:t>
       </w:r>
       <w:r>
         <w:rPr>
@@ -1345,42 +1192,67 @@
         <w:rPr>
           <w:rFonts w:asciiTheme="majorBidi" w:eastAsiaTheme="minorEastAsia" w:hAnsiTheme="majorBidi" w:cstheme="majorBidi"/>
         </w:rPr>
-        <w:t xml:space="preserve">The HEXACO model has accumulated evidence as a powerful framework for explaining a wide range of workplace behaviors—such as the preference for and enactment of leadership, organizational citizenship behavior (OCB) and counterproductive work behavior (CWB), work engagement and burnout, job satisfaction, performance, turnover intentions, attitudes toward diversity, and even measurement approaches in personnel selection. Studies have demonstrated that not only domain-level but also facet-level examinations can enhance predictive validity, that facets such as fairness and diligence are particularly important, and that person–leader fit as well as contextualized assessments (e.g., situational judgment tests, SJTs) have proven useful (Ashton &amp; Lee, 2007; </w:t>
-      </w:r>
-      <w:proofErr w:type="spellStart"/>
+        <w:t>The HEXACO model has accumulated evidence as a powerful framework for explaining a wide range of workplace behaviors—such as the preference for and enactment of leadership, organizational citizenship behavior (OCB) and counterproductive work behavior (CWB), work engagement and burnout, job satisfaction, performance, turnover intentions, attitudes toward diversity, and even measurement approaches in personnel selection. Studies have demonstrated that not only domain-level but also facet-level examinations can enhance predictive validity, that facets such as fairness and diligence are particularly important, and that person–leader fit as well as contextualized assessments (e.g., situational judgment tests, SJTs) have proven useful (Ashton &amp; Lee, 2007; Breevaart &amp; de Vries, 2017; Pletzer et al., 2021). Honesty–Humility, reflecting characteristics such as sincerity, fairness, low greed, and restrained status-seeking, has consistently been shown to strongly suppress workplace deviance, misconduct, and abuse, and to be associated with ethical, servant, and democratic leadership (Ashton &amp; Lee, 2007; Pletzer et al., 2019b; Pletzer et al., 2021). Measurement of HEXACO through SJTs has revealed associations between Honesty–Humility and supervisor-rated OCB, suggesting its potential as an indicator of selection validity (Breevaart &amp; de Vries, 2017; Lee et al., 2005</w:t>
+      </w:r>
+      <w:r>
+        <w:rPr>
+          <w:rFonts w:asciiTheme="majorBidi" w:eastAsiaTheme="minorEastAsia" w:hAnsiTheme="majorBidi" w:cstheme="majorBidi" w:hint="eastAsia"/>
+        </w:rPr>
+        <w:t xml:space="preserve">; </w:t>
+      </w:r>
       <w:r>
         <w:rPr>
           <w:rFonts w:asciiTheme="majorBidi" w:eastAsiaTheme="minorEastAsia" w:hAnsiTheme="majorBidi" w:cstheme="majorBidi"/>
         </w:rPr>
-        <w:t>Breevaart</w:t>
-      </w:r>
-      <w:proofErr w:type="spellEnd"/>
+        <w:t>Oostrom et al., 2019). Emotionality, which includes tendencies toward anxiety, dependence, and sentimentality, is related to the risk of burnout and vulnerability to stressors (Bianchi, 2018; Maslach &amp; Leiter, 2016; Răducu &amp; Stănculescu, 2022). This finding is consistent with evidence that followers sensitive to interpersonal safety and care orientation prefer relationship-oriented or task-oriented leaders (Breevaart &amp; de Vries, 2021; Hoch et al., 2018</w:t>
+      </w:r>
+      <w:r>
+        <w:rPr>
+          <w:rFonts w:asciiTheme="majorBidi" w:eastAsiaTheme="minorEastAsia" w:hAnsiTheme="majorBidi" w:cstheme="majorBidi" w:hint="eastAsia"/>
+        </w:rPr>
+        <w:t xml:space="preserve">; </w:t>
+      </w:r>
       <w:r>
         <w:rPr>
           <w:rFonts w:asciiTheme="majorBidi" w:eastAsiaTheme="minorEastAsia" w:hAnsiTheme="majorBidi" w:cstheme="majorBidi"/>
         </w:rPr>
-        <w:t xml:space="preserve"> &amp; de Vries, 2017; Pletzer et al., 2021). Honesty–Humility, reflecting characteristics such as </w:t>
+        <w:t>Shamir et al., 1993). Extraversion, supported by high energy, assertiveness, and sociability, promotes extra-role contributions and team involvement (Anglim et al., 2018</w:t>
+      </w:r>
+      <w:r>
+        <w:rPr>
+          <w:rFonts w:asciiTheme="majorBidi" w:eastAsiaTheme="minorEastAsia" w:hAnsiTheme="majorBidi" w:cstheme="majorBidi" w:hint="eastAsia"/>
+        </w:rPr>
+        <w:t xml:space="preserve">; </w:t>
       </w:r>
       <w:r>
         <w:rPr>
           <w:rFonts w:asciiTheme="majorBidi" w:eastAsiaTheme="minorEastAsia" w:hAnsiTheme="majorBidi" w:cstheme="majorBidi"/>
         </w:rPr>
-        <w:lastRenderedPageBreak/>
-        <w:t>sincerity, fairness, low greed, and restrained status-seeking, has consistently been shown to strongly suppress workplace deviance, misconduct, and abuse, and to be associated with ethical, servant, and democratic leadership (Ashton &amp; Lee, 2007; Pletzer et al., 2019b; Pletzer et al., 2021). Measurement of HEXACO through SJTs has revealed associations between Honesty–Humility and supervisor-rated OCB, suggesting its potential as an indicator of selection validity (</w:t>
-      </w:r>
-      <w:proofErr w:type="spellStart"/>
+        <w:t>Pletzer et al., 2021), underpins vigor, dedication, and absorption as the core of work engagement (Inceoglu &amp; Warr, 2011</w:t>
+      </w:r>
+      <w:r>
+        <w:rPr>
+          <w:rFonts w:asciiTheme="majorBidi" w:eastAsiaTheme="minorEastAsia" w:hAnsiTheme="majorBidi" w:cstheme="majorBidi" w:hint="eastAsia"/>
+        </w:rPr>
+        <w:t xml:space="preserve">; </w:t>
+      </w:r>
       <w:r>
         <w:rPr>
           <w:rFonts w:asciiTheme="majorBidi" w:eastAsiaTheme="minorEastAsia" w:hAnsiTheme="majorBidi" w:cstheme="majorBidi"/>
         </w:rPr>
-        <w:t>Breevaart</w:t>
-      </w:r>
-      <w:proofErr w:type="spellEnd"/>
+        <w:t>Schaufeli et al., 2002), and is associated with preferences for charismatic leadership (Bass, 1990; Breevaart &amp; de Vries, 2021; Conger, 1999). Agreeableness, reflecting interpersonal adaptability such as tolerance, gentleness, and avoidance of revenge, has consistently been shown to suppress CWB and enhance OCB, to be inversely related to deteriorating abusive and authoritarian relationships, and to be positively associated with democratic, servant, and authentic leadership behaviors (Breevaart &amp; de Vries, 2017; Gandolfi et al., 2017</w:t>
+      </w:r>
+      <w:r>
+        <w:rPr>
+          <w:rFonts w:asciiTheme="majorBidi" w:eastAsiaTheme="minorEastAsia" w:hAnsiTheme="majorBidi" w:cstheme="majorBidi" w:hint="eastAsia"/>
+        </w:rPr>
+        <w:t xml:space="preserve">; </w:t>
+      </w:r>
       <w:r>
         <w:rPr>
           <w:rFonts w:asciiTheme="majorBidi" w:eastAsiaTheme="minorEastAsia" w:hAnsiTheme="majorBidi" w:cstheme="majorBidi"/>
         </w:rPr>
-        <w:t xml:space="preserve"> &amp; de Vries, 2017; Lee et al., 2005</w:t>
+        <w:t>Pletzer et al., 2019b; Pletzer et al., 2021; Zettler et al., 2020). Furthermore, evidence indicates that tendencies toward workplace harassment perpetration are linked to low agreeableness (De Hoogh &amp; Den Hartog, 2008</w:t>
       </w:r>
       <w:r>
         <w:rPr>
@@ -1388,47 +1260,59 @@
         </w:rPr>
         <w:t xml:space="preserve">; </w:t>
       </w:r>
-      <w:proofErr w:type="spellStart"/>
       <w:r>
         <w:rPr>
           <w:rFonts w:asciiTheme="majorBidi" w:eastAsiaTheme="minorEastAsia" w:hAnsiTheme="majorBidi" w:cstheme="majorBidi"/>
         </w:rPr>
-        <w:t>Oostrom</w:t>
-      </w:r>
-      <w:proofErr w:type="spellEnd"/>
+        <w:t xml:space="preserve">Tepper, 2000). </w:t>
+      </w:r>
       <w:r>
         <w:rPr>
           <w:rFonts w:asciiTheme="majorBidi" w:eastAsiaTheme="minorEastAsia" w:hAnsiTheme="majorBidi" w:cstheme="majorBidi"/>
         </w:rPr>
-        <w:t xml:space="preserve"> et al., 2019). Emotionality, which includes tendencies toward anxiety, dependence, and sentimentality, is related to the risk of burnout and vulnerability to stressors (Bianchi, 2018; Maslach &amp; Leiter, 2016; Răducu &amp; </w:t>
-      </w:r>
-      <w:proofErr w:type="spellStart"/>
+        <w:t>Conscientiousness, reflecting self-control, diligence, and adherence to norms, is consistently associated with higher task performance and productivity, higher OCB, and lower CWB, making it one of the most robust traits for these outcomes (Barrick &amp; Mount, 1991; Pletzer et al., 2021; Pletzer et al., 2019b).</w:t>
+      </w:r>
       <w:r>
         <w:rPr>
           <w:rFonts w:asciiTheme="majorBidi" w:eastAsiaTheme="minorEastAsia" w:hAnsiTheme="majorBidi" w:cstheme="majorBidi"/>
         </w:rPr>
-        <w:t>Stănculescu</w:t>
-      </w:r>
-      <w:proofErr w:type="spellEnd"/>
+        <w:t xml:space="preserve"> It also extends broadly to job satisfaction, safety compliance, and error reduction (Lee et al., 2005; Wallace &amp; Vodanovich, 2003</w:t>
+      </w:r>
+      <w:r>
+        <w:rPr>
+          <w:rFonts w:asciiTheme="majorBidi" w:eastAsiaTheme="minorEastAsia" w:hAnsiTheme="majorBidi" w:cstheme="majorBidi" w:hint="eastAsia"/>
+        </w:rPr>
+        <w:t xml:space="preserve">; </w:t>
+      </w:r>
       <w:r>
         <w:rPr>
           <w:rFonts w:asciiTheme="majorBidi" w:eastAsiaTheme="minorEastAsia" w:hAnsiTheme="majorBidi" w:cstheme="majorBidi"/>
         </w:rPr>
-        <w:t>, 2022). This finding is consistent with evidence that followers sensitive to interpersonal safety and care orientation prefer relationship-oriented or task-oriented leaders (</w:t>
-      </w:r>
-      <w:proofErr w:type="spellStart"/>
+        <w:t>Wright &amp; Cropanzano, 2000). Openness to Experience, as a resource of intellectual curiosity, creativity, and novelty seeking, is positively associated with OCB (Pletzer et al., 2021; Thielmann et al., 2020), relates to preferences for and acceptance of transformational and charismatic leadership (Breevaart &amp; de Vries, 2021</w:t>
+      </w:r>
+      <w:r>
+        <w:rPr>
+          <w:rFonts w:asciiTheme="majorBidi" w:eastAsiaTheme="minorEastAsia" w:hAnsiTheme="majorBidi" w:cstheme="majorBidi" w:hint="eastAsia"/>
+        </w:rPr>
+        <w:t xml:space="preserve">; </w:t>
+      </w:r>
       <w:r>
         <w:rPr>
           <w:rFonts w:asciiTheme="majorBidi" w:eastAsiaTheme="minorEastAsia" w:hAnsiTheme="majorBidi" w:cstheme="majorBidi"/>
         </w:rPr>
-        <w:t>Breevaart</w:t>
-      </w:r>
-      <w:proofErr w:type="spellEnd"/>
+        <w:t>Judge &amp; Bono, 2000), and supports positive attitudes toward organizational diversity and adaptive learning (Anglim et al., 2019; Lee &amp; Ashton, 2004; Schwartz, 1992). Such synergistic effects of domain traits are reflected in specific workplace outcomes: extraversion, conscientiousness, and agreeableness consistently support job satisfaction and performance; Honesty–Humility maintains organizational functioning through high ethicality and low deviance; Emotionality relates to stress responses and exhaustion management (Ashton &amp; Lee, 2007; Maslach &amp; Leiter, 2016</w:t>
+      </w:r>
+      <w:r>
+        <w:rPr>
+          <w:rFonts w:asciiTheme="majorBidi" w:eastAsiaTheme="minorEastAsia" w:hAnsiTheme="majorBidi" w:cstheme="majorBidi" w:hint="eastAsia"/>
+        </w:rPr>
+        <w:t xml:space="preserve">; </w:t>
+      </w:r>
       <w:r>
         <w:rPr>
           <w:rFonts w:asciiTheme="majorBidi" w:eastAsiaTheme="minorEastAsia" w:hAnsiTheme="majorBidi" w:cstheme="majorBidi"/>
         </w:rPr>
-        <w:t xml:space="preserve"> &amp; de Vries, 2021; Hoch et al., 2018</w:t>
+        <w:t>Saltukoğlu et al., 2019). In particular, democratic leadership corresponds with Honesty–Humility and Conscientiousness, supportive relationships correspond with Agreeableness, and charismatic influence corresponds with Extraversion and Openness—a pattern of “contextualized personality–leadership behavior correspondence” that has been demonstrated both theoretically and empirically (Breevaart &amp; de Vries, 2017</w:t>
       </w:r>
       <w:r>
         <w:rPr>
@@ -1440,295 +1324,25 @@
         <w:rPr>
           <w:rFonts w:asciiTheme="majorBidi" w:eastAsiaTheme="minorEastAsia" w:hAnsiTheme="majorBidi" w:cstheme="majorBidi"/>
         </w:rPr>
-        <w:t>Shamir et al., 1993). Extraversion, supported by high energy, assertiveness, and sociability, promotes extra-role contributions and team involvement (Anglim et al., 2018</w:t>
+        <w:t>de Vries, 2012; Judge &amp; Bono, 2000). From a human resource practice perspective, the development and validation of SJTs based on HEXACO have demonstrated that personality traits, including Conscientiousness and Honesty–Humility, relate to OCB and selection outcomes while compensating for the limitations of self-report measures (e.g., social desirability, faking). When combined with facet-level evaluations, they allow for more precise predictions of deviance suppression and promotion of citizenship behaviors (Christian et al., 2010; McDaniel et al., 2007; Oostrom et al., 2019; Pletzer et al., 2021). Furthermore, HEXACO traits are also implicated in career turnover intentions and actual turnover: Extraversion and Openness are linked to change orientation, Conscientiousness and Agreeableness promote retention, and individuals high in Dark Triad traits are more likely to exhibit turnover intentions. Perceived organizational support (POS) particularly enhances engagement when coupled with Extraversion and Conscientiousness (Machiha &amp; Brew, 2019</w:t>
       </w:r>
       <w:r>
         <w:rPr>
           <w:rFonts w:asciiTheme="majorBidi" w:eastAsiaTheme="minorEastAsia" w:hAnsiTheme="majorBidi" w:cstheme="majorBidi" w:hint="eastAsia"/>
         </w:rPr>
-        <w:t xml:space="preserve">; </w:t>
+        <w:t>;</w:t>
+      </w:r>
+      <w:r>
+        <w:rPr>
+          <w:rFonts w:hint="eastAsia"/>
+        </w:rPr>
+        <w:t xml:space="preserve"> </w:t>
       </w:r>
       <w:r>
         <w:rPr>
           <w:rFonts w:asciiTheme="majorBidi" w:eastAsiaTheme="minorEastAsia" w:hAnsiTheme="majorBidi" w:cstheme="majorBidi"/>
         </w:rPr>
-        <w:t>Pletzer et al., 2021), underpins vigor, dedication, and absorption as the core of work engagement (</w:t>
-      </w:r>
-      <w:proofErr w:type="spellStart"/>
-      <w:r>
-        <w:rPr>
-          <w:rFonts w:asciiTheme="majorBidi" w:eastAsiaTheme="minorEastAsia" w:hAnsiTheme="majorBidi" w:cstheme="majorBidi"/>
-        </w:rPr>
-        <w:t>Inceoglu</w:t>
-      </w:r>
-      <w:proofErr w:type="spellEnd"/>
-      <w:r>
-        <w:rPr>
-          <w:rFonts w:asciiTheme="majorBidi" w:eastAsiaTheme="minorEastAsia" w:hAnsiTheme="majorBidi" w:cstheme="majorBidi"/>
-        </w:rPr>
-        <w:t xml:space="preserve"> &amp; Warr, 2011</w:t>
-      </w:r>
-      <w:r>
-        <w:rPr>
-          <w:rFonts w:asciiTheme="majorBidi" w:eastAsiaTheme="minorEastAsia" w:hAnsiTheme="majorBidi" w:cstheme="majorBidi" w:hint="eastAsia"/>
-        </w:rPr>
-        <w:t xml:space="preserve">; </w:t>
-      </w:r>
-      <w:r>
-        <w:rPr>
-          <w:rFonts w:asciiTheme="majorBidi" w:eastAsiaTheme="minorEastAsia" w:hAnsiTheme="majorBidi" w:cstheme="majorBidi"/>
-        </w:rPr>
-        <w:t xml:space="preserve">Schaufeli et al., 2002), and is associated with preferences for charismatic leadership (Bass, 1990; </w:t>
-      </w:r>
-      <w:proofErr w:type="spellStart"/>
-      <w:r>
-        <w:rPr>
-          <w:rFonts w:asciiTheme="majorBidi" w:eastAsiaTheme="minorEastAsia" w:hAnsiTheme="majorBidi" w:cstheme="majorBidi"/>
-        </w:rPr>
-        <w:t>Breevaart</w:t>
-      </w:r>
-      <w:proofErr w:type="spellEnd"/>
-      <w:r>
-        <w:rPr>
-          <w:rFonts w:asciiTheme="majorBidi" w:eastAsiaTheme="minorEastAsia" w:hAnsiTheme="majorBidi" w:cstheme="majorBidi"/>
-        </w:rPr>
-        <w:t xml:space="preserve"> &amp; de Vries, 2021; Conger, 1999). Agreeableness, reflecting interpersonal adaptability such as tolerance, gentleness, and avoidance of revenge, has consistently been shown to suppress CWB and enhance OCB, to be inversely related to deteriorating abusive and authoritarian relationships, and to be positively associated with democratic, servant, and authentic leadership behaviors (</w:t>
-      </w:r>
-      <w:proofErr w:type="spellStart"/>
-      <w:r>
-        <w:rPr>
-          <w:rFonts w:asciiTheme="majorBidi" w:eastAsiaTheme="minorEastAsia" w:hAnsiTheme="majorBidi" w:cstheme="majorBidi"/>
-        </w:rPr>
-        <w:t>Breevaart</w:t>
-      </w:r>
-      <w:proofErr w:type="spellEnd"/>
-      <w:r>
-        <w:rPr>
-          <w:rFonts w:asciiTheme="majorBidi" w:eastAsiaTheme="minorEastAsia" w:hAnsiTheme="majorBidi" w:cstheme="majorBidi"/>
-        </w:rPr>
-        <w:t xml:space="preserve"> &amp; de Vries, 2017; Gandolfi et al., 2017</w:t>
-      </w:r>
-      <w:r>
-        <w:rPr>
-          <w:rFonts w:asciiTheme="majorBidi" w:eastAsiaTheme="minorEastAsia" w:hAnsiTheme="majorBidi" w:cstheme="majorBidi" w:hint="eastAsia"/>
-        </w:rPr>
-        <w:t xml:space="preserve">; </w:t>
-      </w:r>
-      <w:r>
-        <w:rPr>
-          <w:rFonts w:asciiTheme="majorBidi" w:eastAsiaTheme="minorEastAsia" w:hAnsiTheme="majorBidi" w:cstheme="majorBidi"/>
-        </w:rPr>
-        <w:t xml:space="preserve">Pletzer et al., 2019b; Pletzer et al., 2021; Zettler et al., 2020). Furthermore, evidence indicates that tendencies toward workplace harassment perpetration are linked to low agreeableness (De </w:t>
-      </w:r>
-      <w:proofErr w:type="spellStart"/>
-      <w:r>
-        <w:rPr>
-          <w:rFonts w:asciiTheme="majorBidi" w:eastAsiaTheme="minorEastAsia" w:hAnsiTheme="majorBidi" w:cstheme="majorBidi"/>
-        </w:rPr>
-        <w:t>Hoogh</w:t>
-      </w:r>
-      <w:proofErr w:type="spellEnd"/>
-      <w:r>
-        <w:rPr>
-          <w:rFonts w:asciiTheme="majorBidi" w:eastAsiaTheme="minorEastAsia" w:hAnsiTheme="majorBidi" w:cstheme="majorBidi"/>
-        </w:rPr>
-        <w:t xml:space="preserve"> &amp; Den Hartog, 2008</w:t>
-      </w:r>
-      <w:r>
-        <w:rPr>
-          <w:rFonts w:asciiTheme="majorBidi" w:eastAsiaTheme="minorEastAsia" w:hAnsiTheme="majorBidi" w:cstheme="majorBidi" w:hint="eastAsia"/>
-        </w:rPr>
-        <w:t xml:space="preserve">; </w:t>
-      </w:r>
-      <w:r>
-        <w:rPr>
-          <w:rFonts w:asciiTheme="majorBidi" w:eastAsiaTheme="minorEastAsia" w:hAnsiTheme="majorBidi" w:cstheme="majorBidi"/>
-        </w:rPr>
-        <w:t xml:space="preserve">Tepper, 2000). </w:t>
-      </w:r>
-      <w:r>
-        <w:rPr>
-          <w:rFonts w:asciiTheme="majorBidi" w:eastAsiaTheme="minorEastAsia" w:hAnsiTheme="majorBidi" w:cstheme="majorBidi"/>
-        </w:rPr>
-        <w:t xml:space="preserve">Conscientiousness, reflecting self-control, diligence, and adherence to norms, is consistently associated with higher task performance and productivity, higher OCB, and lower CWB, making it one of the most robust traits for </w:t>
-      </w:r>
-      <w:r>
-        <w:rPr>
-          <w:rFonts w:asciiTheme="majorBidi" w:eastAsiaTheme="minorEastAsia" w:hAnsiTheme="majorBidi" w:cstheme="majorBidi"/>
-        </w:rPr>
-        <w:lastRenderedPageBreak/>
-        <w:t>these outcomes (Barrick &amp; Mount, 1991; Pletzer et al., 2021; Pletzer et al., 2019b).</w:t>
-      </w:r>
-      <w:r>
-        <w:rPr>
-          <w:rFonts w:asciiTheme="majorBidi" w:eastAsiaTheme="minorEastAsia" w:hAnsiTheme="majorBidi" w:cstheme="majorBidi"/>
-        </w:rPr>
-        <w:t xml:space="preserve"> It also extends broadly to job satisfaction, safety compliance, and error reduction (Lee et al., 2005; Wallace &amp; Vodanovich, 2003</w:t>
-      </w:r>
-      <w:r>
-        <w:rPr>
-          <w:rFonts w:asciiTheme="majorBidi" w:eastAsiaTheme="minorEastAsia" w:hAnsiTheme="majorBidi" w:cstheme="majorBidi" w:hint="eastAsia"/>
-        </w:rPr>
-        <w:t xml:space="preserve">; </w:t>
-      </w:r>
-      <w:r>
-        <w:rPr>
-          <w:rFonts w:asciiTheme="majorBidi" w:eastAsiaTheme="minorEastAsia" w:hAnsiTheme="majorBidi" w:cstheme="majorBidi"/>
-        </w:rPr>
-        <w:t xml:space="preserve">Wright &amp; </w:t>
-      </w:r>
-      <w:proofErr w:type="spellStart"/>
-      <w:r>
-        <w:rPr>
-          <w:rFonts w:asciiTheme="majorBidi" w:eastAsiaTheme="minorEastAsia" w:hAnsiTheme="majorBidi" w:cstheme="majorBidi"/>
-        </w:rPr>
-        <w:t>Cropanzano</w:t>
-      </w:r>
-      <w:proofErr w:type="spellEnd"/>
-      <w:r>
-        <w:rPr>
-          <w:rFonts w:asciiTheme="majorBidi" w:eastAsiaTheme="minorEastAsia" w:hAnsiTheme="majorBidi" w:cstheme="majorBidi"/>
-        </w:rPr>
-        <w:t>, 2000). Openness to Experience, as a resource of intellectual curiosity, creativity, and novelty seeking, is positively associated with OCB (Pletzer et al., 2021; Thielmann et al., 2020), relates to preferences for and acceptance of transformational and charismatic leadership (</w:t>
-      </w:r>
-      <w:proofErr w:type="spellStart"/>
-      <w:r>
-        <w:rPr>
-          <w:rFonts w:asciiTheme="majorBidi" w:eastAsiaTheme="minorEastAsia" w:hAnsiTheme="majorBidi" w:cstheme="majorBidi"/>
-        </w:rPr>
-        <w:t>Breevaart</w:t>
-      </w:r>
-      <w:proofErr w:type="spellEnd"/>
-      <w:r>
-        <w:rPr>
-          <w:rFonts w:asciiTheme="majorBidi" w:eastAsiaTheme="minorEastAsia" w:hAnsiTheme="majorBidi" w:cstheme="majorBidi"/>
-        </w:rPr>
-        <w:t xml:space="preserve"> &amp; de Vries, 2021</w:t>
-      </w:r>
-      <w:r>
-        <w:rPr>
-          <w:rFonts w:asciiTheme="majorBidi" w:eastAsiaTheme="minorEastAsia" w:hAnsiTheme="majorBidi" w:cstheme="majorBidi" w:hint="eastAsia"/>
-        </w:rPr>
-        <w:t xml:space="preserve">; </w:t>
-      </w:r>
-      <w:r>
-        <w:rPr>
-          <w:rFonts w:asciiTheme="majorBidi" w:eastAsiaTheme="minorEastAsia" w:hAnsiTheme="majorBidi" w:cstheme="majorBidi"/>
-        </w:rPr>
-        <w:t>Judge &amp; Bono, 2000), and supports positive attitudes toward organizational diversity and adaptive learning (Anglim et al., 2019; Lee &amp; Ashton, 2004; Schwartz, 1992). Such synergistic effects of domain traits are reflected in specific workplace outcomes: extraversion, conscientiousness, and agreeableness consistently support job satisfaction and performance; Honesty–Humility maintains organizational functioning through high ethicality and low deviance; Emotionality relates to stress responses and exhaustion management (Ashton &amp; Lee, 2007; Maslach &amp; Leiter, 2016</w:t>
-      </w:r>
-      <w:r>
-        <w:rPr>
-          <w:rFonts w:asciiTheme="majorBidi" w:eastAsiaTheme="minorEastAsia" w:hAnsiTheme="majorBidi" w:cstheme="majorBidi" w:hint="eastAsia"/>
-        </w:rPr>
-        <w:t xml:space="preserve">; </w:t>
-      </w:r>
-      <w:proofErr w:type="spellStart"/>
-      <w:r>
-        <w:rPr>
-          <w:rFonts w:asciiTheme="majorBidi" w:eastAsiaTheme="minorEastAsia" w:hAnsiTheme="majorBidi" w:cstheme="majorBidi"/>
-        </w:rPr>
-        <w:t>Saltukoğlu</w:t>
-      </w:r>
-      <w:proofErr w:type="spellEnd"/>
-      <w:r>
-        <w:rPr>
-          <w:rFonts w:asciiTheme="majorBidi" w:eastAsiaTheme="minorEastAsia" w:hAnsiTheme="majorBidi" w:cstheme="majorBidi"/>
-        </w:rPr>
-        <w:t xml:space="preserve"> et al., 2019). In particular, democratic leadership corresponds with Honesty–Humility and Conscientiousness, supportive relationships correspond with Agreeableness, and charismatic influence corresponds with Extraversion and Openness—a pattern of “contextualized personality–leadership behavior correspondence” that has been demonstrated both theoretically and empirically (</w:t>
-      </w:r>
-      <w:proofErr w:type="spellStart"/>
-      <w:r>
-        <w:rPr>
-          <w:rFonts w:asciiTheme="majorBidi" w:eastAsiaTheme="minorEastAsia" w:hAnsiTheme="majorBidi" w:cstheme="majorBidi"/>
-        </w:rPr>
-        <w:t>Breevaart</w:t>
-      </w:r>
-      <w:proofErr w:type="spellEnd"/>
-      <w:r>
-        <w:rPr>
-          <w:rFonts w:asciiTheme="majorBidi" w:eastAsiaTheme="minorEastAsia" w:hAnsiTheme="majorBidi" w:cstheme="majorBidi"/>
-        </w:rPr>
-        <w:t xml:space="preserve"> &amp; de Vries, 2017</w:t>
-      </w:r>
-      <w:r>
-        <w:rPr>
-          <w:rFonts w:asciiTheme="majorBidi" w:eastAsiaTheme="minorEastAsia" w:hAnsiTheme="majorBidi" w:cstheme="majorBidi" w:hint="eastAsia"/>
-        </w:rPr>
-        <w:t xml:space="preserve">; </w:t>
-      </w:r>
-      <w:r>
-        <w:rPr>
-          <w:rFonts w:asciiTheme="majorBidi" w:eastAsiaTheme="minorEastAsia" w:hAnsiTheme="majorBidi" w:cstheme="majorBidi"/>
-        </w:rPr>
-        <w:t xml:space="preserve">de Vries, 2012; Judge &amp; Bono, 2000). From a human resource practice perspective, the development and validation of SJTs based on HEXACO have demonstrated that personality traits, including Conscientiousness and Honesty–Humility, relate to OCB and selection outcomes while compensating for the limitations of self-report measures (e.g., social desirability, faking). When combined with facet-level evaluations, they allow for more precise predictions of deviance suppression and promotion of citizenship behaviors (Christian et al., 2010; McDaniel et al., 2007; </w:t>
-      </w:r>
-      <w:proofErr w:type="spellStart"/>
-      <w:r>
-        <w:rPr>
-          <w:rFonts w:asciiTheme="majorBidi" w:eastAsiaTheme="minorEastAsia" w:hAnsiTheme="majorBidi" w:cstheme="majorBidi"/>
-        </w:rPr>
-        <w:t>Oostrom</w:t>
-      </w:r>
-      <w:proofErr w:type="spellEnd"/>
-      <w:r>
-        <w:rPr>
-          <w:rFonts w:asciiTheme="majorBidi" w:eastAsiaTheme="minorEastAsia" w:hAnsiTheme="majorBidi" w:cstheme="majorBidi"/>
-        </w:rPr>
-        <w:t xml:space="preserve"> et al., 2019; Pletzer et al., 2021). Furthermore, HEXACO traits are also implicated in career turnover intentions and actual turnover: Extraversion and </w:t>
-      </w:r>
-      <w:r>
-        <w:rPr>
-          <w:rFonts w:asciiTheme="majorBidi" w:eastAsiaTheme="minorEastAsia" w:hAnsiTheme="majorBidi" w:cstheme="majorBidi"/>
-        </w:rPr>
-        <w:lastRenderedPageBreak/>
-        <w:t>Openness are linked to change orientation, Conscientiousness and Agreeableness promote retention, and individuals high in Dark Triad traits are more likely to exhibit turnover intentions. Perceived organizational support (POS) particularly enhances engagement when coupled with Extraversion and Conscientiousness (</w:t>
-      </w:r>
-      <w:proofErr w:type="spellStart"/>
-      <w:r>
-        <w:rPr>
-          <w:rFonts w:asciiTheme="majorBidi" w:eastAsiaTheme="minorEastAsia" w:hAnsiTheme="majorBidi" w:cstheme="majorBidi"/>
-        </w:rPr>
-        <w:t>Machiha</w:t>
-      </w:r>
-      <w:proofErr w:type="spellEnd"/>
-      <w:r>
-        <w:rPr>
-          <w:rFonts w:asciiTheme="majorBidi" w:eastAsiaTheme="minorEastAsia" w:hAnsiTheme="majorBidi" w:cstheme="majorBidi"/>
-        </w:rPr>
-        <w:t xml:space="preserve"> &amp; Brew, 2019</w:t>
-      </w:r>
-      <w:r>
-        <w:rPr>
-          <w:rFonts w:asciiTheme="majorBidi" w:eastAsiaTheme="minorEastAsia" w:hAnsiTheme="majorBidi" w:cstheme="majorBidi" w:hint="eastAsia"/>
-        </w:rPr>
-        <w:t>;</w:t>
-      </w:r>
-      <w:r>
-        <w:rPr>
-          <w:rFonts w:hint="eastAsia"/>
-        </w:rPr>
-        <w:t xml:space="preserve"> </w:t>
-      </w:r>
-      <w:r>
-        <w:rPr>
-          <w:rFonts w:asciiTheme="majorBidi" w:eastAsiaTheme="minorEastAsia" w:hAnsiTheme="majorBidi" w:cstheme="majorBidi"/>
-        </w:rPr>
-        <w:t xml:space="preserve">Rhoades &amp; Eisenberger, 2002; Woo, 2011; Zimmerman, 2008). Taken together, HEXACO is a model that transcends leadership (preference/enactment), OCB, CWB, job satisfaction, job performance, turnover intentions, diversity attitudes, health-related indicators (burnout), and measurement/selection as essential aspects of the workplace. In particular, Honesty–Humility, Conscientiousness, Agreeableness, and Extraversion support desirable behaviors through the four functional axes of “ethics/norm compliance—productivity—relationships—vitality.” Emotionality contributes to the management of stress vulnerability, and Openness facilitates learning, innovation, and diversity acceptance, thereby forming a coherent picture supported consistently across theory and practice (Anglim et al., 2019; Ashton &amp; Lee, 2007; Pletzer et al., 2021; Răducu &amp; </w:t>
-      </w:r>
-      <w:proofErr w:type="spellStart"/>
-      <w:r>
-        <w:rPr>
-          <w:rFonts w:asciiTheme="majorBidi" w:eastAsiaTheme="minorEastAsia" w:hAnsiTheme="majorBidi" w:cstheme="majorBidi"/>
-        </w:rPr>
-        <w:t>Stănculescu</w:t>
-      </w:r>
-      <w:proofErr w:type="spellEnd"/>
-      <w:r>
-        <w:rPr>
-          <w:rFonts w:asciiTheme="majorBidi" w:eastAsiaTheme="minorEastAsia" w:hAnsiTheme="majorBidi" w:cstheme="majorBidi"/>
-        </w:rPr>
-        <w:t>, 2022).</w:t>
+        <w:t>Rhoades &amp; Eisenberger, 2002; Woo, 2011; Zimmerman, 2008). Taken together, HEXACO is a model that transcends leadership (preference/enactment), OCB, CWB, job satisfaction, job performance, turnover intentions, diversity attitudes, health-related indicators (burnout), and measurement/selection as essential aspects of the workplace. In particular, Honesty–Humility, Conscientiousness, Agreeableness, and Extraversion support desirable behaviors through the four functional axes of “ethics/norm compliance—productivity—relationships—vitality.” Emotionality contributes to the management of stress vulnerability, and Openness facilitates learning, innovation, and diversity acceptance, thereby forming a coherent picture supported consistently across theory and practice (Anglim et al., 2019; Ashton &amp; Lee, 2007; Pletzer et al., 2021; Răducu &amp; Stănculescu, 2022).</w:t>
       </w:r>
     </w:p>
     <w:p>
@@ -1792,198 +1406,37 @@
         <w:rPr>
           <w:rFonts w:asciiTheme="majorBidi" w:eastAsiaTheme="minorEastAsia" w:hAnsiTheme="majorBidi" w:cstheme="majorBidi"/>
         </w:rPr>
-        <w:t xml:space="preserve">. Accordingly, the present section reviews the accumulation of Dark Triad research in Japan, highlights cultural and measurement considerations, and organizes issues relevant for subsequent hypothesis formulation and for interpreting findings within a broader cross-cultural framework. In Japan, </w:t>
+        <w:t xml:space="preserve">. Accordingly, the present section reviews the accumulation of Dark Triad research in Japan, highlights cultural and measurement considerations, and organizes issues relevant for subsequent hypothesis formulation and for interpreting findings within a broader cross-cultural framework. In Japan, Dark Triad research has advanced through the development and adaptation of measurement instruments and through empirical investigations that explicitly consider cultural validity. Following Japanese adaptations of short-form measures (Shimotsukasa &amp; Oshio, 2017; Tamura et al., 2015), methodological discussions attentive to measurement equivalence and cross-cultural comparability have accompanied these developments (Byrne &amp; Campbell, 1999; Schmitt et al., 2007; van de Vijver &amp; Leung, 2000). Such work is crucial because cross-cultural differences in response styles, social desirability, and normative constraints can </w:t>
       </w:r>
       <w:r>
         <w:rPr>
           <w:rFonts w:asciiTheme="majorBidi" w:eastAsiaTheme="minorEastAsia" w:hAnsiTheme="majorBidi" w:cstheme="majorBidi"/>
         </w:rPr>
-        <w:lastRenderedPageBreak/>
-        <w:t>Dark Triad research has advanced through the development and adaptation of measurement instruments and through empirical investigations that explicitly consider cultural validity. Following Japanese adaptations of short-form measures (</w:t>
-      </w:r>
-      <w:proofErr w:type="spellStart"/>
+        <w:t>shape</w:t>
+      </w:r>
       <w:r>
         <w:rPr>
           <w:rFonts w:asciiTheme="majorBidi" w:eastAsiaTheme="minorEastAsia" w:hAnsiTheme="majorBidi" w:cstheme="majorBidi"/>
         </w:rPr>
-        <w:t>Shimotsukasa</w:t>
-      </w:r>
-      <w:proofErr w:type="spellEnd"/>
+        <w:t xml:space="preserve"> observed associations and may lead to apparent differences in trait–outcome links even when constructs are conceptually similar. Regarding Machiavellianism, repeated findings have documented its connections with manipulative strategies such as “persuasion, ingratiation, and self-disclosure” (Shimotsukasa &amp; Oshio, 2019; Tada &amp; Oshio, 2018). Machiavellianism has also been widely reported to relate to interpersonal aversion and avoidance of being disliked (Koshinaka, 2020), has been linked to tendencies toward gambling disorder (Takada, 2023), and has been shown to align with low Agreeableness and low Honesty–Humility within the frameworks of the FFM and HEXACO (Kiire, 2016). Regarding psychopathy, domestic reviews have summarized classical characteristics such as lack of empathy and dominant, aggressive manipulation (Masui &amp; Ura, 2018). Empirical studies have reported associations with interpersonal aversion, avoidance of being disliked, and gender differences (Koshinaka, 2020). A proposed model indicates that psychopathy directly increases loneliness while also exerting effects indirectly via experiences of social exclusion (Tomii &amp; Oshio, 2024). Research using empathy tasks with photographs of expressed emotions further suggests that the magnitude or pattern of these associations may fluctuate by gender (Fukui et al., 2017, 2018), and psychopathy has also been shown to relate to both self-enhancing and self-deprecating manipulative strategies (Shimotsukasa &amp; Oshio, 2019). Regarding narcissism, domestic reviews have emphasized its duality—rooted in superiority maintenance and the need for admiration—while also noting potentially adaptive aspects depending on situational demands (Masui &amp; Ura, 2018). Empirical findings suggest that narcissism weakens interpersonal aversion and is positively associated with respect and affection (Koshinaka, 2020), that it exerts a negative direct effect on loneliness and also suppresses the impact of exclusion experiences (Tomii &amp; Oshio, 2024), and that in strategic interpersonal contexts it may connect with short-term mating strategies through mate retention behaviors (Kiire &amp; Ochi, 2017). In the domain of everyday prosociality, it has also been reported that the contributions of the Dark Triad as a whole are limited in Japanese samples (Oda &amp; Matsumoto-Oda, 2022). Taken together, Japanese research on the Dark Triad has expanded into multiple domains—manipulative strategies, interpersonal emotions, loneliness and exclusion processes, gambling-related tendencies, mating strategies, and prosociality—providing a rich foundation for examining how dark traits manifest within a non-WEIRD cultural setting. However, despite the implications of overseas meta-analyses linking dark traits to workplace deviance (O’Boyle et al., 2012), systematic examinations of direct associations with workplace harassment in Japan remain limited. This gap is consequential not only for applied prevention efforts but also for cross-cultural theory-building: </w:t>
+      </w:r>
       <w:r>
         <w:rPr>
           <w:rFonts w:asciiTheme="majorBidi" w:eastAsiaTheme="minorEastAsia" w:hAnsiTheme="majorBidi" w:cstheme="majorBidi"/>
         </w:rPr>
-        <w:t xml:space="preserve"> &amp; Oshio, 2017; Tamura et al., 2015), methodological discussions attentive to measurement equivalence and cross-cultural comparability have accompanied these developments (Byrne &amp; Campbell, 1999; Schmitt et al., 2007; van de Vijver &amp; Leung, 2000). Such work is crucial because cross-cultural differences in response styles, social desirability, and normative constraints can </w:t>
+        <w:t>if cultural norms and institutional contexts are associated with differences in how dark tendencies relate to workplace behaviors</w:t>
       </w:r>
       <w:r>
         <w:rPr>
           <w:rFonts w:asciiTheme="majorBidi" w:eastAsiaTheme="minorEastAsia" w:hAnsiTheme="majorBidi" w:cstheme="majorBidi"/>
         </w:rPr>
-        <w:t>shape</w:t>
+        <w:t xml:space="preserve">, then effect sizes and pathways observed in WEIRD samples may not fully generalize to Japanese organizational settings. Future research should therefore pursue longitudinal and context-dependent investigations that integrate HEXACO—particularly Honesty–Humility—while paying careful attention to measurement equivalence (Byrne &amp; Campbell, 1999; Schmitt et al., 2007; van de Vijver &amp; Leung, 2000). </w:t>
       </w:r>
       <w:r>
         <w:rPr>
           <w:rFonts w:asciiTheme="majorBidi" w:eastAsiaTheme="minorEastAsia" w:hAnsiTheme="majorBidi" w:cstheme="majorBidi"/>
         </w:rPr>
-        <w:t xml:space="preserve"> observed associations and may lead to apparent differences in trait–outcome links even when constructs are conceptually similar. Regarding Machiavellianism, repeated findings have documented its connections with manipulative strategies such as “persuasion, ingratiation, and self-disclosure” (</w:t>
-      </w:r>
-      <w:proofErr w:type="spellStart"/>
-      <w:r>
-        <w:rPr>
-          <w:rFonts w:asciiTheme="majorBidi" w:eastAsiaTheme="minorEastAsia" w:hAnsiTheme="majorBidi" w:cstheme="majorBidi"/>
-        </w:rPr>
-        <w:t>Shimotsukasa</w:t>
-      </w:r>
-      <w:proofErr w:type="spellEnd"/>
-      <w:r>
-        <w:rPr>
-          <w:rFonts w:asciiTheme="majorBidi" w:eastAsiaTheme="minorEastAsia" w:hAnsiTheme="majorBidi" w:cstheme="majorBidi"/>
-        </w:rPr>
-        <w:t xml:space="preserve"> &amp; Oshio, 2019; Tada &amp; Oshio, 2018). Machiavellianism has also been widely reported to relate to interpersonal aversion and avoidance of being disliked (</w:t>
-      </w:r>
-      <w:proofErr w:type="spellStart"/>
-      <w:r>
-        <w:rPr>
-          <w:rFonts w:asciiTheme="majorBidi" w:eastAsiaTheme="minorEastAsia" w:hAnsiTheme="majorBidi" w:cstheme="majorBidi"/>
-        </w:rPr>
-        <w:t>Koshinaka</w:t>
-      </w:r>
-      <w:proofErr w:type="spellEnd"/>
-      <w:r>
-        <w:rPr>
-          <w:rFonts w:asciiTheme="majorBidi" w:eastAsiaTheme="minorEastAsia" w:hAnsiTheme="majorBidi" w:cstheme="majorBidi"/>
-        </w:rPr>
-        <w:t>, 2020), has been linked to tendencies toward gambling disorder (Takada, 2023), and has been shown to align with low Agreeableness and low Honesty–Humility within the frameworks of the FFM and HEXACO (</w:t>
-      </w:r>
-      <w:proofErr w:type="spellStart"/>
-      <w:r>
-        <w:rPr>
-          <w:rFonts w:asciiTheme="majorBidi" w:eastAsiaTheme="minorEastAsia" w:hAnsiTheme="majorBidi" w:cstheme="majorBidi"/>
-        </w:rPr>
-        <w:t>Kiire</w:t>
-      </w:r>
-      <w:proofErr w:type="spellEnd"/>
-      <w:r>
-        <w:rPr>
-          <w:rFonts w:asciiTheme="majorBidi" w:eastAsiaTheme="minorEastAsia" w:hAnsiTheme="majorBidi" w:cstheme="majorBidi"/>
-        </w:rPr>
-        <w:t>, 2016). Regarding psychopathy, domestic reviews have summarized classical characteristics such as lack of empathy and dominant, aggressive manipulation (Masui &amp; Ura, 2018). Empirical studies have reported associations with interpersonal aversion, avoidance of being disliked, and gender differences (</w:t>
-      </w:r>
-      <w:proofErr w:type="spellStart"/>
-      <w:r>
-        <w:rPr>
-          <w:rFonts w:asciiTheme="majorBidi" w:eastAsiaTheme="minorEastAsia" w:hAnsiTheme="majorBidi" w:cstheme="majorBidi"/>
-        </w:rPr>
-        <w:t>Koshinaka</w:t>
-      </w:r>
-      <w:proofErr w:type="spellEnd"/>
-      <w:r>
-        <w:rPr>
-          <w:rFonts w:asciiTheme="majorBidi" w:eastAsiaTheme="minorEastAsia" w:hAnsiTheme="majorBidi" w:cstheme="majorBidi"/>
-        </w:rPr>
-        <w:t>, 2020). A proposed model indicates that psychopathy directly increases loneliness while also exerting effects indirectly via experiences of social exclusion (Tomii &amp; Oshio, 2024). Research using empathy tasks with photographs of expressed emotions further suggests that the magnitude or pattern of these associations may fluctuate by gender (Fukui et al., 2017, 2018), and psychopathy has also been shown to relate to both self-enhancing and self-deprecating manipulative strategies (</w:t>
-      </w:r>
-      <w:proofErr w:type="spellStart"/>
-      <w:r>
-        <w:rPr>
-          <w:rFonts w:asciiTheme="majorBidi" w:eastAsiaTheme="minorEastAsia" w:hAnsiTheme="majorBidi" w:cstheme="majorBidi"/>
-        </w:rPr>
-        <w:t>Shimotsukasa</w:t>
-      </w:r>
-      <w:proofErr w:type="spellEnd"/>
-      <w:r>
-        <w:rPr>
-          <w:rFonts w:asciiTheme="majorBidi" w:eastAsiaTheme="minorEastAsia" w:hAnsiTheme="majorBidi" w:cstheme="majorBidi"/>
-        </w:rPr>
-        <w:t xml:space="preserve"> &amp; Oshio, 2019). Regarding narcissism, domestic reviews have emphasized its duality—rooted in </w:t>
-      </w:r>
-      <w:r>
-        <w:rPr>
-          <w:rFonts w:asciiTheme="majorBidi" w:eastAsiaTheme="minorEastAsia" w:hAnsiTheme="majorBidi" w:cstheme="majorBidi"/>
-        </w:rPr>
-        <w:lastRenderedPageBreak/>
-        <w:t>superiority maintenance and the need for admiration—while also noting potentially adaptive aspects depending on situational demands (Masui &amp; Ura, 2018). Empirical findings suggest that narcissism weakens interpersonal aversion and is positively associated with respect and affection (</w:t>
-      </w:r>
-      <w:proofErr w:type="spellStart"/>
-      <w:r>
-        <w:rPr>
-          <w:rFonts w:asciiTheme="majorBidi" w:eastAsiaTheme="minorEastAsia" w:hAnsiTheme="majorBidi" w:cstheme="majorBidi"/>
-        </w:rPr>
-        <w:t>Koshinaka</w:t>
-      </w:r>
-      <w:proofErr w:type="spellEnd"/>
-      <w:r>
-        <w:rPr>
-          <w:rFonts w:asciiTheme="majorBidi" w:eastAsiaTheme="minorEastAsia" w:hAnsiTheme="majorBidi" w:cstheme="majorBidi"/>
-        </w:rPr>
-        <w:t>, 2020), that it exerts a negative direct effect on loneliness and also suppresses the impact of exclusion experiences (Tomii &amp; Oshio, 2024), and that in strategic interpersonal contexts it may connect with short-term mating strategies through mate retention behaviors (</w:t>
-      </w:r>
-      <w:proofErr w:type="spellStart"/>
-      <w:r>
-        <w:rPr>
-          <w:rFonts w:asciiTheme="majorBidi" w:eastAsiaTheme="minorEastAsia" w:hAnsiTheme="majorBidi" w:cstheme="majorBidi"/>
-        </w:rPr>
-        <w:t>Kiire</w:t>
-      </w:r>
-      <w:proofErr w:type="spellEnd"/>
-      <w:r>
-        <w:rPr>
-          <w:rFonts w:asciiTheme="majorBidi" w:eastAsiaTheme="minorEastAsia" w:hAnsiTheme="majorBidi" w:cstheme="majorBidi"/>
-        </w:rPr>
-        <w:t xml:space="preserve"> &amp; Ochi, 2017). In the domain of everyday </w:t>
-      </w:r>
-      <w:proofErr w:type="spellStart"/>
-      <w:r>
-        <w:rPr>
-          <w:rFonts w:asciiTheme="majorBidi" w:eastAsiaTheme="minorEastAsia" w:hAnsiTheme="majorBidi" w:cstheme="majorBidi"/>
-        </w:rPr>
-        <w:t>prosociality</w:t>
-      </w:r>
-      <w:proofErr w:type="spellEnd"/>
-      <w:r>
-        <w:rPr>
-          <w:rFonts w:asciiTheme="majorBidi" w:eastAsiaTheme="minorEastAsia" w:hAnsiTheme="majorBidi" w:cstheme="majorBidi"/>
-        </w:rPr>
-        <w:t xml:space="preserve">, it has also been reported that the contributions of the Dark Triad as a whole are limited in Japanese samples (Oda &amp; Matsumoto-Oda, 2022). Taken together, Japanese research on the Dark Triad has expanded into multiple domains—manipulative strategies, interpersonal emotions, loneliness and exclusion processes, gambling-related tendencies, mating strategies, and </w:t>
-      </w:r>
-      <w:proofErr w:type="spellStart"/>
-      <w:r>
-        <w:rPr>
-          <w:rFonts w:asciiTheme="majorBidi" w:eastAsiaTheme="minorEastAsia" w:hAnsiTheme="majorBidi" w:cstheme="majorBidi"/>
-        </w:rPr>
-        <w:t>prosociality</w:t>
-      </w:r>
-      <w:proofErr w:type="spellEnd"/>
-      <w:r>
-        <w:rPr>
-          <w:rFonts w:asciiTheme="majorBidi" w:eastAsiaTheme="minorEastAsia" w:hAnsiTheme="majorBidi" w:cstheme="majorBidi"/>
-        </w:rPr>
-        <w:t xml:space="preserve">—providing a rich foundation for examining how dark traits manifest within a non-WEIRD cultural setting. However, despite the implications of overseas meta-analyses linking dark traits to workplace deviance (O’Boyle et al., 2012), systematic examinations of direct associations with workplace harassment in Japan remain limited. This gap is consequential not only for applied prevention efforts but also for cross-cultural theory-building: </w:t>
-      </w:r>
-      <w:r>
-        <w:rPr>
-          <w:rFonts w:asciiTheme="majorBidi" w:eastAsiaTheme="minorEastAsia" w:hAnsiTheme="majorBidi" w:cstheme="majorBidi"/>
-        </w:rPr>
-        <w:t>if cultural norms and institutional contexts are associated with differences in how dark tendencies relate to workplace behaviors</w:t>
-      </w:r>
-      <w:r>
-        <w:rPr>
-          <w:rFonts w:asciiTheme="majorBidi" w:eastAsiaTheme="minorEastAsia" w:hAnsiTheme="majorBidi" w:cstheme="majorBidi"/>
-        </w:rPr>
-        <w:t xml:space="preserve">, then effect sizes and pathways observed in WEIRD samples may not fully generalize to Japanese organizational settings. Future research should therefore pursue longitudinal and context-dependent investigations that integrate HEXACO—particularly Honesty–Humility—while paying careful attention to measurement equivalence (Byrne &amp; Campbell, 1999; Schmitt et al., 2007; van de Vijver &amp; Leung, 2000). </w:t>
-      </w:r>
-      <w:r>
-        <w:rPr>
-          <w:rFonts w:asciiTheme="majorBidi" w:eastAsiaTheme="minorEastAsia" w:hAnsiTheme="majorBidi" w:cstheme="majorBidi"/>
-        </w:rPr>
-        <w:t xml:space="preserve">By examining harassment perpetration tendencies in Japan, the present study helps address this cross-cultural generalizability issue and provides an empirical basis for discussing how cultural contexts may relate to the expression of dark traits and moral </w:t>
-      </w:r>
-      <w:r>
-        <w:rPr>
-          <w:rFonts w:asciiTheme="majorBidi" w:eastAsiaTheme="minorEastAsia" w:hAnsiTheme="majorBidi" w:cstheme="majorBidi"/>
-        </w:rPr>
-        <w:lastRenderedPageBreak/>
-        <w:t>personality tendencies.</w:t>
+        <w:t>By examining harassment perpetration tendencies in Japan, the present study helps address this cross-cultural generalizability issue and provides an empirical basis for discussing how cultural contexts may relate to the expression of dark traits and moral personality tendencies.</w:t>
       </w:r>
     </w:p>
     <w:p>
@@ -2024,45 +1477,31 @@
         <w:rPr>
           <w:rFonts w:asciiTheme="majorBidi" w:eastAsiaTheme="minorEastAsia" w:hAnsiTheme="majorBidi" w:cstheme="majorBidi"/>
         </w:rPr>
-        <w:t xml:space="preserve">The present study examines how dark personality traits and broad personality dimensions are associated with workplace harassment perpetration tendencies among Japanese adults. Specifically, we focus on the Dark Triad traits—narcissism, Machiavellianism, and psychopathy—and their associations with two forms of self-reported harassment perpetration tendencies: power harassment and gender harassment. We further examine whether the HEXACO personality dimensions, with a particular focus on Honesty–Humility (H–H) as the core morality-related dimension of the HEXACO model, are associated with additional variance in harassment perpetration tendencies beyond the Dark Triad and key demographic covariates. A central rationale for introducing HEXACO alongside the Dark Triad is that these frameworks are conceptually related yet not redundant. Although the Dark Triad and Honesty–Humility both capture individual differences along a selfishness versus moral/other-regarding orientation, they are theorized to reflect distinct aspects of moral functioning. Accordingly, in hierarchical regression terms, the variance in Honesty–Humility that remains after accounting for the Dark Triad can be interpreted as a broader fairness-, sincerity-, and non-exploitative disposition that is not reducible to dark trait content. Evidence that this residual component of Honesty–Humility is associated with harassment perpetration tendencies would suggest that workplace harassment perpetration tendencies are linked not only to “dark” dispositions but also to broader moral personality tendencies captured by HEXACO. Beyond examining main effects, we also test whether Honesty–Humility moderates the associations between Dark Triad traits and harassment perpetration tendencies. Dark traits reflect dispositional tendencies toward self-interest, manipulation, and callousness, but such tendencies may not be expressed uniformly in workplace contexts. Honesty–Humility captures a broader moral orientation characterized by </w:t>
+        <w:t xml:space="preserve">The present study examines how dark personality traits and broad personality dimensions are associated with workplace harassment perpetration tendencies among Japanese adults. Specifically, we focus on the Dark Triad traits—narcissism, Machiavellianism, and psychopathy—and their associations with two forms of self-reported harassment perpetration tendencies: power harassment and gender harassment. We further examine whether the HEXACO personality dimensions, with a particular focus on Honesty–Humility (H–H) as the core morality-related dimension of the HEXACO model, are associated with additional variance in harassment perpetration tendencies beyond the Dark Triad and key demographic covariates. A central rationale for introducing HEXACO alongside the Dark Triad is that these frameworks are conceptually related yet not redundant. Although the Dark Triad and Honesty–Humility both capture individual differences along a selfishness versus moral/other-regarding orientation, they are theorized to reflect distinct aspects of moral functioning. Accordingly, in hierarchical regression terms, the variance in Honesty–Humility that remains after accounting for the Dark Triad can be interpreted as a broader fairness-, sincerity-, and non-exploitative disposition that is not reducible to dark trait content. Evidence that this residual component of Honesty–Humility is associated with harassment perpetration tendencies would suggest that workplace harassment perpetration tendencies are linked not only to “dark” dispositions but also to broader moral personality tendencies captured by HEXACO. Beyond examining main effects, we also test whether Honesty–Humility moderates the associations between Dark Triad traits and harassment perpetration tendencies. Dark traits reflect dispositional tendencies toward self-interest, manipulation, and callousness, but such tendencies may not be expressed uniformly in workplace contexts. Honesty–Humility captures a broader moral orientation characterized by sincerity, fairness, and non-exploitation, </w:t>
       </w:r>
       <w:r>
         <w:rPr>
           <w:rFonts w:asciiTheme="majorBidi" w:eastAsiaTheme="minorEastAsia" w:hAnsiTheme="majorBidi" w:cstheme="majorBidi"/>
         </w:rPr>
-        <w:lastRenderedPageBreak/>
-        <w:t xml:space="preserve">sincerity, fairness, and non-exploitation, </w:t>
+        <w:t>which may be associated with weaker expression of opportunistic or aggressive behaviors.</w:t>
       </w:r>
       <w:r>
         <w:rPr>
           <w:rFonts w:asciiTheme="majorBidi" w:eastAsiaTheme="minorEastAsia" w:hAnsiTheme="majorBidi" w:cstheme="majorBidi"/>
         </w:rPr>
-        <w:t>which may be associated with weaker expression of opportunistic or aggressive behaviors.</w:t>
+        <w:t xml:space="preserve"> From this perspective, employees high in dark traits may report stronger harassment perpetration tendencies when Honesty–Humility is low, whereas higher Honesty–Humility may be associated with a weaker linkage between dark traits and harassment perpetration tendencies. Importantly, </w:t>
       </w:r>
       <w:r>
         <w:rPr>
           <w:rFonts w:asciiTheme="majorBidi" w:eastAsiaTheme="minorEastAsia" w:hAnsiTheme="majorBidi" w:cstheme="majorBidi"/>
         </w:rPr>
-        <w:t xml:space="preserve"> From this perspective, employees high in dark traits may report stronger harassment perpetration tendencies when Honesty–Humility is low, whereas higher Honesty–Humility may be associated with a weaker linkage between dark traits and harassment perpetration tendencies. Importantly, </w:t>
+        <w:t>this moderation test is theory-driven, reflecting the premise that moral dispositions may be associated with a weaker expression of socially aversive traits in behavior.</w:t>
       </w:r>
       <w:r>
         <w:rPr>
           <w:rFonts w:asciiTheme="majorBidi" w:eastAsiaTheme="minorEastAsia" w:hAnsiTheme="majorBidi" w:cstheme="majorBidi"/>
         </w:rPr>
-        <w:t>this moderation test is theory-driven, reflecting the premise that moral dispositions may be associated with a weaker expression of socially aversive traits in behavior.</w:t>
-      </w:r>
-      <w:r>
-        <w:rPr>
-          <w:rFonts w:asciiTheme="majorBidi" w:eastAsiaTheme="minorEastAsia" w:hAnsiTheme="majorBidi" w:cstheme="majorBidi"/>
-        </w:rPr>
-        <w:t xml:space="preserve"> Analytically, we first report bivariate associations between each personality trait and harassment perpetration tendencies. We then conduct hierarchical multiple regression analyses in which demographic covariates (e.g., age, gender, and region) and the Dark Triad traits are entered before adding the HEXACO dimensions to evaluate incremental explanatory value (i.e., changes in explained variance). Finally, we estimate models including Dark Triad × Honesty–Humility interaction terms to evaluate whether Honesty–Humility qualifies the extent to which dark traits are associated with harassment perpetration tendencies. Through these analyses, we examine whether positive associations between dark traits and workplace deviance-related outcomes reported in prior research are also observed in Japanese data, while clarifying how HEXACO—particularly Honesty–Humility—relates to harassment perpetration tendencies in a cultural context that remains comparatively underrepresented in the literature. Accordingly, we propose the following hypotheses, tested separately for power harassment and gender harassment. The Dark Triad traits are expected to show positive associations with harassment perpetration tendencies (H1a: psychopathy; H1b: Machiavellianism; H1c: narcissism). In contrast, Honesty–Humility is expected to be negatively associated with both harassment perpetration tendencies (H2a), and Agreeableness is expected to show an additional negative association (H2b). Beyond these main effects, we hypothesize that adding the HEXACO dimensions—especially Honesty–Humility—will show incremental explanatory value over </w:t>
-      </w:r>
-      <w:r>
-        <w:rPr>
-          <w:rFonts w:asciiTheme="majorBidi" w:eastAsiaTheme="minorEastAsia" w:hAnsiTheme="majorBidi" w:cstheme="majorBidi"/>
-        </w:rPr>
-        <w:lastRenderedPageBreak/>
-        <w:t xml:space="preserve">and above demographic covariates and the Dark Triad (H3). Finally, we hypothesize a moderation pattern whereby the positive associations between Dark Triad traits and harassment perpetration tendencies are stronger at lower levels of Honesty–Humility, </w:t>
+        <w:t xml:space="preserve"> Analytically, we first report bivariate associations between each personality trait and harassment perpetration tendencies. We then conduct hierarchical multiple regression analyses in which demographic covariates (e.g., age, gender, and region) and the Dark Triad traits are entered before adding the HEXACO dimensions to evaluate incremental explanatory value (i.e., changes in explained variance). Finally, we estimate models including Dark Triad × Honesty–Humility interaction terms to evaluate whether Honesty–Humility qualifies the extent to which dark traits are associated with harassment perpetration tendencies. Through these analyses, we examine whether positive associations between dark traits and workplace deviance-related outcomes reported in prior research are also observed in Japanese data, while clarifying how HEXACO—particularly Honesty–Humility—relates to harassment perpetration tendencies in a cultural context that remains comparatively underrepresented in the literature. Accordingly, we propose the following hypotheses, tested separately for power harassment and gender harassment. The Dark Triad traits are expected to show positive associations with harassment perpetration tendencies (H1a: psychopathy; H1b: Machiavellianism; H1c: narcissism). In contrast, Honesty–Humility is expected to be negatively associated with both harassment perpetration tendencies (H2a), and Agreeableness is expected to show an additional negative association (H2b). Beyond these main effects, we hypothesize that adding the HEXACO dimensions—especially Honesty–Humility—will show incremental explanatory value over and above demographic covariates and the Dark Triad (H3). Finally, we hypothesize a moderation pattern whereby the positive associations between Dark Triad traits and harassment perpetration tendencies are stronger at lower levels of Honesty–Humility, </w:t>
       </w:r>
       <w:r>
         <w:rPr>
@@ -2144,14 +1583,7 @@
         <w:rPr>
           <w:rFonts w:asciiTheme="majorBidi" w:hAnsiTheme="majorBidi" w:cstheme="majorBidi"/>
         </w:rPr>
-        <w:t xml:space="preserve">The age distribution was as follows: 32 participants aged 18–19, 100 in their 20s, 124 in their 30s, 70 in their 40s, and 28 aged 50 or older. Although the sample included younger respondents, all participants confirmed current employment status, ensuring that responses to the workplace harassment measures were based on actual occupational experience rather than hypothetical judgments. </w:t>
-      </w:r>
-      <w:r>
-        <w:rPr>
-          <w:rFonts w:asciiTheme="majorBidi" w:hAnsiTheme="majorBidi" w:cstheme="majorBidi"/>
-        </w:rPr>
-        <w:lastRenderedPageBreak/>
-        <w:t>No full-time homemakers or unemployed individuals were included in the final sample.</w:t>
+        <w:t>The age distribution was as follows: 32 participants aged 18–19, 100 in their 20s, 124 in their 30s, 70 in their 40s, and 28 aged 50 or older. Although the sample included younger respondents, all participants confirmed current employment status, ensuring that responses to the workplace harassment measures were based on actual occupational experience rather than hypothetical judgments. No full-time homemakers or unemployed individuals were included in the final sample.</w:t>
       </w:r>
       <w:r>
         <w:rPr>
@@ -2251,21 +1683,7 @@
         <w:rPr>
           <w:rFonts w:asciiTheme="majorBidi" w:hAnsiTheme="majorBidi" w:cstheme="majorBidi"/>
         </w:rPr>
-        <w:t xml:space="preserve">The Dark Triad traits were assessed using the Japanese version of the Short Dark Triad (SD3-J; </w:t>
-      </w:r>
-      <w:proofErr w:type="spellStart"/>
-      <w:r>
-        <w:rPr>
-          <w:rFonts w:asciiTheme="majorBidi" w:hAnsiTheme="majorBidi" w:cstheme="majorBidi"/>
-        </w:rPr>
-        <w:t>Shimotsukasa</w:t>
-      </w:r>
-      <w:proofErr w:type="spellEnd"/>
-      <w:r>
-        <w:rPr>
-          <w:rFonts w:asciiTheme="majorBidi" w:hAnsiTheme="majorBidi" w:cstheme="majorBidi"/>
-        </w:rPr>
-        <w:t xml:space="preserve"> &amp; Oshio, 2017), consisting of 27 items (9 items each for Machiavellianism, Narcissism, and Psychopathy), rated on a 5-point Likert scale. In the present sample, internal consistency coefficients were α = .767 for Machiavellianism, α = .778 for Narcissism, and α = .708 for Psychopathy, with α = .842 for the SD3-J total score.</w:t>
+        <w:t>The Dark Triad traits were assessed using the Japanese version of the Short Dark Triad (SD3-J; Shimotsukasa &amp; Oshio, 2017), consisting of 27 items (9 items each for Machiavellianism, Narcissism, and Psychopathy), rated on a 5-point Likert scale. In the present sample, internal consistency coefficients were α = .767 for Machiavellianism, α = .778 for Narcissism, and α = .708 for Psychopathy, with α = .842 for the SD3-J total score.</w:t>
       </w:r>
     </w:p>
     <w:p>
@@ -2279,21 +1697,7 @@
         <w:rPr>
           <w:rFonts w:asciiTheme="majorBidi" w:hAnsiTheme="majorBidi" w:cstheme="majorBidi"/>
         </w:rPr>
-        <w:t xml:space="preserve">Power harassment was assessed using the Workplace Power Harassment Scale </w:t>
-      </w:r>
-      <w:r>
-        <w:rPr>
-          <w:rFonts w:asciiTheme="majorBidi" w:hAnsiTheme="majorBidi" w:cstheme="majorBidi"/>
-        </w:rPr>
-        <w:lastRenderedPageBreak/>
-        <w:t xml:space="preserve">developed by Tou et al. (2017). The scale comprises 18 items loading on three factors: power-harassing behaviors (12 items), power-harassment climate (4 items), and power-harassing attitudes (2 items). Importantly, in this instrument the “climate” factor does not refer to a general organizational climate; rather, it captures supervisor-centered interpersonal dynamics manifested as subordinate constriction and silence around the supervisor (e.g., subordinates acting while watching the supervisor’s mood, becoming tense or quiet when the supervisor joins a conversation, and the absence of subordinates who voice disagreement). In other words, the climate items index an observable relational consequence of the supervisor’s coercive presence. The attitude factor reflects a domineering and non-receptive stance that can underlie and legitimize coercive supervision (e.g., not admitting one’s mistakes when criticized and not listening to dissenting views). Consistent with the original validation, Tou et al. (2017) conceptualized workplace power harassment as a multifaceted construct encompassing abusive enactment, attitudinal endorsement, and the supervisor-focused coercive interpersonal dynamics reflected in subordinate constriction; confirmatory factor analysis in the original study supported the three-factor structure (CFI = .962, RMSEA = .074). In the present study, participants (supervisors) responded with reference to their actual workplace, indicating the extent to which (a) they had engaged in the listed behaviors, (b) their supervision was accompanied by subordinate constriction and silence around them, and (c) they endorsed the attitude items. Responses were rated on a 3-point scale (1 = not applicable, 2 = applicable once, 3 = applicable multiple times). In the present sample, internal consistency coefficients were α = .862 for behaviors, α = .730 for climate, α = .760 for attitudes, and α = .880 for the total index. Accordingly, we treated the three subcomponents as complementary indicators of a single higher-order construct of workplace power harassment and used the total score as a perpetration-related composite (behavioral enactment plus supervisor-centered coercive dynamics and attitudinal endorsement), rather </w:t>
-      </w:r>
-      <w:r>
-        <w:rPr>
-          <w:rFonts w:asciiTheme="majorBidi" w:hAnsiTheme="majorBidi" w:cstheme="majorBidi"/>
-        </w:rPr>
-        <w:lastRenderedPageBreak/>
-        <w:t>than as a pure behavioral frequency count. As a sensitivity check, we also examined the behavioral subscale separately (reported in Supplementary Materials / Appendix), and the substantive conclusions were unchanged.</w:t>
+        <w:t>Power harassment was assessed using the Workplace Power Harassment Scale developed by Tou et al. (2017). The scale comprises 18 items loading on three factors: power-harassing behaviors (12 items), power-harassment climate (4 items), and power-harassing attitudes (2 items). Importantly, in this instrument the “climate” factor does not refer to a general organizational climate; rather, it captures supervisor-centered interpersonal dynamics manifested as subordinate constriction and silence around the supervisor (e.g., subordinates acting while watching the supervisor’s mood, becoming tense or quiet when the supervisor joins a conversation, and the absence of subordinates who voice disagreement). In other words, the climate items index an observable relational consequence of the supervisor’s coercive presence. The attitude factor reflects a domineering and non-receptive stance that can underlie and legitimize coercive supervision (e.g., not admitting one’s mistakes when criticized and not listening to dissenting views). Consistent with the original validation, Tou et al. (2017) conceptualized workplace power harassment as a multifaceted construct encompassing abusive enactment, attitudinal endorsement, and the supervisor-focused coercive interpersonal dynamics reflected in subordinate constriction; confirmatory factor analysis in the original study supported the three-factor structure (CFI = .962, RMSEA = .074). In the present study, participants (supervisors) responded with reference to their actual workplace, indicating the extent to which (a) they had engaged in the listed behaviors, (b) their supervision was accompanied by subordinate constriction and silence around them, and (c) they endorsed the attitude items. Responses were rated on a 3-point scale (1 = not applicable, 2 = applicable once, 3 = applicable multiple times). In the present sample, internal consistency coefficients were α = .862 for behaviors, α = .730 for climate, α = .760 for attitudes, and α = .880 for the total index. Accordingly, we treated the three subcomponents as complementary indicators of a single higher-order construct of workplace power harassment and used the total score as a perpetration-related composite (behavioral enactment plus supervisor-centered coercive dynamics and attitudinal endorsement), rather than as a pure behavioral frequency count. As a sensitivity check, we also examined the behavioral subscale separately (reported in Supplementary Materials / Appendix), and the substantive conclusions were unchanged.</w:t>
       </w:r>
     </w:p>
     <w:p>
@@ -2373,14 +1777,7 @@
         <w:rPr>
           <w:rFonts w:asciiTheme="majorBidi" w:hAnsiTheme="majorBidi" w:cstheme="majorBidi"/>
         </w:rPr>
-        <w:t xml:space="preserve">Participants were instructed to respond to the harassment </w:t>
-      </w:r>
-      <w:r>
-        <w:rPr>
-          <w:rFonts w:asciiTheme="majorBidi" w:hAnsiTheme="majorBidi" w:cstheme="majorBidi"/>
-        </w:rPr>
-        <w:lastRenderedPageBreak/>
-        <w:t xml:space="preserve">items from the perspective of their own behaviors in the workplace. Specifically, they were asked to indicate how frequently they themselves had engaged in the described behaviors within their current or recent workplace context. Thus, the present study assessed </w:t>
+        <w:t xml:space="preserve">Participants were instructed to respond to the harassment items from the perspective of their own behaviors in the workplace. Specifically, they were asked to indicate how frequently they themselves had engaged in the described behaviors within their current or recent workplace context. Thus, the present study assessed </w:t>
       </w:r>
       <w:r>
         <w:rPr>
@@ -2466,28 +1863,7 @@
         <w:rPr>
           <w:rFonts w:asciiTheme="majorBidi" w:hAnsiTheme="majorBidi" w:cstheme="majorBidi"/>
         </w:rPr>
-        <w:t xml:space="preserve">All analyses were conducted in Python (pandas, </w:t>
-      </w:r>
-      <w:proofErr w:type="spellStart"/>
-      <w:r>
-        <w:rPr>
-          <w:rFonts w:asciiTheme="majorBidi" w:hAnsiTheme="majorBidi" w:cstheme="majorBidi"/>
-        </w:rPr>
-        <w:t>statsmodels</w:t>
-      </w:r>
-      <w:proofErr w:type="spellEnd"/>
-      <w:r>
-        <w:rPr>
-          <w:rFonts w:asciiTheme="majorBidi" w:hAnsiTheme="majorBidi" w:cstheme="majorBidi"/>
-        </w:rPr>
-        <w:t xml:space="preserve">, SciPy). We first computed Spearman rank correlations among all focal variables to accommodate skewed distributions and potential outliers. For prediction, we estimated a series of multiple regression models with HC3 robust standard errors. Effect sizes were reported as standardized coefficients (β), and statistical significance was evaluated using two-tailed tests </w:t>
-      </w:r>
-      <w:r>
-        <w:rPr>
-          <w:rFonts w:asciiTheme="majorBidi" w:hAnsiTheme="majorBidi" w:cstheme="majorBidi"/>
-        </w:rPr>
-        <w:lastRenderedPageBreak/>
-        <w:t>at conventional levels.</w:t>
+        <w:t>All analyses were conducted in Python (pandas, statsmodels, SciPy). We first computed Spearman rank correlations among all focal variables to accommodate skewed distributions and potential outliers. For prediction, we estimated a series of multiple regression models with HC3 robust standard errors. Effect sizes were reported as standardized coefficients (β), and statistical significance was evaluated using two-tailed tests at conventional levels.</w:t>
       </w:r>
     </w:p>
     <w:p>
@@ -2785,28 +2161,7 @@
         <w:rPr>
           <w:rFonts w:asciiTheme="majorBidi" w:hAnsiTheme="majorBidi" w:cstheme="majorBidi"/>
         </w:rPr>
-        <w:t xml:space="preserve"> tendencies (power harassment, gender harassment) were the primary outcomes. We emphasize Model B coefficients for substantive interpretation (see </w:t>
-      </w:r>
-      <w:r>
-        <w:rPr>
-          <w:rFonts w:asciiTheme="majorBidi" w:hAnsiTheme="majorBidi" w:cstheme="majorBidi"/>
-        </w:rPr>
-        <w:lastRenderedPageBreak/>
-        <w:t xml:space="preserve">Table 3: </w:t>
-      </w:r>
-      <w:proofErr w:type="spellStart"/>
-      <w:r>
-        <w:rPr>
-          <w:rFonts w:asciiTheme="majorBidi" w:hAnsiTheme="majorBidi" w:cstheme="majorBidi"/>
-        </w:rPr>
-        <w:t>B_controls+DT+HEXACO</w:t>
-      </w:r>
-      <w:proofErr w:type="spellEnd"/>
-      <w:r>
-        <w:rPr>
-          <w:rFonts w:asciiTheme="majorBidi" w:hAnsiTheme="majorBidi" w:cstheme="majorBidi"/>
-        </w:rPr>
-        <w:t>), and we evaluate the added value of HEXACO via Δ</w:t>
+        <w:t xml:space="preserve"> tendencies (power harassment, gender harassment) were the primary outcomes. We emphasize Model B coefficients for substantive interpretation (see Table 3: B_controls+DT+HEXACO), and we evaluate the added value of HEXACO via Δ</w:t>
       </w:r>
       <w:r>
         <w:rPr>
@@ -2903,21 +2258,7 @@
         <w:rPr>
           <w:rFonts w:asciiTheme="majorBidi" w:hAnsiTheme="majorBidi" w:cstheme="majorBidi"/>
         </w:rPr>
-        <w:t xml:space="preserve">. For gender-stratified evidence, we fit Model B separately for men and women and compare explained variance and key coefficients (see Table 5; coefficients also summarized in Table 3: </w:t>
-      </w:r>
-      <w:proofErr w:type="spellStart"/>
-      <w:r>
-        <w:rPr>
-          <w:rFonts w:asciiTheme="majorBidi" w:hAnsiTheme="majorBidi" w:cstheme="majorBidi"/>
-        </w:rPr>
-        <w:t>B_by_gender</w:t>
-      </w:r>
-      <w:proofErr w:type="spellEnd"/>
-      <w:r>
-        <w:rPr>
-          <w:rFonts w:asciiTheme="majorBidi" w:hAnsiTheme="majorBidi" w:cstheme="majorBidi"/>
-        </w:rPr>
-        <w:t>).</w:t>
+        <w:t>. For gender-stratified evidence, we fit Model B separately for men and women and compare explained variance and key coefficients (see Table 5; coefficients also summarized in Table 3: B_by_gender).</w:t>
       </w:r>
       <w:r>
         <w:rPr>
@@ -3037,7 +2378,6 @@
         <w:rPr>
           <w:rFonts w:asciiTheme="majorBidi" w:hAnsiTheme="majorBidi" w:cstheme="majorBidi"/>
         </w:rPr>
-        <w:lastRenderedPageBreak/>
         <w:t>Analyses were conducted with Python 3.12.3. Reproducible scripts and model outputs (correlation tables, regression coefficients, diagnostic statistics, VIF lists) can be provided as appendices or in a repository, with access conditions specified in the Data Availability section. No procedures requiring random seeds were employed.</w:t>
       </w:r>
     </w:p>
@@ -3482,7 +2822,6 @@
         <w:rPr>
           <w:rFonts w:asciiTheme="majorBidi" w:eastAsiaTheme="minorEastAsia" w:hAnsiTheme="majorBidi" w:cstheme="majorBidi"/>
         </w:rPr>
-        <w:lastRenderedPageBreak/>
         <w:t xml:space="preserve">We conducted hierarchical regressions predicting power and gender harassment. Model A included controls (age, gender, region) and the Dark Triad; Model B additionally included the six HEXACO factors. Below we report standardized β with HC3-robust </w:t>
       </w:r>
       <w:r>
@@ -3885,14 +3224,7 @@
         <w:rPr>
           <w:rFonts w:asciiTheme="majorBidi" w:eastAsiaTheme="minorEastAsia" w:hAnsiTheme="majorBidi" w:cstheme="majorBidi"/>
         </w:rPr>
-        <w:t xml:space="preserve"> &lt; .001) were negative predictors, while Dark Triad effects </w:t>
-      </w:r>
-      <w:r>
-        <w:rPr>
-          <w:rFonts w:asciiTheme="majorBidi" w:eastAsiaTheme="minorEastAsia" w:hAnsiTheme="majorBidi" w:cstheme="majorBidi"/>
-        </w:rPr>
-        <w:lastRenderedPageBreak/>
-        <w:t xml:space="preserve">remained (M: </w:t>
+        <w:t xml:space="preserve"> &lt; .001) were negative predictors, while Dark Triad effects remained (M: </w:t>
       </w:r>
       <w:r>
         <w:rPr>
@@ -4234,14 +3566,7 @@
         <w:rPr>
           <w:rFonts w:asciiTheme="majorBidi" w:eastAsiaTheme="minorEastAsia" w:hAnsiTheme="majorBidi" w:cstheme="majorBidi"/>
         </w:rPr>
-        <w:t xml:space="preserve">Durbin–Watson statistics were 1.95 (power) and 1.84 (gender), suggesting little </w:t>
-      </w:r>
-      <w:r>
-        <w:rPr>
-          <w:rFonts w:asciiTheme="majorBidi" w:eastAsiaTheme="minorEastAsia" w:hAnsiTheme="majorBidi" w:cstheme="majorBidi"/>
-        </w:rPr>
-        <w:lastRenderedPageBreak/>
-        <w:t xml:space="preserve">residual autocorrelation. Shapiro–Wilk and Breusch–Pagan tests were significant, indicating deviations from normality and homoscedasticity; inference therefore relies on HC3 robust SEs (Table 6). VIFs were modest (max 2.00 for N; mean 1.40), implying no serious multicollinearity (top values: N = 2.00, X = 1.70, H–H = 1.57; Table </w:t>
+        <w:t xml:space="preserve">Durbin–Watson statistics were 1.95 (power) and 1.84 (gender), suggesting little residual autocorrelation. Shapiro–Wilk and Breusch–Pagan tests were significant, indicating deviations from normality and homoscedasticity; inference therefore relies on HC3 robust SEs (Table 6). VIFs were modest (max 2.00 for N; mean 1.40), implying no serious multicollinearity (top values: N = 2.00, X = 1.70, H–H = 1.57; Table </w:t>
       </w:r>
       <w:r>
         <w:rPr>
@@ -4351,14 +3676,7 @@
         <w:rPr>
           <w:rFonts w:asciiTheme="majorBidi" w:hAnsiTheme="majorBidi" w:cstheme="majorBidi"/>
         </w:rPr>
-        <w:t xml:space="preserve">This sign reversal should be interpreted cautiously as a conditional (unique) association rather than a straightforward protective effect. It likely reflects the partitioning of shared antagonistic variance among Dark Triad traits and broader personality dimensions in </w:t>
-      </w:r>
-      <w:r>
-        <w:rPr>
-          <w:rFonts w:asciiTheme="majorBidi" w:hAnsiTheme="majorBidi" w:cstheme="majorBidi"/>
-        </w:rPr>
-        <w:lastRenderedPageBreak/>
-        <w:t>multivariate models.</w:t>
+        <w:t>This sign reversal should be interpreted cautiously as a conditional (unique) association rather than a straightforward protective effect. It likely reflects the partitioning of shared antagonistic variance among Dark Triad traits and broader personality dimensions in multivariate models.</w:t>
       </w:r>
       <w:r>
         <w:rPr>
@@ -4452,14 +3770,7 @@
         <w:rPr>
           <w:rFonts w:asciiTheme="majorBidi" w:hAnsiTheme="majorBidi" w:cstheme="majorBidi"/>
         </w:rPr>
-        <w:t xml:space="preserve"> In this context, the present findings contribute converging </w:t>
-      </w:r>
-      <w:r>
-        <w:rPr>
-          <w:rFonts w:asciiTheme="majorBidi" w:hAnsiTheme="majorBidi" w:cstheme="majorBidi"/>
-        </w:rPr>
-        <w:lastRenderedPageBreak/>
-        <w:t xml:space="preserve">evidence by showing that Honesty–Humility remains relevant even when darker antagonistic traits are modeled simultaneously. The positive associations observed between Extraversion and narcissism and psychopathy further indicate that socially dominant or interpersonally assertive characteristics may overlap with antagonistic tendencies. This pattern underscores that interpersonal orientation is not uniformly adaptive and may be linked to self-enhancing, risk-taking, or dominance-related tendencies depending on the broader trait configuration. Such overlap may help explain why traits that appear socially advantageous in some organizational settings can, under certain configurations, co-occur with dispositions relevant to interpersonal harm. The negative coefficient for Machiavellianism in multivariate models </w:t>
+        <w:t xml:space="preserve"> In this context, the present findings contribute converging evidence by showing that Honesty–Humility remains relevant even when darker antagonistic traits are modeled simultaneously. The positive associations observed between Extraversion and narcissism and psychopathy further indicate that socially dominant or interpersonally assertive characteristics may overlap with antagonistic tendencies. This pattern underscores that interpersonal orientation is not uniformly adaptive and may be linked to self-enhancing, risk-taking, or dominance-related tendencies depending on the broader trait configuration. Such overlap may help explain why traits that appear socially advantageous in some organizational settings can, under certain configurations, co-occur with dispositions relevant to interpersonal harm. The negative coefficient for Machiavellianism in multivariate models </w:t>
       </w:r>
       <w:r>
         <w:rPr>
@@ -4521,7 +3832,6 @@
         <w:pStyle w:val="2"/>
       </w:pPr>
       <w:r>
-        <w:lastRenderedPageBreak/>
         <w:t>Practical Implications</w:t>
       </w:r>
     </w:p>
@@ -4614,14 +3924,7 @@
         <w:rPr>
           <w:rFonts w:asciiTheme="majorBidi" w:hAnsiTheme="majorBidi" w:cstheme="majorBidi"/>
         </w:rPr>
-        <w:t xml:space="preserve"> Consequently, personality-informed approaches should be viewed as </w:t>
-      </w:r>
-      <w:r>
-        <w:rPr>
-          <w:rFonts w:asciiTheme="majorBidi" w:hAnsiTheme="majorBidi" w:cstheme="majorBidi"/>
-        </w:rPr>
-        <w:lastRenderedPageBreak/>
-        <w:t>complementary to systemic interventions rather than replacements for organizational reforms. In this sense, the HEXACO framework may provide an additional lens for understanding individual variability in harassment</w:t>
+        <w:t xml:space="preserve"> Consequently, personality-informed approaches should be viewed as complementary to systemic interventions rather than replacements for organizational reforms. In this sense, the HEXACO framework may provide an additional lens for understanding individual variability in harassment</w:t>
       </w:r>
       <w:r>
         <w:rPr>
@@ -4703,14 +4006,7 @@
         <w:rPr>
           <w:rFonts w:asciiTheme="majorBidi" w:hAnsiTheme="majorBidi" w:cstheme="majorBidi"/>
         </w:rPr>
-        <w:t xml:space="preserve"> In particular, harassment perpetration is socially sensitive, and respondents may have underreported undesirable behaviors despite anonymity. Although validated scales were used and robust estimation procedures were applied, shared method variance may have inflated or attenuated some associations. Multi-method approaches incorporating peer reports, supervisor evaluations, or behavioral indicators would strengthen future research. Third, the sample was recruited through a crowdsourcing platform and consisted of currently employed Japanese adults. Although employment status was confirmed at the beginning of the survey </w:t>
-      </w:r>
-      <w:r>
-        <w:rPr>
-          <w:rFonts w:asciiTheme="majorBidi" w:hAnsiTheme="majorBidi" w:cstheme="majorBidi"/>
-        </w:rPr>
-        <w:lastRenderedPageBreak/>
-        <w:t xml:space="preserve">and responses were grounded in participants’ actual workplace experiences, the sample may not be fully representative of all occupational sectors, hierarchical levels, or employment types in Japan. Industry, organizational size, and managerial status were not systematically controlled and may moderate personality–harassment associations. Therefore, generalization beyond similar employee populations should be made cautiously. Fourth, harassment variables were operationalized as self-reported </w:t>
+        <w:t xml:space="preserve"> In particular, harassment perpetration is socially sensitive, and respondents may have underreported undesirable behaviors despite anonymity. Although validated scales were used and robust estimation procedures were applied, shared method variance may have inflated or attenuated some associations. Multi-method approaches incorporating peer reports, supervisor evaluations, or behavioral indicators would strengthen future research. Third, the sample was recruited through a crowdsourcing platform and consisted of currently employed Japanese adults. Although employment status was confirmed at the beginning of the survey and responses were grounded in participants’ actual workplace experiences, the sample may not be fully representative of all occupational sectors, hierarchical levels, or employment types in Japan. Industry, organizational size, and managerial status were not systematically controlled and may moderate personality–harassment associations. Therefore, generalization beyond similar employee populations should be made cautiously. Fourth, harassment variables were operationalized as self-reported </w:t>
       </w:r>
       <w:r>
         <w:rPr>
@@ -4774,14 +4070,7 @@
         <w:rPr>
           <w:rFonts w:asciiTheme="majorBidi" w:hAnsiTheme="majorBidi" w:cstheme="majorBidi"/>
         </w:rPr>
-        <w:t xml:space="preserve">, or whether workplace experiences reciprocally shape self-perceptions of personality. Such designs would substantially strengthen causal inference beyond cross-sectional associations. Second, </w:t>
-      </w:r>
-      <w:r>
-        <w:rPr>
-          <w:rFonts w:asciiTheme="majorBidi" w:hAnsiTheme="majorBidi" w:cstheme="majorBidi"/>
-        </w:rPr>
-        <w:lastRenderedPageBreak/>
-        <w:t xml:space="preserve">future research should incorporate multi-method assessment strategies. Combining self-reports with peer evaluations, supervisor ratings, organizational records, or experimentally derived behavioral measures would help reduce common method bias and clarify the behavioral validity of personality–harassment associations. In particular, examining whether HEXACO traits </w:t>
+        <w:t xml:space="preserve">, or whether workplace experiences reciprocally shape self-perceptions of personality. Such designs would substantially strengthen causal inference beyond cross-sectional associations. Second, future research should incorporate multi-method assessment strategies. Combining self-reports with peer evaluations, supervisor ratings, organizational records, or experimentally derived behavioral measures would help reduce common method bias and clarify the behavioral validity of personality–harassment associations. In particular, examining whether HEXACO traits </w:t>
       </w:r>
       <w:r>
         <w:rPr>
@@ -4839,7 +4128,6 @@
         <w:rPr>
           <w:rFonts w:asciiTheme="majorBidi" w:hAnsiTheme="majorBidi" w:cstheme="majorBidi"/>
         </w:rPr>
-        <w:lastRenderedPageBreak/>
         <w:t xml:space="preserve">This study examined the associations among HEXACO traits, Dark Triad traits, and self-reported workplace </w:t>
       </w:r>
       <w:r>
@@ -4888,14 +4176,7 @@
         <w:rPr>
           <w:rFonts w:asciiTheme="majorBidi" w:hAnsiTheme="majorBidi" w:cstheme="majorBidi"/>
         </w:rPr>
-        <w:t xml:space="preserve"> Nevertheless, because Big Five measures were not included in the present study, direct head-to-head comparisons of HEXACO and Big Five models for harassment outcomes remain an important task for future research. Studies that assess both frameworks within the same samples, ideally using </w:t>
-      </w:r>
-      <w:r>
-        <w:rPr>
-          <w:rFonts w:asciiTheme="majorBidi" w:hAnsiTheme="majorBidi" w:cstheme="majorBidi"/>
-        </w:rPr>
-        <w:lastRenderedPageBreak/>
-        <w:t>longitudinal and multi-method designs, would help clarify the relative and incremental contributions of Honesty–Humility and related traits to workplace harassment and other forms of workplace deviance.</w:t>
+        <w:t xml:space="preserve"> Nevertheless, because Big Five measures were not included in the present study, direct head-to-head comparisons of HEXACO and Big Five models for harassment outcomes remain an important task for future research. Studies that assess both frameworks within the same samples, ideally using longitudinal and multi-method designs, would help clarify the relative and incremental contributions of Honesty–Humility and related traits to workplace harassment and other forms of workplace deviance.</w:t>
       </w:r>
     </w:p>
     <w:p>
@@ -4919,7 +4200,6 @@
         <w:pStyle w:val="1"/>
       </w:pPr>
       <w:r>
-        <w:lastRenderedPageBreak/>
         <w:t>References</w:t>
       </w:r>
     </w:p>
@@ -5040,15 +4320,7 @@
         <w:ind w:left="720" w:hanging="720"/>
       </w:pPr>
       <w:r>
-        <w:t xml:space="preserve">Ashton, M. C., Lee, K., Perugini, M., Szarota, P., de Vries, R. E., Di Blas, L., Boies, K., &amp; De Raad, B. (2004). A Six-Factor Structure of Personality-Descriptive Adjectives: Solutions From </w:t>
-      </w:r>
-      <w:proofErr w:type="spellStart"/>
-      <w:r>
-        <w:t>Psycholexical</w:t>
-      </w:r>
-      <w:proofErr w:type="spellEnd"/>
-      <w:r>
-        <w:t xml:space="preserve"> Studies in Seven Languages. </w:t>
+        <w:t xml:space="preserve">Ashton, M. C., Lee, K., Perugini, M., Szarota, P., de Vries, R. E., Di Blas, L., Boies, K., &amp; De Raad, B. (2004). A Six-Factor Structure of Personality-Descriptive Adjectives: Solutions From Psycholexical Studies in Seven Languages. </w:t>
       </w:r>
       <w:r>
         <w:rPr>
@@ -5111,11 +4383,7 @@
         <w:ind w:left="720" w:hanging="720"/>
       </w:pPr>
       <w:r>
-        <w:t xml:space="preserve">Ashton, M. C., &amp; Lee, K. (2008). The prediction of honesty-humility-related criteria by the </w:t>
-      </w:r>
-      <w:r>
-        <w:lastRenderedPageBreak/>
-        <w:t xml:space="preserve">HEXACO and Five-Factor Models of personality. </w:t>
+        <w:t xml:space="preserve">Ashton, M. C., &amp; Lee, K. (2008). The prediction of honesty-humility-related criteria by the HEXACO and Five-Factor Models of personality. </w:t>
       </w:r>
       <w:r>
         <w:rPr>
@@ -5178,7 +4446,7 @@
         <w:ind w:left="720" w:hanging="720"/>
       </w:pPr>
       <w:r>
-        <w:t xml:space="preserve">Babiak, P., &amp; Hare, R. D. (2006). Snakes in suits: When psychopaths go to work. Regan Books / HarperCollins.</w:t>
+        <w:t>Babiak, P., &amp; Hare, R. D. (2006). Snakes in suits: When psychopaths go to work. Regan Books / HarperCollins.</w:t>
       </w:r>
     </w:p>
     <w:p>
@@ -5228,7 +4496,7 @@
         <w:ind w:left="720" w:hanging="720"/>
       </w:pPr>
       <w:r>
-        <w:t xml:space="preserve">Bass, B. M. (1990). From transactional to transformational leadership: Learning to share the vision. Organizational Dynamics, 18(3), 19–31. https://doi.org/10.1016/0090-2616(90)90061-S</w:t>
+        <w:t>Bass, B. M. (1990). From transactional to transformational leadership: Learning to share the vision. Organizational Dynamics, 18(3), 19–31. https://doi.org/10.1016/0090-2616(90)90061-S</w:t>
       </w:r>
     </w:p>
     <w:p>
@@ -5236,15 +4504,7 @@
         <w:ind w:left="720" w:hanging="720"/>
       </w:pPr>
       <w:r>
-        <w:t xml:space="preserve">Baughman, H. M., Dearing, S., Giammarco, E., &amp; Vernon, P. A. (2012). Relationships between bullying </w:t>
-      </w:r>
-      <w:proofErr w:type="spellStart"/>
-      <w:r>
-        <w:t>behaviours</w:t>
-      </w:r>
-      <w:proofErr w:type="spellEnd"/>
-      <w:r>
-        <w:t xml:space="preserve"> and the Dark Triad: A study with adults. </w:t>
+        <w:t xml:space="preserve">Baughman, H. M., Dearing, S., Giammarco, E., &amp; Vernon, P. A. (2012). Relationships between bullying behaviours and the Dark Triad: A study with adults. </w:t>
       </w:r>
       <w:r>
         <w:rPr>
@@ -5302,11 +4562,7 @@
         <w:t>(3)</w:t>
       </w:r>
       <w:r>
-        <w:t xml:space="preserve">, 865-891. </w:t>
-      </w:r>
-      <w:r>
-        <w:lastRenderedPageBreak/>
-        <w:t>https://doi.org/10.1017/S0954579405050418</w:t>
+        <w:t>, 865-891. https://doi.org/10.1017/S0954579405050418</w:t>
       </w:r>
     </w:p>
     <w:p>
@@ -5334,13 +4590,8 @@
       <w:pPr>
         <w:ind w:left="720" w:hanging="720"/>
       </w:pPr>
-      <w:proofErr w:type="spellStart"/>
-      <w:r>
-        <w:t>Breevaart</w:t>
-      </w:r>
-      <w:proofErr w:type="spellEnd"/>
-      <w:r>
-        <w:t xml:space="preserve">, K., &amp; de Vries, R. E. (2017). Supervisor's HEXACO personality traits and subordinate perceptions of abusive supervision. </w:t>
+      <w:r>
+        <w:t xml:space="preserve">Breevaart, K., &amp; de Vries, R. E. (2017). Supervisor's HEXACO personality traits and subordinate perceptions of abusive supervision. </w:t>
       </w:r>
       <w:r>
         <w:rPr>
@@ -5360,13 +4611,8 @@
       <w:pPr>
         <w:ind w:left="720" w:hanging="720"/>
       </w:pPr>
-      <w:proofErr w:type="spellStart"/>
-      <w:r>
-        <w:t>Breevaart</w:t>
-      </w:r>
-      <w:proofErr w:type="spellEnd"/>
-      <w:r>
-        <w:t xml:space="preserve">, K., &amp; de Vries, R. E. (2021). Followers’ HEXACO personality traits and preference for charismatic, relationship-oriented, and task-oriented leadership. </w:t>
+      <w:r>
+        <w:t xml:space="preserve">Breevaart, K., &amp; de Vries, R. E. (2021). Followers’ HEXACO personality traits and preference for charismatic, relationship-oriented, and task-oriented leadership. </w:t>
       </w:r>
       <w:r>
         <w:rPr>
@@ -5387,15 +4633,7 @@
         <w:ind w:left="720" w:hanging="720"/>
       </w:pPr>
       <w:r>
-        <w:t xml:space="preserve">Brunell, A. B., Gentry, W. A., Campbell, W. K., Hoffman, B. J., Kuhnert, K. W., &amp; </w:t>
-      </w:r>
-      <w:proofErr w:type="spellStart"/>
-      <w:r>
-        <w:t>DeMarree</w:t>
-      </w:r>
-      <w:proofErr w:type="spellEnd"/>
-      <w:r>
-        <w:t xml:space="preserve">, K. G. (2008). Leader emergence: The case of the narcissistic leader. </w:t>
+        <w:t xml:space="preserve">Brunell, A. B., Gentry, W. A., Campbell, W. K., Hoffman, B. J., Kuhnert, K. W., &amp; DeMarree, K. G. (2008). Leader emergence: The case of the narcissistic leader. </w:t>
       </w:r>
       <w:r>
         <w:rPr>
@@ -5465,7 +4703,6 @@
           <w:i/>
           <w:iCs/>
         </w:rPr>
-        <w:lastRenderedPageBreak/>
         <w:t>Journal of Cross-Cultural Psychology, 30</w:t>
       </w:r>
       <w:r>
@@ -5522,7 +4759,7 @@
         <w:ind w:left="720" w:hanging="720"/>
       </w:pPr>
       <w:r>
-        <w:t xml:space="preserve">Cherniss, C., &amp; Goleman, D. (Eds.). (2001). The emotionally intelligent workplace: How to select for, measure, and improve emotional intelligence in individuals, groups, and organizations. Jossey-Bass.</w:t>
+        <w:t>Cherniss, C., &amp; Goleman, D. (Eds.). (2001). The emotionally intelligent workplace: How to select for, measure, and improve emotional intelligence in individuals, groups, and organizations. Jossey-Bass.</w:t>
       </w:r>
     </w:p>
     <w:p>
@@ -5585,7 +4822,7 @@
         <w:ind w:left="720" w:hanging="720"/>
       </w:pPr>
       <w:r>
-        <w:t xml:space="preserve">Christie, R., &amp; Geis, F. L. (1970). Studies in Machiavellianism. Academic Press.</w:t>
+        <w:t>Christie, R., &amp; Geis, F. L. (1970). Studies in Machiavellianism. Academic Press.</w:t>
       </w:r>
     </w:p>
     <w:p>
@@ -5593,7 +4830,7 @@
         <w:ind w:left="720" w:hanging="720"/>
       </w:pPr>
       <w:r>
-        <w:t xml:space="preserve">Cleckley, H. (1941). The mask of sanity: An attempt to clarify some issues about the so-called psychopathic personality. C. V. Mosby.</w:t>
+        <w:t>Cleckley, H. (1941). The mask of sanity: An attempt to clarify some issues about the so-called psychopathic personality. C. V. Mosby.</w:t>
       </w:r>
     </w:p>
     <w:p>
@@ -5660,37 +4897,15 @@
       <w:pPr>
         <w:ind w:left="720" w:hanging="720"/>
       </w:pPr>
-      <w:proofErr w:type="spellStart"/>
-      <w:r>
-        <w:t>Dåderman</w:t>
-      </w:r>
-      <w:proofErr w:type="spellEnd"/>
-      <w:r>
-        <w:t xml:space="preserve">, A. M., &amp; </w:t>
-      </w:r>
-      <w:proofErr w:type="spellStart"/>
-      <w:r>
-        <w:t>Ragnestål</w:t>
-      </w:r>
-      <w:proofErr w:type="spellEnd"/>
-      <w:r>
-        <w:t xml:space="preserve">-Impola, C. (2019). Workplace bullies, not their victims, score high on the Dark Triad and Extraversion, and low on Agreeableness and Honesty-Humility. </w:t>
-      </w:r>
-      <w:proofErr w:type="spellStart"/>
+      <w:r>
+        <w:t xml:space="preserve">Dåderman, A. M., &amp; Ragnestål-Impola, C. (2019). Workplace bullies, not their victims, score high on the Dark Triad and Extraversion, and low on Agreeableness and Honesty-Humility. </w:t>
+      </w:r>
       <w:r>
         <w:rPr>
           <w:i/>
           <w:iCs/>
         </w:rPr>
-        <w:t>Heliyon</w:t>
-      </w:r>
-      <w:proofErr w:type="spellEnd"/>
-      <w:r>
-        <w:rPr>
-          <w:i/>
-          <w:iCs/>
-        </w:rPr>
-        <w:t>, 5</w:t>
+        <w:t>Heliyon, 5</w:t>
       </w:r>
       <w:r>
         <w:t>(10)</w:t>
@@ -5704,11 +4919,7 @@
         <w:ind w:left="720" w:hanging="720"/>
       </w:pPr>
       <w:r>
-        <w:t xml:space="preserve">De Hoogh, A. H. B., &amp; Den Hartog, D. N. (2008). Ethical and despotic leadership, relationships with leader's social responsibility, top management team effectiveness </w:t>
-      </w:r>
-      <w:r>
-        <w:lastRenderedPageBreak/>
-        <w:t xml:space="preserve">and subordinates' optimism: A multi-method study. </w:t>
+        <w:t xml:space="preserve">De Hoogh, A. H. B., &amp; Den Hartog, D. N. (2008). Ethical and despotic leadership, relationships with leader's social responsibility, top management team effectiveness and subordinates' optimism: A multi-method study. </w:t>
       </w:r>
       <w:r>
         <w:rPr>
@@ -5774,7 +4985,7 @@
         <w:ind w:left="720" w:hanging="720"/>
       </w:pPr>
       <w:r>
-        <w:t xml:space="preserve">Fehr, B., Samsom, D., &amp; Paulhus, D. L. (1992). The construct of Machiavellianism: Twenty years later. In C. D. Spielberger &amp; J. N. Butcher (Eds.), Advances in personality assessment (Vol. 9, pp. 77–116). Lawrence Erlbaum.</w:t>
+        <w:t>Fehr, B., Samsom, D., &amp; Paulhus, D. L. (1992). The construct of Machiavellianism: Twenty years later. In C. D. Spielberger &amp; J. N. Butcher (Eds.), Advances in personality assessment (Vol. 9, pp. 77–116). Lawrence Erlbaum.</w:t>
       </w:r>
     </w:p>
     <w:p>
@@ -5848,7 +5059,7 @@
         <w:ind w:left="720" w:hanging="720"/>
       </w:pPr>
       <w:r>
-        <w:t xml:space="preserve">Gandolfi, F., Stone, S., &amp; Deno, F. (2017). Servant leadership: An ancient style with 21st century relevance. Review of International Comparative Management, 18(4), 350–361.</w:t>
+        <w:t>Gandolfi, F., Stone, S., &amp; Deno, F. (2017). Servant leadership: An ancient style with 21st century relevance. Review of International Comparative Management, 18(4), 350–361.</w:t>
       </w:r>
     </w:p>
     <w:p>
@@ -5921,7 +5132,7 @@
         <w:ind w:left="720" w:hanging="720"/>
       </w:pPr>
       <w:r>
-        <w:t xml:space="preserve">Hare, R. D. (2003). Manual for the Hare Psychopathy Checklist–Revised (2nd ed.). Multi-Health Systems.</w:t>
+        <w:t>Hare, R. D. (2003). Manual for the Hare Psychopathy Checklist–Revised (2nd ed.). Multi-Health Systems.</w:t>
       </w:r>
     </w:p>
     <w:p>
@@ -5929,7 +5140,6 @@
         <w:ind w:left="720" w:hanging="720"/>
       </w:pPr>
       <w:r>
-        <w:lastRenderedPageBreak/>
         <w:t xml:space="preserve">Hare, R. D., &amp; Neumann, C. S. (2008). Psychopathy as a clinical and empirical construct. </w:t>
       </w:r>
       <w:r>
@@ -5975,39 +5185,7 @@
         <w:ind w:left="720" w:hanging="720"/>
       </w:pPr>
       <w:r>
-        <w:t xml:space="preserve">Henrich J, Heine SJ, </w:t>
-      </w:r>
-      <w:proofErr w:type="spellStart"/>
-      <w:r>
-        <w:t>Norenzayan</w:t>
-      </w:r>
-      <w:proofErr w:type="spellEnd"/>
-      <w:r>
-        <w:t xml:space="preserve"> A. The weirdest people in the world? </w:t>
-      </w:r>
-      <w:proofErr w:type="spellStart"/>
-      <w:r>
-        <w:t>Behav</w:t>
-      </w:r>
-      <w:proofErr w:type="spellEnd"/>
-      <w:r>
-        <w:t xml:space="preserve"> Brain Sci. 2010 Jun;33(2-3):61-83; discussion 83-135. </w:t>
-      </w:r>
-      <w:proofErr w:type="spellStart"/>
-      <w:r>
-        <w:t>doi</w:t>
-      </w:r>
-      <w:proofErr w:type="spellEnd"/>
-      <w:r>
-        <w:t xml:space="preserve">: 10.1017/S0140525X0999152X. </w:t>
-      </w:r>
-      <w:proofErr w:type="spellStart"/>
-      <w:r>
-        <w:t>Epub</w:t>
-      </w:r>
-      <w:proofErr w:type="spellEnd"/>
-      <w:r>
-        <w:t xml:space="preserve"> 2010 Jun 15. PMID: 20550733.</w:t>
+        <w:t>Henrich J, Heine SJ, Norenzayan A. The weirdest people in the world? Behav Brain Sci. 2010 Jun;33(2-3):61-83; discussion 83-135. doi: 10.1017/S0140525X0999152X. Epub 2010 Jun 15. PMID: 20550733.</w:t>
       </w:r>
     </w:p>
     <w:p>
@@ -6053,13 +5231,8 @@
       <w:pPr>
         <w:ind w:left="720" w:hanging="720"/>
       </w:pPr>
-      <w:proofErr w:type="spellStart"/>
-      <w:r>
-        <w:t>Inceoglu</w:t>
-      </w:r>
-      <w:proofErr w:type="spellEnd"/>
-      <w:r>
-        <w:t xml:space="preserve">, I., &amp; Warr, P. (2011). Personality and job engagement. </w:t>
+      <w:r>
+        <w:t xml:space="preserve">Inceoglu, I., &amp; Warr, P. (2011). Personality and job engagement. </w:t>
       </w:r>
       <w:r>
         <w:rPr>
@@ -6157,11 +5330,7 @@
         <w:t>(3)</w:t>
       </w:r>
       <w:r>
-        <w:t xml:space="preserve">, 449-453. </w:t>
-      </w:r>
-      <w:r>
-        <w:lastRenderedPageBreak/>
-        <w:t>https://doi.org/10.1016/j.paid.2011.11.008</w:t>
+        <w:t>, 449-453. https://doi.org/10.1016/j.paid.2011.11.008</w:t>
       </w:r>
     </w:p>
     <w:p>
@@ -6169,7 +5338,7 @@
         <w:ind w:left="720" w:hanging="720"/>
       </w:pPr>
       <w:r>
-        <w:t xml:space="preserve">Jones, D. N., &amp; Paulhus, D. L. (2009). Machiavellianism. In M. R. Leary &amp; R. H. Hoyle (Eds.), Handbook of individual differences in social behavior (pp. 93–108). Guilford Press.</w:t>
+        <w:t>Jones, D. N., &amp; Paulhus, D. L. (2009). Machiavellianism. In M. R. Leary &amp; R. H. Hoyle (Eds.), Handbook of individual differences in social behavior (pp. 93–108). Guilford Press.</w:t>
       </w:r>
     </w:p>
     <w:p>
@@ -6177,7 +5346,7 @@
         <w:ind w:left="720" w:hanging="720"/>
       </w:pPr>
       <w:r>
-        <w:t xml:space="preserve">Jones, D. N., &amp; Paulhus, D. L. (2010). Different provocations trigger aggression in narcissists and psychopaths. Social Psychological and Personality Science, 1(1), 12–18. https://doi.org/10.1177/1948550609347591</w:t>
+        <w:t>Jones, D. N., &amp; Paulhus, D. L. (2010). Different provocations trigger aggression in narcissists and psychopaths. Social Psychological and Personality Science, 1(1), 12–18. https://doi.org/10.1177/1948550609347591</w:t>
       </w:r>
     </w:p>
     <w:p>
@@ -6325,36 +5494,15 @@
       <w:pPr>
         <w:ind w:left="720" w:hanging="720"/>
       </w:pPr>
-      <w:proofErr w:type="spellStart"/>
-      <w:r>
-        <w:t>Koshinaka</w:t>
-      </w:r>
-      <w:proofErr w:type="spellEnd"/>
-      <w:r>
-        <w:t xml:space="preserve">, K. (2020). Do the Dark Triad personalities dislike others and avoid being disliked by others? </w:t>
+      <w:r>
+        <w:t xml:space="preserve">Koshinaka, K. (2020). Do the Dark Triad personalities dislike others and avoid being disliked by others? </w:t>
       </w:r>
       <w:r>
         <w:rPr>
           <w:i/>
           <w:iCs/>
         </w:rPr>
-        <w:t xml:space="preserve">Bulletin of Tokai </w:t>
-      </w:r>
-      <w:proofErr w:type="spellStart"/>
-      <w:r>
-        <w:rPr>
-          <w:i/>
-          <w:iCs/>
-        </w:rPr>
-        <w:t>Gakuen</w:t>
-      </w:r>
-      <w:proofErr w:type="spellEnd"/>
-      <w:r>
-        <w:rPr>
-          <w:i/>
-          <w:iCs/>
-        </w:rPr>
-        <w:t xml:space="preserve"> University, 30</w:t>
+        <w:t>Bulletin of Tokai Gakuen University, 30</w:t>
       </w:r>
       <w:r>
         <w:t>, 57-78. http://repository.tokaigakuen-u.ac.jp/dspace/handle/11334/1903</w:t>
@@ -6401,11 +5549,7 @@
         <w:ind w:left="720" w:hanging="720"/>
       </w:pPr>
       <w:r>
-        <w:t xml:space="preserve">Lee, K., &amp; Ashton, M. C. (2004). Psychometric properties of the HEXACO Personality </w:t>
-      </w:r>
-      <w:r>
-        <w:lastRenderedPageBreak/>
-        <w:t xml:space="preserve">Inventory. </w:t>
+        <w:t xml:space="preserve">Lee, K., &amp; Ashton, M. C. (2004). Psychometric properties of the HEXACO Personality Inventory. </w:t>
       </w:r>
       <w:r>
         <w:rPr>
@@ -6468,15 +5612,7 @@
         <w:ind w:left="720" w:hanging="720"/>
       </w:pPr>
       <w:r>
-        <w:t xml:space="preserve">Lee, K., Ashton, M. C., </w:t>
-      </w:r>
-      <w:proofErr w:type="spellStart"/>
-      <w:r>
-        <w:t>Ogunfowora</w:t>
-      </w:r>
-      <w:proofErr w:type="spellEnd"/>
-      <w:r>
-        <w:t xml:space="preserve">, B., Bourdage, J. S., &amp; Shin, K. H. (2010). The personality bases of socio-political attitudes: The role of honesty-humility and openness to experience. </w:t>
+        <w:t xml:space="preserve">Lee, K., Ashton, M. C., Ogunfowora, B., Bourdage, J. S., &amp; Shin, K. H. (2010). The personality bases of socio-political attitudes: The role of honesty-humility and openness to experience. </w:t>
       </w:r>
       <w:r>
         <w:rPr>
@@ -6560,7 +5696,7 @@
         <w:ind w:left="720" w:hanging="720"/>
       </w:pPr>
       <w:r>
-        <w:t xml:space="preserve">Lynam, D. R., &amp; Derefinko, K. J. (2006). Psychopathy and personality. In C. J. Patrick (Ed.), Handbook of psychopathy (pp. 133–155). Guilford Press.</w:t>
+        <w:t>Lynam, D. R., &amp; Derefinko, K. J. (2006). Psychopathy and personality. In C. J. Patrick (Ed.), Handbook of psychopathy (pp. 133–155). Guilford Press.</w:t>
       </w:r>
     </w:p>
     <w:p>
@@ -6568,19 +5704,7 @@
         <w:ind w:left="720" w:hanging="720"/>
       </w:pPr>
       <w:r>
-        <w:t xml:space="preserve">Machiha, M. M., &amp; Brew, G. (2019). Predictors of Work Engagement Among University Teachers: The Role of Personality and Perceived </w:t>
-      </w:r>
-      <w:proofErr w:type="spellStart"/>
-      <w:r>
-        <w:t>Organisational</w:t>
-      </w:r>
-      <w:proofErr w:type="spellEnd"/>
-      <w:r>
-        <w:t xml:space="preserve"> Support. </w:t>
-      </w:r>
-      <w:r>
-        <w:lastRenderedPageBreak/>
-        <w:t>(Dissertation). Retrieved from https://urn.kb.se/resolve?urn=urn:nbn:se:lnu:diva-84767</w:t>
+        <w:t>Machiha, M. M., &amp; Brew, G. (2019). Predictors of Work Engagement Among University Teachers: The Role of Personality and Perceived Organisational Support. (Dissertation). Retrieved from https://urn.kb.se/resolve?urn=urn:nbn:se:lnu:diva-84767</w:t>
       </w:r>
     </w:p>
     <w:p>
@@ -6695,13 +5819,8 @@
       <w:pPr>
         <w:ind w:left="720" w:hanging="720"/>
       </w:pPr>
-      <w:proofErr w:type="spellStart"/>
-      <w:r>
-        <w:t>McHoskey</w:t>
-      </w:r>
-      <w:proofErr w:type="spellEnd"/>
-      <w:r>
-        <w:t xml:space="preserve"> J. (1995). Narcissism and Machiavellianism. </w:t>
+      <w:r>
+        <w:t xml:space="preserve">McHoskey J. (1995). Narcissism and Machiavellianism. </w:t>
       </w:r>
       <w:r>
         <w:rPr>
@@ -6764,11 +5883,7 @@
         <w:ind w:left="720" w:hanging="720"/>
       </w:pPr>
       <w:r>
-        <w:t xml:space="preserve">Morales, N. A. (2020). Gender and the HEXACO model of personality: Meta-analysis, measurement equivalence, and specification of agency as a core construct of </w:t>
-      </w:r>
-      <w:r>
-        <w:lastRenderedPageBreak/>
-        <w:t xml:space="preserve">investment (Master’s thesis). </w:t>
+        <w:t xml:space="preserve">Morales, N. A. (2020). Gender and the HEXACO model of personality: Meta-analysis, measurement equivalence, and specification of agency as a core construct of investment (Master’s thesis). </w:t>
       </w:r>
       <w:r>
         <w:rPr>
@@ -6786,15 +5901,7 @@
         <w:ind w:left="720" w:hanging="720"/>
       </w:pPr>
       <w:r>
-        <w:t xml:space="preserve">Morf, C. C., &amp; </w:t>
-      </w:r>
-      <w:proofErr w:type="spellStart"/>
-      <w:r>
-        <w:t>Rhodewalt</w:t>
-      </w:r>
-      <w:proofErr w:type="spellEnd"/>
-      <w:r>
-        <w:t xml:space="preserve">, F. (2001). Unraveling the paradoxes of narcissism: A dynamic self-regulatory processing model. </w:t>
+        <w:t xml:space="preserve">Morf, C. C., &amp; Rhodewalt, F. (2001). Unraveling the paradoxes of narcissism: A dynamic self-regulatory processing model. </w:t>
       </w:r>
       <w:r>
         <w:rPr>
@@ -6814,13 +5921,8 @@
       <w:pPr>
         <w:ind w:left="720" w:hanging="720"/>
       </w:pPr>
-      <w:proofErr w:type="spellStart"/>
-      <w:r>
-        <w:t>Moshagen</w:t>
-      </w:r>
-      <w:proofErr w:type="spellEnd"/>
-      <w:r>
-        <w:t xml:space="preserve">, M., Hilbig, B. E., &amp; Zettler, I. (2018). The dark core of personality. </w:t>
+      <w:r>
+        <w:t xml:space="preserve">Moshagen, M., Hilbig, B. E., &amp; Zettler, I. (2018). The dark core of personality. </w:t>
       </w:r>
       <w:r>
         <w:rPr>
@@ -6840,45 +5942,15 @@
       <w:pPr>
         <w:ind w:left="720" w:hanging="720"/>
       </w:pPr>
-      <w:proofErr w:type="spellStart"/>
-      <w:r>
-        <w:t>Moshagen</w:t>
-      </w:r>
-      <w:proofErr w:type="spellEnd"/>
-      <w:r>
-        <w:t xml:space="preserve">, Morten &amp; Thielmann, Isabel &amp; Hilbig, Benjamin &amp; Zettler, Ingo. (2019). Meta-Analytic Investigations of the HEXACO Personality Inventory(-Revised). </w:t>
-      </w:r>
-      <w:proofErr w:type="spellStart"/>
+      <w:r>
+        <w:t xml:space="preserve">Moshagen, Morten &amp; Thielmann, Isabel &amp; Hilbig, Benjamin &amp; Zettler, Ingo. (2019). Meta-Analytic Investigations of the HEXACO Personality Inventory(-Revised). </w:t>
+      </w:r>
       <w:r>
         <w:rPr>
           <w:i/>
           <w:iCs/>
         </w:rPr>
-        <w:t>Zeitschrift</w:t>
-      </w:r>
-      <w:proofErr w:type="spellEnd"/>
-      <w:r>
-        <w:rPr>
-          <w:i/>
-          <w:iCs/>
-        </w:rPr>
-        <w:t xml:space="preserve"> für </w:t>
-      </w:r>
-      <w:proofErr w:type="spellStart"/>
-      <w:r>
-        <w:rPr>
-          <w:i/>
-          <w:iCs/>
-        </w:rPr>
-        <w:t>Psychologie</w:t>
-      </w:r>
-      <w:proofErr w:type="spellEnd"/>
-      <w:r>
-        <w:rPr>
-          <w:i/>
-          <w:iCs/>
-        </w:rPr>
-        <w:t>. 227</w:t>
+        <w:t>Zeitschrift für Psychologie. 227</w:t>
       </w:r>
       <w:r>
         <w:t xml:space="preserve">. 186-194. </w:t>
@@ -6895,23 +5967,7 @@
         <w:ind w:left="720" w:hanging="720"/>
       </w:pPr>
       <w:r>
-        <w:t xml:space="preserve">Muris, P., </w:t>
-      </w:r>
-      <w:proofErr w:type="spellStart"/>
-      <w:r>
-        <w:t>Merckelbach</w:t>
-      </w:r>
-      <w:proofErr w:type="spellEnd"/>
-      <w:r>
-        <w:t xml:space="preserve">, H., </w:t>
-      </w:r>
-      <w:proofErr w:type="spellStart"/>
-      <w:r>
-        <w:t>Otgaar</w:t>
-      </w:r>
-      <w:proofErr w:type="spellEnd"/>
-      <w:r>
-        <w:t xml:space="preserve">, H., &amp; Meijer, E. (2017). The malevolent side of human nature: A meta-analysis and critical review of the literature on the dark triad (narcissism, Machiavellianism, and psychopathy). </w:t>
+        <w:t xml:space="preserve">Muris, P., Merckelbach, H., Otgaar, H., &amp; Meijer, E. (2017). The malevolent side of human nature: A meta-analysis and critical review of the literature on the dark triad (narcissism, Machiavellianism, and psychopathy). </w:t>
       </w:r>
       <w:r>
         <w:rPr>
@@ -6991,13 +6047,8 @@
       <w:pPr>
         <w:ind w:left="720" w:hanging="720"/>
       </w:pPr>
-      <w:proofErr w:type="spellStart"/>
-      <w:r>
-        <w:t>Oostrom</w:t>
-      </w:r>
-      <w:proofErr w:type="spellEnd"/>
-      <w:r>
-        <w:t xml:space="preserve">, J. K., de Vries, R. E., &amp; de Wit, M. (2019). Development and validation of a HEXACO situational judgment test. </w:t>
+      <w:r>
+        <w:t xml:space="preserve">Oostrom, J. K., de Vries, R. E., &amp; de Wit, M. (2019). Development and validation of a HEXACO situational judgment test. </w:t>
       </w:r>
       <w:r>
         <w:rPr>
@@ -7010,11 +6061,7 @@
         <w:t>(1)</w:t>
       </w:r>
       <w:r>
-        <w:t xml:space="preserve">, 1-29. </w:t>
-      </w:r>
-      <w:r>
-        <w:lastRenderedPageBreak/>
-        <w:t>https://doi.org/10.1080/08959285.2018.1539856</w:t>
+        <w:t>, 1-29. https://doi.org/10.1080/08959285.2018.1539856</w:t>
       </w:r>
     </w:p>
     <w:p>
@@ -7040,7 +6087,7 @@
         <w:ind w:left="720" w:hanging="720"/>
       </w:pPr>
       <w:r>
-        <w:t xml:space="preserve">Paulhus, D. L. (2001). Normal narcissism: Two minimalist accounts. Psychological Inquiry, 12(4), 228–230. https://doi.org/10.1207/S15327965PLI1204_5</w:t>
+        <w:t>Paulhus, D. L. (2001). Normal narcissism: Two minimalist accounts. Psychological Inquiry, 12(4), 228–230. https://doi.org/10.1207/S15327965PLI1204_5</w:t>
       </w:r>
     </w:p>
     <w:p>
@@ -7069,23 +6116,7 @@
         <w:ind w:left="720" w:hanging="720"/>
       </w:pPr>
       <w:r>
-        <w:t xml:space="preserve">Pletzer, J. L., </w:t>
-      </w:r>
-      <w:proofErr w:type="spellStart"/>
-      <w:r>
-        <w:t>Bentvelzen</w:t>
-      </w:r>
-      <w:proofErr w:type="spellEnd"/>
-      <w:r>
-        <w:t xml:space="preserve">, M., </w:t>
-      </w:r>
-      <w:proofErr w:type="spellStart"/>
-      <w:r>
-        <w:t>Oostrom</w:t>
-      </w:r>
-      <w:proofErr w:type="spellEnd"/>
-      <w:r>
-        <w:t xml:space="preserve">, J. K., &amp; de Vries, R. E. (2019a). Comparing domain- and facet-level relations of the HEXACO personality model with workplace deviance: A meta-analysis. </w:t>
+        <w:t xml:space="preserve">Pletzer, J. L., Bentvelzen, M., Oostrom, J. K., &amp; de Vries, R. E. (2019a). Comparing domain- and facet-level relations of the HEXACO personality model with workplace deviance: A meta-analysis. </w:t>
       </w:r>
       <w:r>
         <w:rPr>
@@ -7106,23 +6137,7 @@
         <w:ind w:left="720" w:hanging="720"/>
       </w:pPr>
       <w:r>
-        <w:t xml:space="preserve">Pletzer, J. L., </w:t>
-      </w:r>
-      <w:proofErr w:type="spellStart"/>
-      <w:r>
-        <w:t>Bentvelzen</w:t>
-      </w:r>
-      <w:proofErr w:type="spellEnd"/>
-      <w:r>
-        <w:t xml:space="preserve">, M., </w:t>
-      </w:r>
-      <w:proofErr w:type="spellStart"/>
-      <w:r>
-        <w:t>Oostrom</w:t>
-      </w:r>
-      <w:proofErr w:type="spellEnd"/>
-      <w:r>
-        <w:t xml:space="preserve">, J. K., &amp; de Vries, R. E. (2019b). A meta-analysis of the relations between personality and workplace deviance: Big Five versus HEXACO. </w:t>
+        <w:t xml:space="preserve">Pletzer, J. L., Bentvelzen, M., Oostrom, J. K., &amp; de Vries, R. E. (2019b). A meta-analysis of the relations between personality and workplace deviance: Big Five versus HEXACO. </w:t>
       </w:r>
       <w:r>
         <w:rPr>
@@ -7140,15 +6155,7 @@
         <w:ind w:left="720" w:hanging="720"/>
       </w:pPr>
       <w:r>
-        <w:t xml:space="preserve">Pletzer, J. L., </w:t>
-      </w:r>
-      <w:proofErr w:type="spellStart"/>
-      <w:r>
-        <w:t>Oostrom</w:t>
-      </w:r>
-      <w:proofErr w:type="spellEnd"/>
-      <w:r>
-        <w:t xml:space="preserve">, J. K., &amp; de Vries, R. E. (2021). HEXACO personality and organizational citizenship behavior: A domain- and facet-level meta-analysis. </w:t>
+        <w:t xml:space="preserve">Pletzer, J. L., Oostrom, J. K., &amp; de Vries, R. E. (2021). HEXACO personality and organizational citizenship behavior: A domain- and facet-level meta-analysis. </w:t>
       </w:r>
       <w:r>
         <w:rPr>
@@ -7169,15 +6176,7 @@
         <w:ind w:left="720" w:hanging="720"/>
       </w:pPr>
       <w:r>
-        <w:t xml:space="preserve">Răducu, C.-M., &amp; </w:t>
-      </w:r>
-      <w:proofErr w:type="spellStart"/>
-      <w:r>
-        <w:t>Stănculescu</w:t>
-      </w:r>
-      <w:proofErr w:type="spellEnd"/>
-      <w:r>
-        <w:t xml:space="preserve">, E. (2022). Personality and socio-demographic variables in teacher burnout during the COVID-19 pandemic: A latent profile analysis. </w:t>
+        <w:t xml:space="preserve">Răducu, C.-M., &amp; Stănculescu, E. (2022). Personality and socio-demographic variables in teacher burnout during the COVID-19 pandemic: A latent profile analysis. </w:t>
       </w:r>
       <w:r>
         <w:rPr>
@@ -7216,7 +6215,6 @@
         <w:ind w:left="720" w:hanging="720"/>
       </w:pPr>
       <w:r>
-        <w:lastRenderedPageBreak/>
         <w:t xml:space="preserve">Rhoades, L., &amp; Eisenberger, R. (2002). Perceived organizational support: A review of the literature. </w:t>
       </w:r>
       <w:r>
@@ -7312,13 +6310,8 @@
       <w:pPr>
         <w:ind w:left="720" w:hanging="720"/>
       </w:pPr>
-      <w:proofErr w:type="spellStart"/>
-      <w:r>
-        <w:t>Saltukoğlu</w:t>
-      </w:r>
-      <w:proofErr w:type="spellEnd"/>
-      <w:r>
-        <w:t>, G., Tatar, A., &amp; Özdemir, H. (2019). The HEXACO personality measure as a predictor of job performance and job satisfaction</w:t>
+      <w:r>
+        <w:t>Saltukoğlu, G., Tatar, A., &amp; Özdemir, H. (2019). The HEXACO personality measure as a predictor of job performance and job satisfaction</w:t>
       </w:r>
       <w:r>
         <w:rPr>
@@ -7351,23 +6344,7 @@
         <w:ind w:left="720" w:hanging="720"/>
       </w:pPr>
       <w:r>
-        <w:t xml:space="preserve">Schaufeli, W. B., </w:t>
-      </w:r>
-      <w:proofErr w:type="spellStart"/>
-      <w:r>
-        <w:t>Salanova</w:t>
-      </w:r>
-      <w:proofErr w:type="spellEnd"/>
-      <w:r>
-        <w:t>, M., González-</w:t>
-      </w:r>
-      <w:proofErr w:type="spellStart"/>
-      <w:r>
-        <w:t>Romá</w:t>
-      </w:r>
-      <w:proofErr w:type="spellEnd"/>
-      <w:r>
-        <w:t xml:space="preserve">, V., &amp; Bakker, A. B. (2002). The measurement of engagement and burnout: A two sample confirmatory factor analytic approach. </w:t>
+        <w:t xml:space="preserve">Schaufeli, W. B., Salanova, M., González-Romá, V., &amp; Bakker, A. B. (2002). The measurement of engagement and burnout: A two sample confirmatory factor analytic approach. </w:t>
       </w:r>
       <w:r>
         <w:rPr>
@@ -7443,15 +6420,7 @@
           <w:i/>
           <w:iCs/>
         </w:rPr>
-        <w:t xml:space="preserve">Advances in Experimental Social </w:t>
-      </w:r>
-      <w:r>
-        <w:rPr>
-          <w:i/>
-          <w:iCs/>
-        </w:rPr>
-        <w:lastRenderedPageBreak/>
-        <w:t>Psychology, 25</w:t>
+        <w:t>Advances in Experimental Social Psychology, 25</w:t>
       </w:r>
       <w:r>
         <w:t xml:space="preserve">, 1-65. </w:t>
@@ -7467,13 +6436,8 @@
       <w:pPr>
         <w:ind w:left="720" w:hanging="720"/>
       </w:pPr>
-      <w:proofErr w:type="spellStart"/>
-      <w:r>
-        <w:t>Sellbom</w:t>
-      </w:r>
-      <w:proofErr w:type="spellEnd"/>
-      <w:r>
-        <w:t xml:space="preserve">, M., &amp; Verona, E. (2007). Neuropsychological correlates of psychopathic traits in a non-incarcerated sample. </w:t>
+      <w:r>
+        <w:t xml:space="preserve">Sellbom, M., &amp; Verona, E. (2007). Neuropsychological correlates of psychopathic traits in a non-incarcerated sample. </w:t>
       </w:r>
       <w:r>
         <w:rPr>
@@ -7514,13 +6478,8 @@
       <w:pPr>
         <w:ind w:left="720" w:hanging="720"/>
       </w:pPr>
-      <w:proofErr w:type="spellStart"/>
-      <w:r>
-        <w:t>Shimotsukasa</w:t>
-      </w:r>
-      <w:proofErr w:type="spellEnd"/>
-      <w:r>
-        <w:t xml:space="preserve">, T., &amp; Oshio, A. (2019). The relationship between the Dark Triad and interpersonal manipulation strategies. </w:t>
+      <w:r>
+        <w:t xml:space="preserve">Shimotsukasa, T., &amp; Oshio, A. (2019). The relationship between the Dark Triad and interpersonal manipulation strategies. </w:t>
       </w:r>
       <w:r>
         <w:rPr>
@@ -7555,13 +6514,8 @@
       <w:pPr>
         <w:ind w:left="720" w:hanging="720"/>
       </w:pPr>
-      <w:proofErr w:type="spellStart"/>
-      <w:r>
-        <w:t>Shimotsukasa</w:t>
-      </w:r>
-      <w:proofErr w:type="spellEnd"/>
-      <w:r>
-        <w:t xml:space="preserve">, T., &amp; Oshio, A. (2017). Development and validation of the Japanese version of the Short Dark Triad (SD3-J). </w:t>
+      <w:r>
+        <w:t xml:space="preserve">Shimotsukasa, T., &amp; Oshio, A. (2017). Development and validation of the Japanese version of the Short Dark Triad (SD3-J). </w:t>
       </w:r>
       <w:r>
         <w:rPr>
@@ -7696,11 +6650,7 @@
         <w:ind w:left="720" w:hanging="720"/>
       </w:pPr>
       <w:r>
-        <w:t xml:space="preserve">Tamura, A., Oshio, A., Tanaka, K., Masui, K., &amp; Jonason, P. K. (2015). Development, reliability, and validity of the Japanese version of the Dark Triad Dirty Dozen </w:t>
-      </w:r>
-      <w:r>
-        <w:lastRenderedPageBreak/>
-        <w:t xml:space="preserve">(DTDD-J). </w:t>
+        <w:t xml:space="preserve">Tamura, A., Oshio, A., Tanaka, K., Masui, K., &amp; Jonason, P. K. (2015). Development, reliability, and validity of the Japanese version of the Dark Triad Dirty Dozen (DTDD-J). </w:t>
       </w:r>
       <w:r>
         <w:rPr>
@@ -7760,15 +6710,7 @@
         <w:ind w:left="720" w:hanging="720"/>
       </w:pPr>
       <w:r>
-        <w:t xml:space="preserve">Thielmann, I., </w:t>
-      </w:r>
-      <w:proofErr w:type="spellStart"/>
-      <w:r>
-        <w:t>Moshagen</w:t>
-      </w:r>
-      <w:proofErr w:type="spellEnd"/>
-      <w:r>
-        <w:t>, M., Hilbig, B. E., &amp; Zettler, I. (2021). On the comparability of basic personality models: Meta-analytic investigations of the HEXACO and five-factor model</w:t>
+        <w:t>Thielmann, I., Moshagen, M., Hilbig, B. E., &amp; Zettler, I. (2021). On the comparability of basic personality models: Meta-analytic investigations of the HEXACO and five-factor model</w:t>
       </w:r>
       <w:r>
         <w:rPr>
@@ -7836,13 +6778,8 @@
       <w:pPr>
         <w:ind w:left="720" w:hanging="720"/>
       </w:pPr>
-      <w:proofErr w:type="spellStart"/>
-      <w:r>
-        <w:t>Thomaes</w:t>
-      </w:r>
-      <w:proofErr w:type="spellEnd"/>
-      <w:r>
-        <w:t xml:space="preserve">, S., Bushman, B. J., Orobio de Castro, B., Cohen, G. L., &amp; Denissen, J. J. (2009). Reducing narcissistic aggression by buttressing self-esteem: an experimental field study. </w:t>
+      <w:r>
+        <w:t xml:space="preserve">Thomaes, S., Bushman, B. J., Orobio de Castro, B., Cohen, G. L., &amp; Denissen, J. J. (2009). Reducing narcissistic aggression by buttressing self-esteem: an experimental field study. </w:t>
       </w:r>
       <w:r>
         <w:rPr>
@@ -7902,15 +6839,7 @@
         <w:ind w:left="720" w:hanging="720"/>
       </w:pPr>
       <w:r>
-        <w:t xml:space="preserve">Tou, K., Tsuda, A., Nii, M., </w:t>
-      </w:r>
-      <w:proofErr w:type="spellStart"/>
-      <w:r>
-        <w:t>Yamahiro</w:t>
-      </w:r>
-      <w:proofErr w:type="spellEnd"/>
-      <w:r>
-        <w:t xml:space="preserve">, T., &amp; Irie, M. (2017). Development of new power harassment questionnaire in workplace. </w:t>
+        <w:t xml:space="preserve">Tou, K., Tsuda, A., Nii, M., Yamahiro, T., &amp; Irie, M. (2017). Development of new power harassment questionnaire in workplace. </w:t>
       </w:r>
       <w:r>
         <w:rPr>
@@ -7951,29 +6880,15 @@
       <w:pPr>
         <w:ind w:left="720" w:hanging="720"/>
       </w:pPr>
-      <w:proofErr w:type="spellStart"/>
-      <w:r>
-        <w:t>Tsuno</w:t>
-      </w:r>
-      <w:proofErr w:type="spellEnd"/>
-      <w:r>
-        <w:t xml:space="preserve">, K., Kawakami, N., &amp; Tsutsumi, A., et al. (2015). Socioeconomic determinants of bullying in the workplace: A national representative sample in Japan. </w:t>
-      </w:r>
-      <w:proofErr w:type="spellStart"/>
+      <w:r>
+        <w:t xml:space="preserve">Tsuno, K., Kawakami, N., &amp; Tsutsumi, A., et al. (2015). Socioeconomic determinants of bullying in the workplace: A national representative sample in Japan. </w:t>
+      </w:r>
       <w:r>
         <w:rPr>
           <w:i/>
           <w:iCs/>
         </w:rPr>
-        <w:t>PLoS</w:t>
-      </w:r>
-      <w:proofErr w:type="spellEnd"/>
-      <w:r>
-        <w:rPr>
-          <w:i/>
-          <w:iCs/>
-        </w:rPr>
-        <w:t xml:space="preserve"> One, 10</w:t>
+        <w:t>PLoS One, 10</w:t>
       </w:r>
       <w:r>
         <w:t>, e0119435. https://doi.org/10.1371/journal.pone.0119435</w:t>
@@ -7990,7 +6905,6 @@
         <w:ind w:left="720" w:hanging="720"/>
       </w:pPr>
       <w:r>
-        <w:lastRenderedPageBreak/>
         <w:t xml:space="preserve">van de Vijver, F. J. R., &amp; Leung, K. (2000). Methodological issues in psychological research on culture. </w:t>
       </w:r>
       <w:r>
@@ -8012,23 +6926,7 @@
         <w:ind w:left="720" w:hanging="720"/>
       </w:pPr>
       <w:r>
-        <w:t xml:space="preserve">Van Veen, M. M., </w:t>
-      </w:r>
-      <w:proofErr w:type="spellStart"/>
-      <w:r>
-        <w:t>Lancel</w:t>
-      </w:r>
-      <w:proofErr w:type="spellEnd"/>
-      <w:r>
-        <w:t xml:space="preserve">, M., Şener, O., </w:t>
-      </w:r>
-      <w:proofErr w:type="spellStart"/>
-      <w:r>
-        <w:t>Verkes</w:t>
-      </w:r>
-      <w:proofErr w:type="spellEnd"/>
-      <w:r>
-        <w:t xml:space="preserve">, R. J., Bouman, E. J., &amp; Rutters, F. (2022). Observational and experimental studies on sleep duration and aggression: A systematic review and meta-analysis. </w:t>
+        <w:t xml:space="preserve">Van Veen, M. M., Lancel, M., Şener, O., Verkes, R. J., Bouman, E. J., &amp; Rutters, F. (2022). Observational and experimental studies on sleep duration and aggression: A systematic review and meta-analysis. </w:t>
       </w:r>
       <w:r>
         <w:rPr>
@@ -8161,15 +7059,7 @@
         <w:ind w:left="720" w:hanging="720"/>
       </w:pPr>
       <w:r>
-        <w:t xml:space="preserve">Wright, T. A., &amp; </w:t>
-      </w:r>
-      <w:proofErr w:type="spellStart"/>
-      <w:r>
-        <w:t>Cropanzano</w:t>
-      </w:r>
-      <w:proofErr w:type="spellEnd"/>
-      <w:r>
-        <w:t xml:space="preserve">, R. (2000). Psychological well-being and job satisfaction as predictors of job performance. </w:t>
+        <w:t xml:space="preserve">Wright, T. A., &amp; Cropanzano, R. (2000). Psychological well-being and job satisfaction as predictors of job performance. </w:t>
       </w:r>
       <w:r>
         <w:rPr>
@@ -8190,7 +7080,6 @@
         <w:ind w:left="720" w:hanging="720"/>
       </w:pPr>
       <w:r>
-        <w:lastRenderedPageBreak/>
         <w:t xml:space="preserve">Zeigler-Hill, V., Besser, A., Morag, J., &amp; Campbell, W. K. (2016). The Dark Triad and sexual harassment proclivity. </w:t>
       </w:r>
       <w:r>
@@ -8230,15 +7119,7 @@
         <w:ind w:left="720" w:hanging="720"/>
       </w:pPr>
       <w:r>
-        <w:t xml:space="preserve">Zettler, I., Thielmann, I., Hilbig, B. E., &amp; </w:t>
-      </w:r>
-      <w:proofErr w:type="spellStart"/>
-      <w:r>
-        <w:t>Moshagen</w:t>
-      </w:r>
-      <w:proofErr w:type="spellEnd"/>
-      <w:r>
-        <w:t xml:space="preserve">, M. (2020). The nomological net of the HEXACO model of personality: A large-scale meta-analytic investigation. </w:t>
+        <w:t xml:space="preserve">Zettler, I., Thielmann, I., Hilbig, B. E., &amp; Moshagen, M. (2020). The nomological net of the HEXACO model of personality: A large-scale meta-analytic investigation. </w:t>
       </w:r>
       <w:r>
         <w:rPr>
@@ -8310,7 +7191,6 @@
           <w:rFonts w:asciiTheme="majorBidi" w:eastAsia="Times New Roman" w:hAnsiTheme="majorBidi" w:cstheme="majorBidi"/>
           <w:lang w:val="en-US"/>
         </w:rPr>
-        <w:lastRenderedPageBreak/>
         <w:t>Table 1</w:t>
       </w:r>
     </w:p>
@@ -8604,7 +7484,6 @@
                 <w:lang w:val="en-US"/>
               </w:rPr>
             </w:pPr>
-            <w:proofErr w:type="spellStart"/>
             <w:r>
               <w:rPr>
                 <w:rFonts w:asciiTheme="majorBidi" w:eastAsiaTheme="minorEastAsia" w:hAnsiTheme="majorBidi" w:cstheme="majorBidi"/>
@@ -8612,7 +7491,6 @@
               </w:rPr>
               <w:t>sk</w:t>
             </w:r>
-            <w:proofErr w:type="spellEnd"/>
           </w:p>
         </w:tc>
         <w:tc>
@@ -8639,7 +7517,6 @@
                 <w:lang w:val="en-US"/>
               </w:rPr>
             </w:pPr>
-            <w:proofErr w:type="spellStart"/>
             <w:r>
               <w:rPr>
                 <w:rFonts w:asciiTheme="majorBidi" w:eastAsiaTheme="minorEastAsia" w:hAnsiTheme="majorBidi" w:cstheme="majorBidi"/>
@@ -8647,7 +7524,6 @@
               </w:rPr>
               <w:t>ku</w:t>
             </w:r>
-            <w:proofErr w:type="spellEnd"/>
           </w:p>
         </w:tc>
       </w:tr>
@@ -11883,39 +10759,7 @@
           <w:rFonts w:eastAsiaTheme="minorEastAsia"/>
           <w:bCs/>
         </w:rPr>
-        <w:t xml:space="preserve">gender was coded as 0 = male and 1 = female; thus, the mean reflects the proportion of participants coded as 1 (female). </w:t>
-      </w:r>
-      <w:proofErr w:type="spellStart"/>
-      <w:r>
-        <w:rPr>
-          <w:rFonts w:eastAsiaTheme="minorEastAsia"/>
-          <w:bCs/>
-        </w:rPr>
-        <w:t>sk</w:t>
-      </w:r>
-      <w:proofErr w:type="spellEnd"/>
-      <w:r>
-        <w:rPr>
-          <w:rFonts w:eastAsiaTheme="minorEastAsia"/>
-          <w:bCs/>
-        </w:rPr>
-        <w:t xml:space="preserve"> = skewness; </w:t>
-      </w:r>
-      <w:proofErr w:type="spellStart"/>
-      <w:r>
-        <w:rPr>
-          <w:rFonts w:eastAsiaTheme="minorEastAsia"/>
-          <w:bCs/>
-        </w:rPr>
-        <w:t>ku</w:t>
-      </w:r>
-      <w:proofErr w:type="spellEnd"/>
-      <w:r>
-        <w:rPr>
-          <w:rFonts w:eastAsiaTheme="minorEastAsia"/>
-          <w:bCs/>
-        </w:rPr>
-        <w:t xml:space="preserve"> = kurtosis.</w:t>
+        <w:t>gender was coded as 0 = male and 1 = female; thus, the mean reflects the proportion of participants coded as 1 (female). sk = skewness; ku = kurtosis.</w:t>
       </w:r>
     </w:p>
     <w:p>
@@ -11957,7 +10801,6 @@
           <w:rFonts w:asciiTheme="majorBidi" w:eastAsia="Times New Roman" w:hAnsiTheme="majorBidi" w:cstheme="majorBidi"/>
           <w:lang w:val="en-US"/>
         </w:rPr>
-        <w:lastRenderedPageBreak/>
         <w:t xml:space="preserve">Table </w:t>
       </w:r>
       <w:r>
@@ -16072,7 +14915,6 @@
           <w:rFonts w:asciiTheme="majorBidi" w:eastAsia="Times New Roman" w:hAnsiTheme="majorBidi" w:cstheme="majorBidi"/>
           <w:lang w:val="en-US"/>
         </w:rPr>
-        <w:lastRenderedPageBreak/>
         <w:t xml:space="preserve">Table </w:t>
       </w:r>
       <w:r>
@@ -16279,7 +15121,7 @@
               <w:ind w:left="720" w:hanging="720"/>
             </w:pPr>
             <w:r>
-              <w:t xml:space="preserve">Zuckerman, M. (1994). Behavioral expressions and biosocial bases of sensation seeking. Cambridge University Press.</w:t>
+              <w:t>Zuckerman, M. (1994). Behavioral expressions and biosocial bases of sensation seeking. Cambridge University Press.</w:t>
             </w:r>
           </w:p>
           <w:p>
@@ -16439,7 +15281,6 @@
                 <w:lang w:val="en-US"/>
               </w:rPr>
             </w:pPr>
-            <w:proofErr w:type="spellStart"/>
             <w:r>
               <w:rPr>
                 <w:rFonts w:asciiTheme="majorBidi" w:eastAsiaTheme="minorEastAsia" w:hAnsiTheme="majorBidi" w:cstheme="majorBidi"/>
@@ -16449,7 +15290,6 @@
               </w:rPr>
               <w:t>A_controls+DT</w:t>
             </w:r>
-            <w:proofErr w:type="spellEnd"/>
           </w:p>
         </w:tc>
         <w:tc>
@@ -16648,7 +15488,6 @@
                 <w:lang w:val="en-US"/>
               </w:rPr>
             </w:pPr>
-            <w:proofErr w:type="spellStart"/>
             <w:r>
               <w:rPr>
                 <w:rFonts w:asciiTheme="majorBidi" w:eastAsiaTheme="minorEastAsia" w:hAnsiTheme="majorBidi" w:cstheme="majorBidi"/>
@@ -16658,7 +15497,6 @@
               </w:rPr>
               <w:t>A_controls+DT</w:t>
             </w:r>
-            <w:proofErr w:type="spellEnd"/>
           </w:p>
         </w:tc>
         <w:tc>
@@ -16857,7 +15695,6 @@
                 <w:lang w:val="en-US"/>
               </w:rPr>
             </w:pPr>
-            <w:proofErr w:type="spellStart"/>
             <w:r>
               <w:rPr>
                 <w:rFonts w:asciiTheme="majorBidi" w:eastAsiaTheme="minorEastAsia" w:hAnsiTheme="majorBidi" w:cstheme="majorBidi"/>
@@ -16867,7 +15704,6 @@
               </w:rPr>
               <w:t>A_controls+DT</w:t>
             </w:r>
-            <w:proofErr w:type="spellEnd"/>
           </w:p>
         </w:tc>
         <w:tc>
@@ -17070,7 +15906,6 @@
                 <w:lang w:val="en-US"/>
               </w:rPr>
             </w:pPr>
-            <w:proofErr w:type="spellStart"/>
             <w:r>
               <w:rPr>
                 <w:rFonts w:asciiTheme="majorBidi" w:eastAsiaTheme="minorEastAsia" w:hAnsiTheme="majorBidi" w:cstheme="majorBidi"/>
@@ -17080,7 +15915,6 @@
               </w:rPr>
               <w:t>B_controls+DT+HEXACO</w:t>
             </w:r>
-            <w:proofErr w:type="spellEnd"/>
           </w:p>
         </w:tc>
         <w:tc>
@@ -17279,7 +16113,6 @@
                 <w:lang w:val="en-US"/>
               </w:rPr>
             </w:pPr>
-            <w:proofErr w:type="spellStart"/>
             <w:r>
               <w:rPr>
                 <w:rFonts w:asciiTheme="majorBidi" w:eastAsiaTheme="minorEastAsia" w:hAnsiTheme="majorBidi" w:cstheme="majorBidi"/>
@@ -17289,7 +16122,6 @@
               </w:rPr>
               <w:t>B_controls+DT+HEXACO</w:t>
             </w:r>
-            <w:proofErr w:type="spellEnd"/>
           </w:p>
         </w:tc>
         <w:tc>
@@ -17488,7 +16320,6 @@
                 <w:lang w:val="en-US"/>
               </w:rPr>
             </w:pPr>
-            <w:proofErr w:type="spellStart"/>
             <w:r>
               <w:rPr>
                 <w:rFonts w:asciiTheme="majorBidi" w:eastAsiaTheme="minorEastAsia" w:hAnsiTheme="majorBidi" w:cstheme="majorBidi"/>
@@ -17498,7 +16329,6 @@
               </w:rPr>
               <w:t>B_controls+DT+HEXACO</w:t>
             </w:r>
-            <w:proofErr w:type="spellEnd"/>
           </w:p>
         </w:tc>
         <w:tc>
@@ -17701,7 +16531,6 @@
                 <w:lang w:val="en-US"/>
               </w:rPr>
             </w:pPr>
-            <w:proofErr w:type="spellStart"/>
             <w:r>
               <w:rPr>
                 <w:rFonts w:asciiTheme="majorBidi" w:eastAsiaTheme="minorEastAsia" w:hAnsiTheme="majorBidi" w:cstheme="majorBidi"/>
@@ -17711,7 +16540,6 @@
               </w:rPr>
               <w:t>B_controls+DT+HEXACO</w:t>
             </w:r>
-            <w:proofErr w:type="spellEnd"/>
           </w:p>
         </w:tc>
         <w:tc>
@@ -17914,7 +16742,6 @@
                 <w:lang w:val="en-US"/>
               </w:rPr>
             </w:pPr>
-            <w:proofErr w:type="spellStart"/>
             <w:r>
               <w:rPr>
                 <w:rFonts w:asciiTheme="majorBidi" w:eastAsiaTheme="minorEastAsia" w:hAnsiTheme="majorBidi" w:cstheme="majorBidi"/>
@@ -17924,7 +16751,6 @@
               </w:rPr>
               <w:t>B_controls+DT+HEXACO</w:t>
             </w:r>
-            <w:proofErr w:type="spellEnd"/>
           </w:p>
         </w:tc>
         <w:tc>
@@ -18123,7 +16949,6 @@
                 <w:lang w:val="en-US"/>
               </w:rPr>
             </w:pPr>
-            <w:proofErr w:type="spellStart"/>
             <w:r>
               <w:rPr>
                 <w:rFonts w:asciiTheme="majorBidi" w:eastAsiaTheme="minorEastAsia" w:hAnsiTheme="majorBidi" w:cstheme="majorBidi"/>
@@ -18133,7 +16958,6 @@
               </w:rPr>
               <w:t>B_controls+DT+HEXACO</w:t>
             </w:r>
-            <w:proofErr w:type="spellEnd"/>
           </w:p>
         </w:tc>
         <w:tc>
@@ -18332,7 +17156,6 @@
                 <w:lang w:val="en-US"/>
               </w:rPr>
             </w:pPr>
-            <w:proofErr w:type="spellStart"/>
             <w:r>
               <w:rPr>
                 <w:rFonts w:asciiTheme="majorBidi" w:eastAsiaTheme="minorEastAsia" w:hAnsiTheme="majorBidi" w:cstheme="majorBidi"/>
@@ -18342,7 +17165,6 @@
               </w:rPr>
               <w:t>B_controls+DT+HEXACO</w:t>
             </w:r>
-            <w:proofErr w:type="spellEnd"/>
           </w:p>
         </w:tc>
         <w:tc>
@@ -18541,7 +17363,6 @@
                 <w:lang w:val="en-US"/>
               </w:rPr>
             </w:pPr>
-            <w:proofErr w:type="spellStart"/>
             <w:r>
               <w:rPr>
                 <w:rFonts w:asciiTheme="majorBidi" w:eastAsiaTheme="minorEastAsia" w:hAnsiTheme="majorBidi" w:cstheme="majorBidi"/>
@@ -18551,7 +17372,6 @@
               </w:rPr>
               <w:t>B_controls+DT+HEXACO</w:t>
             </w:r>
-            <w:proofErr w:type="spellEnd"/>
           </w:p>
         </w:tc>
         <w:tc>
@@ -18750,7 +17570,6 @@
                 <w:lang w:val="en-US"/>
               </w:rPr>
             </w:pPr>
-            <w:proofErr w:type="spellStart"/>
             <w:r>
               <w:rPr>
                 <w:rFonts w:asciiTheme="majorBidi" w:eastAsiaTheme="minorEastAsia" w:hAnsiTheme="majorBidi" w:cstheme="majorBidi"/>
@@ -18760,7 +17579,6 @@
               </w:rPr>
               <w:t>B_controls+DT+HEXACO</w:t>
             </w:r>
-            <w:proofErr w:type="spellEnd"/>
           </w:p>
         </w:tc>
         <w:tc>
@@ -18959,45 +17777,14 @@
                 <w:lang w:val="en-US"/>
               </w:rPr>
             </w:pPr>
-            <w:proofErr w:type="spellStart"/>
-            <w:r>
-              <w:rPr>
-                <w:rFonts w:asciiTheme="majorBidi" w:eastAsiaTheme="minorEastAsia" w:hAnsiTheme="majorBidi" w:cstheme="majorBidi"/>
-                <w:sz w:val="21"/>
-                <w:szCs w:val="21"/>
-                <w:lang w:val="en-US"/>
-              </w:rPr>
-              <w:t>B_sensitivity</w:t>
-            </w:r>
-            <w:proofErr w:type="spellEnd"/>
-            <w:r>
-              <w:rPr>
-                <w:rFonts w:asciiTheme="majorBidi" w:eastAsiaTheme="minorEastAsia" w:hAnsiTheme="majorBidi" w:cstheme="majorBidi"/>
-                <w:sz w:val="21"/>
-                <w:szCs w:val="21"/>
-                <w:lang w:val="en-US"/>
-              </w:rPr>
-              <w:t>_(</w:t>
-            </w:r>
-            <w:proofErr w:type="spellStart"/>
-            <w:r>
-              <w:rPr>
-                <w:rFonts w:asciiTheme="majorBidi" w:eastAsiaTheme="minorEastAsia" w:hAnsiTheme="majorBidi" w:cstheme="majorBidi"/>
-                <w:sz w:val="21"/>
-                <w:szCs w:val="21"/>
-                <w:lang w:val="en-US"/>
-              </w:rPr>
-              <w:t>drop_high_Cooks</w:t>
-            </w:r>
-            <w:proofErr w:type="spellEnd"/>
-            <w:r>
-              <w:rPr>
-                <w:rFonts w:asciiTheme="majorBidi" w:eastAsiaTheme="minorEastAsia" w:hAnsiTheme="majorBidi" w:cstheme="majorBidi"/>
-                <w:sz w:val="21"/>
-                <w:szCs w:val="21"/>
-                <w:lang w:val="en-US"/>
-              </w:rPr>
-              <w:t>)</w:t>
+            <w:r>
+              <w:rPr>
+                <w:rFonts w:asciiTheme="majorBidi" w:eastAsiaTheme="minorEastAsia" w:hAnsiTheme="majorBidi" w:cstheme="majorBidi"/>
+                <w:sz w:val="21"/>
+                <w:szCs w:val="21"/>
+                <w:lang w:val="en-US"/>
+              </w:rPr>
+              <w:t>B_sensitivity_(drop_high_Cooks)</w:t>
             </w:r>
           </w:p>
         </w:tc>
@@ -19197,45 +17984,14 @@
                 <w:lang w:val="en-US"/>
               </w:rPr>
             </w:pPr>
-            <w:proofErr w:type="spellStart"/>
-            <w:r>
-              <w:rPr>
-                <w:rFonts w:asciiTheme="majorBidi" w:eastAsiaTheme="minorEastAsia" w:hAnsiTheme="majorBidi" w:cstheme="majorBidi"/>
-                <w:sz w:val="21"/>
-                <w:szCs w:val="21"/>
-                <w:lang w:val="en-US"/>
-              </w:rPr>
-              <w:t>B_sensitivity</w:t>
-            </w:r>
-            <w:proofErr w:type="spellEnd"/>
-            <w:r>
-              <w:rPr>
-                <w:rFonts w:asciiTheme="majorBidi" w:eastAsiaTheme="minorEastAsia" w:hAnsiTheme="majorBidi" w:cstheme="majorBidi"/>
-                <w:sz w:val="21"/>
-                <w:szCs w:val="21"/>
-                <w:lang w:val="en-US"/>
-              </w:rPr>
-              <w:t>_(</w:t>
-            </w:r>
-            <w:proofErr w:type="spellStart"/>
-            <w:r>
-              <w:rPr>
-                <w:rFonts w:asciiTheme="majorBidi" w:eastAsiaTheme="minorEastAsia" w:hAnsiTheme="majorBidi" w:cstheme="majorBidi"/>
-                <w:sz w:val="21"/>
-                <w:szCs w:val="21"/>
-                <w:lang w:val="en-US"/>
-              </w:rPr>
-              <w:t>drop_high_Cooks</w:t>
-            </w:r>
-            <w:proofErr w:type="spellEnd"/>
-            <w:r>
-              <w:rPr>
-                <w:rFonts w:asciiTheme="majorBidi" w:eastAsiaTheme="minorEastAsia" w:hAnsiTheme="majorBidi" w:cstheme="majorBidi"/>
-                <w:sz w:val="21"/>
-                <w:szCs w:val="21"/>
-                <w:lang w:val="en-US"/>
-              </w:rPr>
-              <w:t>)</w:t>
+            <w:r>
+              <w:rPr>
+                <w:rFonts w:asciiTheme="majorBidi" w:eastAsiaTheme="minorEastAsia" w:hAnsiTheme="majorBidi" w:cstheme="majorBidi"/>
+                <w:sz w:val="21"/>
+                <w:szCs w:val="21"/>
+                <w:lang w:val="en-US"/>
+              </w:rPr>
+              <w:t>B_sensitivity_(drop_high_Cooks)</w:t>
             </w:r>
           </w:p>
         </w:tc>
@@ -19441,45 +18197,14 @@
                 <w:lang w:val="en-US"/>
               </w:rPr>
             </w:pPr>
-            <w:proofErr w:type="spellStart"/>
-            <w:r>
-              <w:rPr>
-                <w:rFonts w:asciiTheme="majorBidi" w:eastAsiaTheme="minorEastAsia" w:hAnsiTheme="majorBidi" w:cstheme="majorBidi"/>
-                <w:sz w:val="21"/>
-                <w:szCs w:val="21"/>
-                <w:lang w:val="en-US"/>
-              </w:rPr>
-              <w:t>B_sensitivity</w:t>
-            </w:r>
-            <w:proofErr w:type="spellEnd"/>
-            <w:r>
-              <w:rPr>
-                <w:rFonts w:asciiTheme="majorBidi" w:eastAsiaTheme="minorEastAsia" w:hAnsiTheme="majorBidi" w:cstheme="majorBidi"/>
-                <w:sz w:val="21"/>
-                <w:szCs w:val="21"/>
-                <w:lang w:val="en-US"/>
-              </w:rPr>
-              <w:t>_(</w:t>
-            </w:r>
-            <w:proofErr w:type="spellStart"/>
-            <w:r>
-              <w:rPr>
-                <w:rFonts w:asciiTheme="majorBidi" w:eastAsiaTheme="minorEastAsia" w:hAnsiTheme="majorBidi" w:cstheme="majorBidi"/>
-                <w:sz w:val="21"/>
-                <w:szCs w:val="21"/>
-                <w:lang w:val="en-US"/>
-              </w:rPr>
-              <w:t>drop_high_Cooks</w:t>
-            </w:r>
-            <w:proofErr w:type="spellEnd"/>
-            <w:r>
-              <w:rPr>
-                <w:rFonts w:asciiTheme="majorBidi" w:eastAsiaTheme="minorEastAsia" w:hAnsiTheme="majorBidi" w:cstheme="majorBidi"/>
-                <w:sz w:val="21"/>
-                <w:szCs w:val="21"/>
-                <w:lang w:val="en-US"/>
-              </w:rPr>
-              <w:t>)</w:t>
+            <w:r>
+              <w:rPr>
+                <w:rFonts w:asciiTheme="majorBidi" w:eastAsiaTheme="minorEastAsia" w:hAnsiTheme="majorBidi" w:cstheme="majorBidi"/>
+                <w:sz w:val="21"/>
+                <w:szCs w:val="21"/>
+                <w:lang w:val="en-US"/>
+              </w:rPr>
+              <w:t>B_sensitivity_(drop_high_Cooks)</w:t>
             </w:r>
           </w:p>
         </w:tc>
@@ -19670,47 +18395,7 @@
                 <w:szCs w:val="21"/>
                 <w:lang w:val="en-US"/>
               </w:rPr>
-              <w:t xml:space="preserve">Model B = controls (age, gender, region) + Dark Triad (M, N, P) + HEXACO (H–H, E, X, A, C, O). Internal labels: </w:t>
-            </w:r>
-            <w:proofErr w:type="spellStart"/>
-            <w:r>
-              <w:rPr>
-                <w:rFonts w:asciiTheme="majorBidi" w:eastAsiaTheme="minorEastAsia" w:hAnsiTheme="majorBidi" w:cstheme="majorBidi"/>
-                <w:sz w:val="21"/>
-                <w:szCs w:val="21"/>
-                <w:lang w:val="en-US"/>
-              </w:rPr>
-              <w:t>B_controls+DT+HEXACO</w:t>
-            </w:r>
-            <w:proofErr w:type="spellEnd"/>
-            <w:r>
-              <w:rPr>
-                <w:rFonts w:asciiTheme="majorBidi" w:eastAsiaTheme="minorEastAsia" w:hAnsiTheme="majorBidi" w:cstheme="majorBidi"/>
-                <w:sz w:val="21"/>
-                <w:szCs w:val="21"/>
-                <w:lang w:val="en-US"/>
-              </w:rPr>
-              <w:t xml:space="preserve"> = Model B (overall); </w:t>
-            </w:r>
-            <w:proofErr w:type="spellStart"/>
-            <w:r>
-              <w:rPr>
-                <w:rFonts w:asciiTheme="majorBidi" w:eastAsiaTheme="minorEastAsia" w:hAnsiTheme="majorBidi" w:cstheme="majorBidi"/>
-                <w:sz w:val="21"/>
-                <w:szCs w:val="21"/>
-                <w:lang w:val="en-US"/>
-              </w:rPr>
-              <w:t>B_by_gender</w:t>
-            </w:r>
-            <w:proofErr w:type="spellEnd"/>
-            <w:r>
-              <w:rPr>
-                <w:rFonts w:asciiTheme="majorBidi" w:eastAsiaTheme="minorEastAsia" w:hAnsiTheme="majorBidi" w:cstheme="majorBidi"/>
-                <w:sz w:val="21"/>
-                <w:szCs w:val="21"/>
-                <w:lang w:val="en-US"/>
-              </w:rPr>
-              <w:t xml:space="preserve"> = Model B estimated separately by gender. Standardized β; HC3 robust SE; two-tailed tests; *** </w:t>
+              <w:t xml:space="preserve">Model B = controls (age, gender, region) + Dark Triad (M, N, P) + HEXACO (H–H, E, X, A, C, O). Internal labels: B_controls+DT+HEXACO = Model B (overall); B_by_gender = Model B estimated separately by gender. Standardized β; HC3 robust SE; two-tailed tests; *** </w:t>
             </w:r>
             <w:r>
               <w:rPr>
@@ -19837,7 +18522,6 @@
                 <w:szCs w:val="21"/>
                 <w:lang w:val="en-US"/>
               </w:rPr>
-              <w:lastRenderedPageBreak/>
               <w:t>Dependent Variable</w:t>
             </w:r>
           </w:p>
@@ -20086,45 +18770,14 @@
                 <w:lang w:val="en-US"/>
               </w:rPr>
             </w:pPr>
-            <w:proofErr w:type="spellStart"/>
-            <w:r>
-              <w:rPr>
-                <w:rFonts w:asciiTheme="majorBidi" w:eastAsiaTheme="minorEastAsia" w:hAnsiTheme="majorBidi" w:cstheme="majorBidi"/>
-                <w:sz w:val="21"/>
-                <w:szCs w:val="21"/>
-                <w:lang w:val="en-US"/>
-              </w:rPr>
-              <w:t>B_sensitivity</w:t>
-            </w:r>
-            <w:proofErr w:type="spellEnd"/>
-            <w:r>
-              <w:rPr>
-                <w:rFonts w:asciiTheme="majorBidi" w:eastAsiaTheme="minorEastAsia" w:hAnsiTheme="majorBidi" w:cstheme="majorBidi"/>
-                <w:sz w:val="21"/>
-                <w:szCs w:val="21"/>
-                <w:lang w:val="en-US"/>
-              </w:rPr>
-              <w:t>_(</w:t>
-            </w:r>
-            <w:proofErr w:type="spellStart"/>
-            <w:r>
-              <w:rPr>
-                <w:rFonts w:asciiTheme="majorBidi" w:eastAsiaTheme="minorEastAsia" w:hAnsiTheme="majorBidi" w:cstheme="majorBidi"/>
-                <w:sz w:val="21"/>
-                <w:szCs w:val="21"/>
-                <w:lang w:val="en-US"/>
-              </w:rPr>
-              <w:t>drop_high_Cooks</w:t>
-            </w:r>
-            <w:proofErr w:type="spellEnd"/>
-            <w:r>
-              <w:rPr>
-                <w:rFonts w:asciiTheme="majorBidi" w:eastAsiaTheme="minorEastAsia" w:hAnsiTheme="majorBidi" w:cstheme="majorBidi"/>
-                <w:sz w:val="21"/>
-                <w:szCs w:val="21"/>
-                <w:lang w:val="en-US"/>
-              </w:rPr>
-              <w:t>)</w:t>
+            <w:r>
+              <w:rPr>
+                <w:rFonts w:asciiTheme="majorBidi" w:eastAsiaTheme="minorEastAsia" w:hAnsiTheme="majorBidi" w:cstheme="majorBidi"/>
+                <w:sz w:val="21"/>
+                <w:szCs w:val="21"/>
+                <w:lang w:val="en-US"/>
+              </w:rPr>
+              <w:t>B_sensitivity_(drop_high_Cooks)</w:t>
             </w:r>
           </w:p>
         </w:tc>
@@ -20324,45 +18977,14 @@
                 <w:lang w:val="en-US"/>
               </w:rPr>
             </w:pPr>
-            <w:proofErr w:type="spellStart"/>
-            <w:r>
-              <w:rPr>
-                <w:rFonts w:asciiTheme="majorBidi" w:eastAsiaTheme="minorEastAsia" w:hAnsiTheme="majorBidi" w:cstheme="majorBidi"/>
-                <w:sz w:val="21"/>
-                <w:szCs w:val="21"/>
-                <w:lang w:val="en-US"/>
-              </w:rPr>
-              <w:t>B_sensitivity</w:t>
-            </w:r>
-            <w:proofErr w:type="spellEnd"/>
-            <w:r>
-              <w:rPr>
-                <w:rFonts w:asciiTheme="majorBidi" w:eastAsiaTheme="minorEastAsia" w:hAnsiTheme="majorBidi" w:cstheme="majorBidi"/>
-                <w:sz w:val="21"/>
-                <w:szCs w:val="21"/>
-                <w:lang w:val="en-US"/>
-              </w:rPr>
-              <w:t>_(</w:t>
-            </w:r>
-            <w:proofErr w:type="spellStart"/>
-            <w:r>
-              <w:rPr>
-                <w:rFonts w:asciiTheme="majorBidi" w:eastAsiaTheme="minorEastAsia" w:hAnsiTheme="majorBidi" w:cstheme="majorBidi"/>
-                <w:sz w:val="21"/>
-                <w:szCs w:val="21"/>
-                <w:lang w:val="en-US"/>
-              </w:rPr>
-              <w:t>drop_high_Cooks</w:t>
-            </w:r>
-            <w:proofErr w:type="spellEnd"/>
-            <w:r>
-              <w:rPr>
-                <w:rFonts w:asciiTheme="majorBidi" w:eastAsiaTheme="minorEastAsia" w:hAnsiTheme="majorBidi" w:cstheme="majorBidi"/>
-                <w:sz w:val="21"/>
-                <w:szCs w:val="21"/>
-                <w:lang w:val="en-US"/>
-              </w:rPr>
-              <w:t>)</w:t>
+            <w:r>
+              <w:rPr>
+                <w:rFonts w:asciiTheme="majorBidi" w:eastAsiaTheme="minorEastAsia" w:hAnsiTheme="majorBidi" w:cstheme="majorBidi"/>
+                <w:sz w:val="21"/>
+                <w:szCs w:val="21"/>
+                <w:lang w:val="en-US"/>
+              </w:rPr>
+              <w:t>B_sensitivity_(drop_high_Cooks)</w:t>
             </w:r>
           </w:p>
         </w:tc>
@@ -20562,45 +19184,14 @@
                 <w:lang w:val="en-US"/>
               </w:rPr>
             </w:pPr>
-            <w:proofErr w:type="spellStart"/>
-            <w:r>
-              <w:rPr>
-                <w:rFonts w:asciiTheme="majorBidi" w:eastAsiaTheme="minorEastAsia" w:hAnsiTheme="majorBidi" w:cstheme="majorBidi"/>
-                <w:sz w:val="21"/>
-                <w:szCs w:val="21"/>
-                <w:lang w:val="en-US"/>
-              </w:rPr>
-              <w:t>B_sensitivity</w:t>
-            </w:r>
-            <w:proofErr w:type="spellEnd"/>
-            <w:r>
-              <w:rPr>
-                <w:rFonts w:asciiTheme="majorBidi" w:eastAsiaTheme="minorEastAsia" w:hAnsiTheme="majorBidi" w:cstheme="majorBidi"/>
-                <w:sz w:val="21"/>
-                <w:szCs w:val="21"/>
-                <w:lang w:val="en-US"/>
-              </w:rPr>
-              <w:t>_(</w:t>
-            </w:r>
-            <w:proofErr w:type="spellStart"/>
-            <w:r>
-              <w:rPr>
-                <w:rFonts w:asciiTheme="majorBidi" w:eastAsiaTheme="minorEastAsia" w:hAnsiTheme="majorBidi" w:cstheme="majorBidi"/>
-                <w:sz w:val="21"/>
-                <w:szCs w:val="21"/>
-                <w:lang w:val="en-US"/>
-              </w:rPr>
-              <w:t>drop_high_Cooks</w:t>
-            </w:r>
-            <w:proofErr w:type="spellEnd"/>
-            <w:r>
-              <w:rPr>
-                <w:rFonts w:asciiTheme="majorBidi" w:eastAsiaTheme="minorEastAsia" w:hAnsiTheme="majorBidi" w:cstheme="majorBidi"/>
-                <w:sz w:val="21"/>
-                <w:szCs w:val="21"/>
-                <w:lang w:val="en-US"/>
-              </w:rPr>
-              <w:t>)</w:t>
+            <w:r>
+              <w:rPr>
+                <w:rFonts w:asciiTheme="majorBidi" w:eastAsiaTheme="minorEastAsia" w:hAnsiTheme="majorBidi" w:cstheme="majorBidi"/>
+                <w:sz w:val="21"/>
+                <w:szCs w:val="21"/>
+                <w:lang w:val="en-US"/>
+              </w:rPr>
+              <w:t>B_sensitivity_(drop_high_Cooks)</w:t>
             </w:r>
           </w:p>
         </w:tc>
@@ -20800,45 +19391,14 @@
                 <w:lang w:val="en-US"/>
               </w:rPr>
             </w:pPr>
-            <w:proofErr w:type="spellStart"/>
-            <w:r>
-              <w:rPr>
-                <w:rFonts w:asciiTheme="majorBidi" w:eastAsiaTheme="minorEastAsia" w:hAnsiTheme="majorBidi" w:cstheme="majorBidi"/>
-                <w:sz w:val="21"/>
-                <w:szCs w:val="21"/>
-                <w:lang w:val="en-US"/>
-              </w:rPr>
-              <w:t>B_sensitivity</w:t>
-            </w:r>
-            <w:proofErr w:type="spellEnd"/>
-            <w:r>
-              <w:rPr>
-                <w:rFonts w:asciiTheme="majorBidi" w:eastAsiaTheme="minorEastAsia" w:hAnsiTheme="majorBidi" w:cstheme="majorBidi"/>
-                <w:sz w:val="21"/>
-                <w:szCs w:val="21"/>
-                <w:lang w:val="en-US"/>
-              </w:rPr>
-              <w:t>_(</w:t>
-            </w:r>
-            <w:proofErr w:type="spellStart"/>
-            <w:r>
-              <w:rPr>
-                <w:rFonts w:asciiTheme="majorBidi" w:eastAsiaTheme="minorEastAsia" w:hAnsiTheme="majorBidi" w:cstheme="majorBidi"/>
-                <w:sz w:val="21"/>
-                <w:szCs w:val="21"/>
-                <w:lang w:val="en-US"/>
-              </w:rPr>
-              <w:t>drop_high_Cooks</w:t>
-            </w:r>
-            <w:proofErr w:type="spellEnd"/>
-            <w:r>
-              <w:rPr>
-                <w:rFonts w:asciiTheme="majorBidi" w:eastAsiaTheme="minorEastAsia" w:hAnsiTheme="majorBidi" w:cstheme="majorBidi"/>
-                <w:sz w:val="21"/>
-                <w:szCs w:val="21"/>
-                <w:lang w:val="en-US"/>
-              </w:rPr>
-              <w:t>)</w:t>
+            <w:r>
+              <w:rPr>
+                <w:rFonts w:asciiTheme="majorBidi" w:eastAsiaTheme="minorEastAsia" w:hAnsiTheme="majorBidi" w:cstheme="majorBidi"/>
+                <w:sz w:val="21"/>
+                <w:szCs w:val="21"/>
+                <w:lang w:val="en-US"/>
+              </w:rPr>
+              <w:t>B_sensitivity_(drop_high_Cooks)</w:t>
             </w:r>
           </w:p>
         </w:tc>
@@ -21042,45 +19602,14 @@
                 <w:lang w:val="en-US"/>
               </w:rPr>
             </w:pPr>
-            <w:proofErr w:type="spellStart"/>
-            <w:r>
-              <w:rPr>
-                <w:rFonts w:asciiTheme="majorBidi" w:eastAsiaTheme="minorEastAsia" w:hAnsiTheme="majorBidi" w:cstheme="majorBidi"/>
-                <w:sz w:val="21"/>
-                <w:szCs w:val="21"/>
-                <w:lang w:val="en-US"/>
-              </w:rPr>
-              <w:t>B_sensitivity</w:t>
-            </w:r>
-            <w:proofErr w:type="spellEnd"/>
-            <w:r>
-              <w:rPr>
-                <w:rFonts w:asciiTheme="majorBidi" w:eastAsiaTheme="minorEastAsia" w:hAnsiTheme="majorBidi" w:cstheme="majorBidi"/>
-                <w:sz w:val="21"/>
-                <w:szCs w:val="21"/>
-                <w:lang w:val="en-US"/>
-              </w:rPr>
-              <w:t>_(</w:t>
-            </w:r>
-            <w:proofErr w:type="spellStart"/>
-            <w:r>
-              <w:rPr>
-                <w:rFonts w:asciiTheme="majorBidi" w:eastAsiaTheme="minorEastAsia" w:hAnsiTheme="majorBidi" w:cstheme="majorBidi"/>
-                <w:sz w:val="21"/>
-                <w:szCs w:val="21"/>
-                <w:lang w:val="en-US"/>
-              </w:rPr>
-              <w:t>drop_high_Cooks</w:t>
-            </w:r>
-            <w:proofErr w:type="spellEnd"/>
-            <w:r>
-              <w:rPr>
-                <w:rFonts w:asciiTheme="majorBidi" w:eastAsiaTheme="minorEastAsia" w:hAnsiTheme="majorBidi" w:cstheme="majorBidi"/>
-                <w:sz w:val="21"/>
-                <w:szCs w:val="21"/>
-                <w:lang w:val="en-US"/>
-              </w:rPr>
-              <w:t>)</w:t>
+            <w:r>
+              <w:rPr>
+                <w:rFonts w:asciiTheme="majorBidi" w:eastAsiaTheme="minorEastAsia" w:hAnsiTheme="majorBidi" w:cstheme="majorBidi"/>
+                <w:sz w:val="21"/>
+                <w:szCs w:val="21"/>
+                <w:lang w:val="en-US"/>
+              </w:rPr>
+              <w:t>B_sensitivity_(drop_high_Cooks)</w:t>
             </w:r>
           </w:p>
         </w:tc>
@@ -21280,45 +19809,14 @@
                 <w:lang w:val="en-US"/>
               </w:rPr>
             </w:pPr>
-            <w:proofErr w:type="spellStart"/>
-            <w:r>
-              <w:rPr>
-                <w:rFonts w:asciiTheme="majorBidi" w:eastAsiaTheme="minorEastAsia" w:hAnsiTheme="majorBidi" w:cstheme="majorBidi"/>
-                <w:sz w:val="21"/>
-                <w:szCs w:val="21"/>
-                <w:lang w:val="en-US"/>
-              </w:rPr>
-              <w:t>B_sensitivity</w:t>
-            </w:r>
-            <w:proofErr w:type="spellEnd"/>
-            <w:r>
-              <w:rPr>
-                <w:rFonts w:asciiTheme="majorBidi" w:eastAsiaTheme="minorEastAsia" w:hAnsiTheme="majorBidi" w:cstheme="majorBidi"/>
-                <w:sz w:val="21"/>
-                <w:szCs w:val="21"/>
-                <w:lang w:val="en-US"/>
-              </w:rPr>
-              <w:t>_(</w:t>
-            </w:r>
-            <w:proofErr w:type="spellStart"/>
-            <w:r>
-              <w:rPr>
-                <w:rFonts w:asciiTheme="majorBidi" w:eastAsiaTheme="minorEastAsia" w:hAnsiTheme="majorBidi" w:cstheme="majorBidi"/>
-                <w:sz w:val="21"/>
-                <w:szCs w:val="21"/>
-                <w:lang w:val="en-US"/>
-              </w:rPr>
-              <w:t>drop_high_Cooks</w:t>
-            </w:r>
-            <w:proofErr w:type="spellEnd"/>
-            <w:r>
-              <w:rPr>
-                <w:rFonts w:asciiTheme="majorBidi" w:eastAsiaTheme="minorEastAsia" w:hAnsiTheme="majorBidi" w:cstheme="majorBidi"/>
-                <w:sz w:val="21"/>
-                <w:szCs w:val="21"/>
-                <w:lang w:val="en-US"/>
-              </w:rPr>
-              <w:t>)</w:t>
+            <w:r>
+              <w:rPr>
+                <w:rFonts w:asciiTheme="majorBidi" w:eastAsiaTheme="minorEastAsia" w:hAnsiTheme="majorBidi" w:cstheme="majorBidi"/>
+                <w:sz w:val="21"/>
+                <w:szCs w:val="21"/>
+                <w:lang w:val="en-US"/>
+              </w:rPr>
+              <w:t>B_sensitivity_(drop_high_Cooks)</w:t>
             </w:r>
           </w:p>
         </w:tc>
@@ -21518,7 +20016,6 @@
                 <w:lang w:val="en-US"/>
               </w:rPr>
             </w:pPr>
-            <w:proofErr w:type="spellStart"/>
             <w:r>
               <w:rPr>
                 <w:rFonts w:asciiTheme="majorBidi" w:eastAsiaTheme="minorEastAsia" w:hAnsiTheme="majorBidi" w:cstheme="majorBidi"/>
@@ -21528,7 +20025,6 @@
               </w:rPr>
               <w:t>C_controls+DT+HEXACO+DTxHH</w:t>
             </w:r>
-            <w:proofErr w:type="spellEnd"/>
           </w:p>
         </w:tc>
         <w:tc>
@@ -21727,7 +20223,6 @@
                 <w:lang w:val="en-US"/>
               </w:rPr>
             </w:pPr>
-            <w:proofErr w:type="spellStart"/>
             <w:r>
               <w:rPr>
                 <w:rFonts w:asciiTheme="majorBidi" w:eastAsiaTheme="minorEastAsia" w:hAnsiTheme="majorBidi" w:cstheme="majorBidi"/>
@@ -21737,7 +20232,6 @@
               </w:rPr>
               <w:t>C_controls+DT+HEXACO+DTxHH</w:t>
             </w:r>
-            <w:proofErr w:type="spellEnd"/>
           </w:p>
         </w:tc>
         <w:tc>
@@ -21936,7 +20430,6 @@
                 <w:lang w:val="en-US"/>
               </w:rPr>
             </w:pPr>
-            <w:proofErr w:type="spellStart"/>
             <w:r>
               <w:rPr>
                 <w:rFonts w:asciiTheme="majorBidi" w:eastAsiaTheme="minorEastAsia" w:hAnsiTheme="majorBidi" w:cstheme="majorBidi"/>
@@ -21946,7 +20439,6 @@
               </w:rPr>
               <w:t>C_controls+DT+HEXACO+DTxHH</w:t>
             </w:r>
-            <w:proofErr w:type="spellEnd"/>
           </w:p>
         </w:tc>
         <w:tc>
@@ -22149,7 +20641,6 @@
                 <w:lang w:val="en-US"/>
               </w:rPr>
             </w:pPr>
-            <w:proofErr w:type="spellStart"/>
             <w:r>
               <w:rPr>
                 <w:rFonts w:asciiTheme="majorBidi" w:eastAsiaTheme="minorEastAsia" w:hAnsiTheme="majorBidi" w:cstheme="majorBidi"/>
@@ -22159,7 +20650,6 @@
               </w:rPr>
               <w:t>C_controls+DT+HEXACO+DTxHH</w:t>
             </w:r>
-            <w:proofErr w:type="spellEnd"/>
           </w:p>
         </w:tc>
         <w:tc>
@@ -22358,7 +20848,6 @@
                 <w:lang w:val="en-US"/>
               </w:rPr>
             </w:pPr>
-            <w:proofErr w:type="spellStart"/>
             <w:r>
               <w:rPr>
                 <w:rFonts w:asciiTheme="majorBidi" w:eastAsiaTheme="minorEastAsia" w:hAnsiTheme="majorBidi" w:cstheme="majorBidi"/>
@@ -22368,7 +20857,6 @@
               </w:rPr>
               <w:t>C_controls+DT+HEXACO+DTxHH</w:t>
             </w:r>
-            <w:proofErr w:type="spellEnd"/>
           </w:p>
         </w:tc>
         <w:tc>
@@ -22567,7 +21055,6 @@
                 <w:lang w:val="en-US"/>
               </w:rPr>
             </w:pPr>
-            <w:proofErr w:type="spellStart"/>
             <w:r>
               <w:rPr>
                 <w:rFonts w:asciiTheme="majorBidi" w:eastAsiaTheme="minorEastAsia" w:hAnsiTheme="majorBidi" w:cstheme="majorBidi"/>
@@ -22577,7 +21064,6 @@
               </w:rPr>
               <w:t>C_controls+DT+HEXACO+DTxHH</w:t>
             </w:r>
-            <w:proofErr w:type="spellEnd"/>
           </w:p>
         </w:tc>
         <w:tc>
@@ -22776,7 +21262,6 @@
                 <w:lang w:val="en-US"/>
               </w:rPr>
             </w:pPr>
-            <w:proofErr w:type="spellStart"/>
             <w:r>
               <w:rPr>
                 <w:rFonts w:asciiTheme="majorBidi" w:eastAsiaTheme="minorEastAsia" w:hAnsiTheme="majorBidi" w:cstheme="majorBidi"/>
@@ -22786,7 +21271,6 @@
               </w:rPr>
               <w:t>C_controls+DT+HEXACO+DTxHH</w:t>
             </w:r>
-            <w:proofErr w:type="spellEnd"/>
           </w:p>
         </w:tc>
         <w:tc>
@@ -22985,7 +21469,6 @@
                 <w:lang w:val="en-US"/>
               </w:rPr>
             </w:pPr>
-            <w:proofErr w:type="spellStart"/>
             <w:r>
               <w:rPr>
                 <w:rFonts w:asciiTheme="majorBidi" w:eastAsiaTheme="minorEastAsia" w:hAnsiTheme="majorBidi" w:cstheme="majorBidi"/>
@@ -22995,7 +21478,6 @@
               </w:rPr>
               <w:t>C_controls+DT+HEXACO+DTxHH</w:t>
             </w:r>
-            <w:proofErr w:type="spellEnd"/>
           </w:p>
         </w:tc>
         <w:tc>
@@ -23200,7 +21682,6 @@
                 <w:lang w:val="en-US"/>
               </w:rPr>
             </w:pPr>
-            <w:proofErr w:type="spellStart"/>
             <w:r>
               <w:rPr>
                 <w:rFonts w:asciiTheme="majorBidi" w:eastAsiaTheme="minorEastAsia" w:hAnsiTheme="majorBidi" w:cstheme="majorBidi"/>
@@ -23210,7 +21691,6 @@
               </w:rPr>
               <w:t>C_controls+DT+HEXACO+DTxHH</w:t>
             </w:r>
-            <w:proofErr w:type="spellEnd"/>
           </w:p>
         </w:tc>
         <w:tc>
@@ -23396,47 +21876,7 @@
                 <w:szCs w:val="21"/>
                 <w:lang w:val="en-US"/>
               </w:rPr>
-              <w:t xml:space="preserve">Model B = controls (age, gender, region) + Dark Triad (M, N, P) + HEXACO (H–H, E, X, A, C, O). Internal labels: </w:t>
-            </w:r>
-            <w:proofErr w:type="spellStart"/>
-            <w:r>
-              <w:rPr>
-                <w:rFonts w:asciiTheme="majorBidi" w:eastAsiaTheme="minorEastAsia" w:hAnsiTheme="majorBidi" w:cstheme="majorBidi"/>
-                <w:sz w:val="21"/>
-                <w:szCs w:val="21"/>
-                <w:lang w:val="en-US"/>
-              </w:rPr>
-              <w:t>B_controls+DT+HEXACO</w:t>
-            </w:r>
-            <w:proofErr w:type="spellEnd"/>
-            <w:r>
-              <w:rPr>
-                <w:rFonts w:asciiTheme="majorBidi" w:eastAsiaTheme="minorEastAsia" w:hAnsiTheme="majorBidi" w:cstheme="majorBidi"/>
-                <w:sz w:val="21"/>
-                <w:szCs w:val="21"/>
-                <w:lang w:val="en-US"/>
-              </w:rPr>
-              <w:t xml:space="preserve"> = Model B (overall); </w:t>
-            </w:r>
-            <w:proofErr w:type="spellStart"/>
-            <w:r>
-              <w:rPr>
-                <w:rFonts w:asciiTheme="majorBidi" w:eastAsiaTheme="minorEastAsia" w:hAnsiTheme="majorBidi" w:cstheme="majorBidi"/>
-                <w:sz w:val="21"/>
-                <w:szCs w:val="21"/>
-                <w:lang w:val="en-US"/>
-              </w:rPr>
-              <w:t>B_by_gender</w:t>
-            </w:r>
-            <w:proofErr w:type="spellEnd"/>
-            <w:r>
-              <w:rPr>
-                <w:rFonts w:asciiTheme="majorBidi" w:eastAsiaTheme="minorEastAsia" w:hAnsiTheme="majorBidi" w:cstheme="majorBidi"/>
-                <w:sz w:val="21"/>
-                <w:szCs w:val="21"/>
-                <w:lang w:val="en-US"/>
-              </w:rPr>
-              <w:t xml:space="preserve"> = Model B estimated separately by gender. Standardized β; HC3 robust SE; two-tailed tests; *** </w:t>
+              <w:t xml:space="preserve">Model B = controls (age, gender, region) + Dark Triad (M, N, P) + HEXACO (H–H, E, X, A, C, O). Internal labels: B_controls+DT+HEXACO = Model B (overall); B_by_gender = Model B estimated separately by gender. Standardized β; HC3 robust SE; two-tailed tests; *** </w:t>
             </w:r>
             <w:r>
               <w:rPr>
@@ -23582,7 +22022,6 @@
                 <w:szCs w:val="21"/>
                 <w:lang w:val="en-US"/>
               </w:rPr>
-              <w:lastRenderedPageBreak/>
               <w:t>Dependent Variable</w:t>
             </w:r>
           </w:p>
@@ -23831,7 +22270,6 @@
                 <w:lang w:val="en-US"/>
               </w:rPr>
             </w:pPr>
-            <w:proofErr w:type="spellStart"/>
             <w:r>
               <w:rPr>
                 <w:rFonts w:asciiTheme="majorBidi" w:eastAsiaTheme="minorEastAsia" w:hAnsiTheme="majorBidi" w:cstheme="majorBidi"/>
@@ -23841,7 +22279,6 @@
               </w:rPr>
               <w:t>B_by_gender</w:t>
             </w:r>
-            <w:proofErr w:type="spellEnd"/>
           </w:p>
         </w:tc>
         <w:tc>
@@ -24040,7 +22477,6 @@
                 <w:lang w:val="en-US"/>
               </w:rPr>
             </w:pPr>
-            <w:proofErr w:type="spellStart"/>
             <w:r>
               <w:rPr>
                 <w:rFonts w:asciiTheme="majorBidi" w:eastAsiaTheme="minorEastAsia" w:hAnsiTheme="majorBidi" w:cstheme="majorBidi"/>
@@ -24050,7 +22486,6 @@
               </w:rPr>
               <w:t>B_by_gender</w:t>
             </w:r>
-            <w:proofErr w:type="spellEnd"/>
           </w:p>
         </w:tc>
         <w:tc>
@@ -24249,7 +22684,6 @@
                 <w:lang w:val="en-US"/>
               </w:rPr>
             </w:pPr>
-            <w:proofErr w:type="spellStart"/>
             <w:r>
               <w:rPr>
                 <w:rFonts w:asciiTheme="majorBidi" w:eastAsiaTheme="minorEastAsia" w:hAnsiTheme="majorBidi" w:cstheme="majorBidi"/>
@@ -24259,7 +22693,6 @@
               </w:rPr>
               <w:t>B_by_gender</w:t>
             </w:r>
-            <w:proofErr w:type="spellEnd"/>
           </w:p>
         </w:tc>
         <w:tc>
@@ -24462,7 +22895,6 @@
                 <w:lang w:val="en-US"/>
               </w:rPr>
             </w:pPr>
-            <w:proofErr w:type="spellStart"/>
             <w:r>
               <w:rPr>
                 <w:rFonts w:asciiTheme="majorBidi" w:eastAsiaTheme="minorEastAsia" w:hAnsiTheme="majorBidi" w:cstheme="majorBidi"/>
@@ -24472,7 +22904,6 @@
               </w:rPr>
               <w:t>B_by_gender</w:t>
             </w:r>
-            <w:proofErr w:type="spellEnd"/>
           </w:p>
         </w:tc>
         <w:tc>
@@ -24671,7 +23102,6 @@
                 <w:lang w:val="en-US"/>
               </w:rPr>
             </w:pPr>
-            <w:proofErr w:type="spellStart"/>
             <w:r>
               <w:rPr>
                 <w:rFonts w:asciiTheme="majorBidi" w:eastAsiaTheme="minorEastAsia" w:hAnsiTheme="majorBidi" w:cstheme="majorBidi"/>
@@ -24681,7 +23111,6 @@
               </w:rPr>
               <w:t>B_by_gender</w:t>
             </w:r>
-            <w:proofErr w:type="spellEnd"/>
           </w:p>
         </w:tc>
         <w:tc>
@@ -24880,7 +23309,6 @@
                 <w:lang w:val="en-US"/>
               </w:rPr>
             </w:pPr>
-            <w:proofErr w:type="spellStart"/>
             <w:r>
               <w:rPr>
                 <w:rFonts w:asciiTheme="majorBidi" w:eastAsiaTheme="minorEastAsia" w:hAnsiTheme="majorBidi" w:cstheme="majorBidi"/>
@@ -24890,7 +23318,6 @@
               </w:rPr>
               <w:t>B_by_gender</w:t>
             </w:r>
-            <w:proofErr w:type="spellEnd"/>
           </w:p>
         </w:tc>
         <w:tc>
@@ -25089,7 +23516,6 @@
                 <w:lang w:val="en-US"/>
               </w:rPr>
             </w:pPr>
-            <w:proofErr w:type="spellStart"/>
             <w:r>
               <w:rPr>
                 <w:rFonts w:asciiTheme="majorBidi" w:eastAsiaTheme="minorEastAsia" w:hAnsiTheme="majorBidi" w:cstheme="majorBidi"/>
@@ -25099,7 +23525,6 @@
               </w:rPr>
               <w:t>B_by_gender</w:t>
             </w:r>
-            <w:proofErr w:type="spellEnd"/>
           </w:p>
         </w:tc>
         <w:tc>
@@ -25298,7 +23723,6 @@
                 <w:lang w:val="en-US"/>
               </w:rPr>
             </w:pPr>
-            <w:proofErr w:type="spellStart"/>
             <w:r>
               <w:rPr>
                 <w:rFonts w:asciiTheme="majorBidi" w:eastAsiaTheme="minorEastAsia" w:hAnsiTheme="majorBidi" w:cstheme="majorBidi"/>
@@ -25308,7 +23732,6 @@
               </w:rPr>
               <w:t>B_by_gender</w:t>
             </w:r>
-            <w:proofErr w:type="spellEnd"/>
           </w:p>
         </w:tc>
         <w:tc>
@@ -25507,7 +23930,6 @@
                 <w:lang w:val="en-US"/>
               </w:rPr>
             </w:pPr>
-            <w:proofErr w:type="spellStart"/>
             <w:r>
               <w:rPr>
                 <w:rFonts w:asciiTheme="majorBidi" w:eastAsiaTheme="minorEastAsia" w:hAnsiTheme="majorBidi" w:cstheme="majorBidi"/>
@@ -25517,7 +23939,6 @@
               </w:rPr>
               <w:t>B_by_gender</w:t>
             </w:r>
-            <w:proofErr w:type="spellEnd"/>
           </w:p>
         </w:tc>
         <w:tc>
@@ -25716,7 +24137,6 @@
                 <w:lang w:val="en-US"/>
               </w:rPr>
             </w:pPr>
-            <w:proofErr w:type="spellStart"/>
             <w:r>
               <w:rPr>
                 <w:rFonts w:asciiTheme="majorBidi" w:eastAsiaTheme="minorEastAsia" w:hAnsiTheme="majorBidi" w:cstheme="majorBidi"/>
@@ -25726,7 +24146,6 @@
               </w:rPr>
               <w:t>B_by_gender</w:t>
             </w:r>
-            <w:proofErr w:type="spellEnd"/>
           </w:p>
         </w:tc>
         <w:tc>
@@ -25925,7 +24344,6 @@
                 <w:lang w:val="en-US"/>
               </w:rPr>
             </w:pPr>
-            <w:proofErr w:type="spellStart"/>
             <w:r>
               <w:rPr>
                 <w:rFonts w:asciiTheme="majorBidi" w:eastAsiaTheme="minorEastAsia" w:hAnsiTheme="majorBidi" w:cstheme="majorBidi"/>
@@ -25935,7 +24353,6 @@
               </w:rPr>
               <w:t>B_by_gender</w:t>
             </w:r>
-            <w:proofErr w:type="spellEnd"/>
           </w:p>
         </w:tc>
         <w:tc>
@@ -26134,7 +24551,6 @@
                 <w:lang w:val="en-US"/>
               </w:rPr>
             </w:pPr>
-            <w:proofErr w:type="spellStart"/>
             <w:r>
               <w:rPr>
                 <w:rFonts w:asciiTheme="majorBidi" w:eastAsiaTheme="minorEastAsia" w:hAnsiTheme="majorBidi" w:cstheme="majorBidi"/>
@@ -26144,7 +24560,6 @@
               </w:rPr>
               <w:t>B_by_gender</w:t>
             </w:r>
-            <w:proofErr w:type="spellEnd"/>
           </w:p>
         </w:tc>
         <w:tc>
@@ -26347,7 +24762,6 @@
                 <w:lang w:val="en-US"/>
               </w:rPr>
             </w:pPr>
-            <w:proofErr w:type="spellStart"/>
             <w:r>
               <w:rPr>
                 <w:rFonts w:asciiTheme="majorBidi" w:eastAsiaTheme="minorEastAsia" w:hAnsiTheme="majorBidi" w:cstheme="majorBidi"/>
@@ -26357,7 +24771,6 @@
               </w:rPr>
               <w:t>B_by_gender</w:t>
             </w:r>
-            <w:proofErr w:type="spellEnd"/>
           </w:p>
         </w:tc>
         <w:tc>
@@ -26560,7 +24973,6 @@
                 <w:lang w:val="en-US"/>
               </w:rPr>
             </w:pPr>
-            <w:proofErr w:type="spellStart"/>
             <w:r>
               <w:rPr>
                 <w:rFonts w:asciiTheme="majorBidi" w:eastAsiaTheme="minorEastAsia" w:hAnsiTheme="majorBidi" w:cstheme="majorBidi"/>
@@ -26570,7 +24982,6 @@
               </w:rPr>
               <w:t>B_by_gender</w:t>
             </w:r>
-            <w:proofErr w:type="spellEnd"/>
           </w:p>
         </w:tc>
         <w:tc>
@@ -26769,7 +25180,6 @@
                 <w:lang w:val="en-US"/>
               </w:rPr>
             </w:pPr>
-            <w:proofErr w:type="spellStart"/>
             <w:r>
               <w:rPr>
                 <w:rFonts w:asciiTheme="majorBidi" w:eastAsiaTheme="minorEastAsia" w:hAnsiTheme="majorBidi" w:cstheme="majorBidi"/>
@@ -26779,7 +25189,6 @@
               </w:rPr>
               <w:t>B_by_gender</w:t>
             </w:r>
-            <w:proofErr w:type="spellEnd"/>
           </w:p>
         </w:tc>
         <w:tc>
@@ -26978,7 +25387,6 @@
                 <w:lang w:val="en-US"/>
               </w:rPr>
             </w:pPr>
-            <w:proofErr w:type="spellStart"/>
             <w:r>
               <w:rPr>
                 <w:rFonts w:asciiTheme="majorBidi" w:eastAsiaTheme="minorEastAsia" w:hAnsiTheme="majorBidi" w:cstheme="majorBidi"/>
@@ -26988,7 +25396,6 @@
               </w:rPr>
               <w:t>B_by_gender</w:t>
             </w:r>
-            <w:proofErr w:type="spellEnd"/>
           </w:p>
         </w:tc>
         <w:tc>
@@ -27191,7 +25598,6 @@
                 <w:lang w:val="en-US"/>
               </w:rPr>
             </w:pPr>
-            <w:proofErr w:type="spellStart"/>
             <w:r>
               <w:rPr>
                 <w:rFonts w:asciiTheme="majorBidi" w:eastAsiaTheme="minorEastAsia" w:hAnsiTheme="majorBidi" w:cstheme="majorBidi"/>
@@ -27201,7 +25607,6 @@
               </w:rPr>
               <w:t>B_by_gender</w:t>
             </w:r>
-            <w:proofErr w:type="spellEnd"/>
           </w:p>
         </w:tc>
         <w:tc>
@@ -27406,7 +25811,6 @@
                 <w:lang w:val="en-US"/>
               </w:rPr>
             </w:pPr>
-            <w:proofErr w:type="spellStart"/>
             <w:r>
               <w:rPr>
                 <w:rFonts w:asciiTheme="majorBidi" w:eastAsiaTheme="minorEastAsia" w:hAnsiTheme="majorBidi" w:cstheme="majorBidi"/>
@@ -27416,7 +25820,6 @@
               </w:rPr>
               <w:t>B_by_gender</w:t>
             </w:r>
-            <w:proofErr w:type="spellEnd"/>
           </w:p>
         </w:tc>
         <w:tc>
@@ -27602,47 +26005,7 @@
                 <w:szCs w:val="21"/>
                 <w:lang w:val="en-US"/>
               </w:rPr>
-              <w:t xml:space="preserve">Model B = controls (age, gender, region) + Dark Triad (M, N, P) + HEXACO (H–H, E, X, A, C, O). Internal labels: </w:t>
-            </w:r>
-            <w:proofErr w:type="spellStart"/>
-            <w:r>
-              <w:rPr>
-                <w:rFonts w:asciiTheme="majorBidi" w:eastAsiaTheme="minorEastAsia" w:hAnsiTheme="majorBidi" w:cstheme="majorBidi"/>
-                <w:sz w:val="21"/>
-                <w:szCs w:val="21"/>
-                <w:lang w:val="en-US"/>
-              </w:rPr>
-              <w:t>B_controls+DT+HEXACO</w:t>
-            </w:r>
-            <w:proofErr w:type="spellEnd"/>
-            <w:r>
-              <w:rPr>
-                <w:rFonts w:asciiTheme="majorBidi" w:eastAsiaTheme="minorEastAsia" w:hAnsiTheme="majorBidi" w:cstheme="majorBidi"/>
-                <w:sz w:val="21"/>
-                <w:szCs w:val="21"/>
-                <w:lang w:val="en-US"/>
-              </w:rPr>
-              <w:t xml:space="preserve"> = Model B (overall); </w:t>
-            </w:r>
-            <w:proofErr w:type="spellStart"/>
-            <w:r>
-              <w:rPr>
-                <w:rFonts w:asciiTheme="majorBidi" w:eastAsiaTheme="minorEastAsia" w:hAnsiTheme="majorBidi" w:cstheme="majorBidi"/>
-                <w:sz w:val="21"/>
-                <w:szCs w:val="21"/>
-                <w:lang w:val="en-US"/>
-              </w:rPr>
-              <w:t>B_by_gender</w:t>
-            </w:r>
-            <w:proofErr w:type="spellEnd"/>
-            <w:r>
-              <w:rPr>
-                <w:rFonts w:asciiTheme="majorBidi" w:eastAsiaTheme="minorEastAsia" w:hAnsiTheme="majorBidi" w:cstheme="majorBidi"/>
-                <w:sz w:val="21"/>
-                <w:szCs w:val="21"/>
-                <w:lang w:val="en-US"/>
-              </w:rPr>
-              <w:t xml:space="preserve"> = Model B estimated separately by gender. Standardized β; HC3 robust SE; two-tailed tests; *** </w:t>
+              <w:t xml:space="preserve">Model B = controls (age, gender, region) + Dark Triad (M, N, P) + HEXACO (H–H, E, X, A, C, O). Internal labels: B_controls+DT+HEXACO = Model B (overall); B_by_gender = Model B estimated separately by gender. Standardized β; HC3 robust SE; two-tailed tests; *** </w:t>
             </w:r>
             <w:r>
               <w:rPr>
@@ -27788,7 +26151,6 @@
                 <w:szCs w:val="21"/>
                 <w:lang w:val="en-US"/>
               </w:rPr>
-              <w:lastRenderedPageBreak/>
               <w:t>Dependent Variable</w:t>
             </w:r>
           </w:p>
@@ -28037,7 +26399,6 @@
                 <w:lang w:val="en-US"/>
               </w:rPr>
             </w:pPr>
-            <w:proofErr w:type="spellStart"/>
             <w:r>
               <w:rPr>
                 <w:rFonts w:asciiTheme="majorBidi" w:eastAsiaTheme="minorEastAsia" w:hAnsiTheme="majorBidi" w:cstheme="majorBidi"/>
@@ -28047,7 +26408,6 @@
               </w:rPr>
               <w:t>A_controls+DT</w:t>
             </w:r>
-            <w:proofErr w:type="spellEnd"/>
           </w:p>
         </w:tc>
         <w:tc>
@@ -28250,7 +26610,6 @@
                 <w:lang w:val="en-US"/>
               </w:rPr>
             </w:pPr>
-            <w:proofErr w:type="spellStart"/>
             <w:r>
               <w:rPr>
                 <w:rFonts w:asciiTheme="majorBidi" w:eastAsiaTheme="minorEastAsia" w:hAnsiTheme="majorBidi" w:cstheme="majorBidi"/>
@@ -28260,7 +26619,6 @@
               </w:rPr>
               <w:t>A_controls+DT</w:t>
             </w:r>
-            <w:proofErr w:type="spellEnd"/>
           </w:p>
         </w:tc>
         <w:tc>
@@ -28463,7 +26821,6 @@
                 <w:lang w:val="en-US"/>
               </w:rPr>
             </w:pPr>
-            <w:proofErr w:type="spellStart"/>
             <w:r>
               <w:rPr>
                 <w:rFonts w:asciiTheme="majorBidi" w:eastAsiaTheme="minorEastAsia" w:hAnsiTheme="majorBidi" w:cstheme="majorBidi"/>
@@ -28473,7 +26830,6 @@
               </w:rPr>
               <w:t>A_controls+DT</w:t>
             </w:r>
-            <w:proofErr w:type="spellEnd"/>
           </w:p>
         </w:tc>
         <w:tc>
@@ -28676,7 +27032,6 @@
                 <w:lang w:val="en-US"/>
               </w:rPr>
             </w:pPr>
-            <w:proofErr w:type="spellStart"/>
             <w:r>
               <w:rPr>
                 <w:rFonts w:asciiTheme="majorBidi" w:eastAsiaTheme="minorEastAsia" w:hAnsiTheme="majorBidi" w:cstheme="majorBidi"/>
@@ -28686,7 +27041,6 @@
               </w:rPr>
               <w:t>B_controls+DT+HEXACO</w:t>
             </w:r>
-            <w:proofErr w:type="spellEnd"/>
           </w:p>
         </w:tc>
         <w:tc>
@@ -28889,7 +27243,6 @@
                 <w:lang w:val="en-US"/>
               </w:rPr>
             </w:pPr>
-            <w:proofErr w:type="spellStart"/>
             <w:r>
               <w:rPr>
                 <w:rFonts w:asciiTheme="majorBidi" w:eastAsiaTheme="minorEastAsia" w:hAnsiTheme="majorBidi" w:cstheme="majorBidi"/>
@@ -28899,7 +27252,6 @@
               </w:rPr>
               <w:t>B_controls+DT+HEXACO</w:t>
             </w:r>
-            <w:proofErr w:type="spellEnd"/>
           </w:p>
         </w:tc>
         <w:tc>
@@ -29102,7 +27454,6 @@
                 <w:lang w:val="en-US"/>
               </w:rPr>
             </w:pPr>
-            <w:proofErr w:type="spellStart"/>
             <w:r>
               <w:rPr>
                 <w:rFonts w:asciiTheme="majorBidi" w:eastAsiaTheme="minorEastAsia" w:hAnsiTheme="majorBidi" w:cstheme="majorBidi"/>
@@ -29112,7 +27463,6 @@
               </w:rPr>
               <w:t>B_controls+DT+HEXACO</w:t>
             </w:r>
-            <w:proofErr w:type="spellEnd"/>
           </w:p>
         </w:tc>
         <w:tc>
@@ -29315,7 +27665,6 @@
                 <w:lang w:val="en-US"/>
               </w:rPr>
             </w:pPr>
-            <w:proofErr w:type="spellStart"/>
             <w:r>
               <w:rPr>
                 <w:rFonts w:asciiTheme="majorBidi" w:eastAsiaTheme="minorEastAsia" w:hAnsiTheme="majorBidi" w:cstheme="majorBidi"/>
@@ -29325,7 +27674,6 @@
               </w:rPr>
               <w:t>B_controls+DT+HEXACO</w:t>
             </w:r>
-            <w:proofErr w:type="spellEnd"/>
           </w:p>
         </w:tc>
         <w:tc>
@@ -29528,7 +27876,6 @@
                 <w:lang w:val="en-US"/>
               </w:rPr>
             </w:pPr>
-            <w:proofErr w:type="spellStart"/>
             <w:r>
               <w:rPr>
                 <w:rFonts w:asciiTheme="majorBidi" w:eastAsiaTheme="minorEastAsia" w:hAnsiTheme="majorBidi" w:cstheme="majorBidi"/>
@@ -29538,7 +27885,6 @@
               </w:rPr>
               <w:t>B_controls+DT+HEXACO</w:t>
             </w:r>
-            <w:proofErr w:type="spellEnd"/>
           </w:p>
         </w:tc>
         <w:tc>
@@ -29737,7 +28083,6 @@
                 <w:lang w:val="en-US"/>
               </w:rPr>
             </w:pPr>
-            <w:proofErr w:type="spellStart"/>
             <w:r>
               <w:rPr>
                 <w:rFonts w:asciiTheme="majorBidi" w:eastAsiaTheme="minorEastAsia" w:hAnsiTheme="majorBidi" w:cstheme="majorBidi"/>
@@ -29747,7 +28092,6 @@
               </w:rPr>
               <w:t>B_controls+DT+HEXACO</w:t>
             </w:r>
-            <w:proofErr w:type="spellEnd"/>
           </w:p>
         </w:tc>
         <w:tc>
@@ -29946,7 +28290,6 @@
                 <w:lang w:val="en-US"/>
               </w:rPr>
             </w:pPr>
-            <w:proofErr w:type="spellStart"/>
             <w:r>
               <w:rPr>
                 <w:rFonts w:asciiTheme="majorBidi" w:eastAsiaTheme="minorEastAsia" w:hAnsiTheme="majorBidi" w:cstheme="majorBidi"/>
@@ -29956,7 +28299,6 @@
               </w:rPr>
               <w:t>B_controls+DT+HEXACO</w:t>
             </w:r>
-            <w:proofErr w:type="spellEnd"/>
           </w:p>
         </w:tc>
         <w:tc>
@@ -30155,7 +28497,6 @@
                 <w:lang w:val="en-US"/>
               </w:rPr>
             </w:pPr>
-            <w:proofErr w:type="spellStart"/>
             <w:r>
               <w:rPr>
                 <w:rFonts w:asciiTheme="majorBidi" w:eastAsiaTheme="minorEastAsia" w:hAnsiTheme="majorBidi" w:cstheme="majorBidi"/>
@@ -30165,7 +28506,6 @@
               </w:rPr>
               <w:t>B_controls+DT+HEXACO</w:t>
             </w:r>
-            <w:proofErr w:type="spellEnd"/>
           </w:p>
         </w:tc>
         <w:tc>
@@ -30364,7 +28704,6 @@
                 <w:lang w:val="en-US"/>
               </w:rPr>
             </w:pPr>
-            <w:proofErr w:type="spellStart"/>
             <w:r>
               <w:rPr>
                 <w:rFonts w:asciiTheme="majorBidi" w:eastAsiaTheme="minorEastAsia" w:hAnsiTheme="majorBidi" w:cstheme="majorBidi"/>
@@ -30374,7 +28713,6 @@
               </w:rPr>
               <w:t>B_controls+DT+HEXACO</w:t>
             </w:r>
-            <w:proofErr w:type="spellEnd"/>
           </w:p>
         </w:tc>
         <w:tc>
@@ -30577,45 +28915,14 @@
                 <w:lang w:val="en-US"/>
               </w:rPr>
             </w:pPr>
-            <w:proofErr w:type="spellStart"/>
-            <w:r>
-              <w:rPr>
-                <w:rFonts w:asciiTheme="majorBidi" w:eastAsiaTheme="minorEastAsia" w:hAnsiTheme="majorBidi" w:cstheme="majorBidi"/>
-                <w:sz w:val="21"/>
-                <w:szCs w:val="21"/>
-                <w:lang w:val="en-US"/>
-              </w:rPr>
-              <w:t>B_sensitivity</w:t>
-            </w:r>
-            <w:proofErr w:type="spellEnd"/>
-            <w:r>
-              <w:rPr>
-                <w:rFonts w:asciiTheme="majorBidi" w:eastAsiaTheme="minorEastAsia" w:hAnsiTheme="majorBidi" w:cstheme="majorBidi"/>
-                <w:sz w:val="21"/>
-                <w:szCs w:val="21"/>
-                <w:lang w:val="en-US"/>
-              </w:rPr>
-              <w:t>_(</w:t>
-            </w:r>
-            <w:proofErr w:type="spellStart"/>
-            <w:r>
-              <w:rPr>
-                <w:rFonts w:asciiTheme="majorBidi" w:eastAsiaTheme="minorEastAsia" w:hAnsiTheme="majorBidi" w:cstheme="majorBidi"/>
-                <w:sz w:val="21"/>
-                <w:szCs w:val="21"/>
-                <w:lang w:val="en-US"/>
-              </w:rPr>
-              <w:t>drop_high_Cooks</w:t>
-            </w:r>
-            <w:proofErr w:type="spellEnd"/>
-            <w:r>
-              <w:rPr>
-                <w:rFonts w:asciiTheme="majorBidi" w:eastAsiaTheme="minorEastAsia" w:hAnsiTheme="majorBidi" w:cstheme="majorBidi"/>
-                <w:sz w:val="21"/>
-                <w:szCs w:val="21"/>
-                <w:lang w:val="en-US"/>
-              </w:rPr>
-              <w:t>)</w:t>
+            <w:r>
+              <w:rPr>
+                <w:rFonts w:asciiTheme="majorBidi" w:eastAsiaTheme="minorEastAsia" w:hAnsiTheme="majorBidi" w:cstheme="majorBidi"/>
+                <w:sz w:val="21"/>
+                <w:szCs w:val="21"/>
+                <w:lang w:val="en-US"/>
+              </w:rPr>
+              <w:t>B_sensitivity_(drop_high_Cooks)</w:t>
             </w:r>
           </w:p>
         </w:tc>
@@ -30819,45 +29126,14 @@
                 <w:lang w:val="en-US"/>
               </w:rPr>
             </w:pPr>
-            <w:proofErr w:type="spellStart"/>
-            <w:r>
-              <w:rPr>
-                <w:rFonts w:asciiTheme="majorBidi" w:eastAsiaTheme="minorEastAsia" w:hAnsiTheme="majorBidi" w:cstheme="majorBidi"/>
-                <w:sz w:val="21"/>
-                <w:szCs w:val="21"/>
-                <w:lang w:val="en-US"/>
-              </w:rPr>
-              <w:t>B_sensitivity</w:t>
-            </w:r>
-            <w:proofErr w:type="spellEnd"/>
-            <w:r>
-              <w:rPr>
-                <w:rFonts w:asciiTheme="majorBidi" w:eastAsiaTheme="minorEastAsia" w:hAnsiTheme="majorBidi" w:cstheme="majorBidi"/>
-                <w:sz w:val="21"/>
-                <w:szCs w:val="21"/>
-                <w:lang w:val="en-US"/>
-              </w:rPr>
-              <w:t>_(</w:t>
-            </w:r>
-            <w:proofErr w:type="spellStart"/>
-            <w:r>
-              <w:rPr>
-                <w:rFonts w:asciiTheme="majorBidi" w:eastAsiaTheme="minorEastAsia" w:hAnsiTheme="majorBidi" w:cstheme="majorBidi"/>
-                <w:sz w:val="21"/>
-                <w:szCs w:val="21"/>
-                <w:lang w:val="en-US"/>
-              </w:rPr>
-              <w:t>drop_high_Cooks</w:t>
-            </w:r>
-            <w:proofErr w:type="spellEnd"/>
-            <w:r>
-              <w:rPr>
-                <w:rFonts w:asciiTheme="majorBidi" w:eastAsiaTheme="minorEastAsia" w:hAnsiTheme="majorBidi" w:cstheme="majorBidi"/>
-                <w:sz w:val="21"/>
-                <w:szCs w:val="21"/>
-                <w:lang w:val="en-US"/>
-              </w:rPr>
-              <w:t>)</w:t>
+            <w:r>
+              <w:rPr>
+                <w:rFonts w:asciiTheme="majorBidi" w:eastAsiaTheme="minorEastAsia" w:hAnsiTheme="majorBidi" w:cstheme="majorBidi"/>
+                <w:sz w:val="21"/>
+                <w:szCs w:val="21"/>
+                <w:lang w:val="en-US"/>
+              </w:rPr>
+              <w:t>B_sensitivity_(drop_high_Cooks)</w:t>
             </w:r>
           </w:p>
         </w:tc>
@@ -31061,45 +29337,14 @@
                 <w:lang w:val="en-US"/>
               </w:rPr>
             </w:pPr>
-            <w:proofErr w:type="spellStart"/>
-            <w:r>
-              <w:rPr>
-                <w:rFonts w:asciiTheme="majorBidi" w:eastAsiaTheme="minorEastAsia" w:hAnsiTheme="majorBidi" w:cstheme="majorBidi"/>
-                <w:sz w:val="21"/>
-                <w:szCs w:val="21"/>
-                <w:lang w:val="en-US"/>
-              </w:rPr>
-              <w:t>B_sensitivity</w:t>
-            </w:r>
-            <w:proofErr w:type="spellEnd"/>
-            <w:r>
-              <w:rPr>
-                <w:rFonts w:asciiTheme="majorBidi" w:eastAsiaTheme="minorEastAsia" w:hAnsiTheme="majorBidi" w:cstheme="majorBidi"/>
-                <w:sz w:val="21"/>
-                <w:szCs w:val="21"/>
-                <w:lang w:val="en-US"/>
-              </w:rPr>
-              <w:t>_(</w:t>
-            </w:r>
-            <w:proofErr w:type="spellStart"/>
-            <w:r>
-              <w:rPr>
-                <w:rFonts w:asciiTheme="majorBidi" w:eastAsiaTheme="minorEastAsia" w:hAnsiTheme="majorBidi" w:cstheme="majorBidi"/>
-                <w:sz w:val="21"/>
-                <w:szCs w:val="21"/>
-                <w:lang w:val="en-US"/>
-              </w:rPr>
-              <w:t>drop_high_Cooks</w:t>
-            </w:r>
-            <w:proofErr w:type="spellEnd"/>
-            <w:r>
-              <w:rPr>
-                <w:rFonts w:asciiTheme="majorBidi" w:eastAsiaTheme="minorEastAsia" w:hAnsiTheme="majorBidi" w:cstheme="majorBidi"/>
-                <w:sz w:val="21"/>
-                <w:szCs w:val="21"/>
-                <w:lang w:val="en-US"/>
-              </w:rPr>
-              <w:t>)</w:t>
+            <w:r>
+              <w:rPr>
+                <w:rFonts w:asciiTheme="majorBidi" w:eastAsiaTheme="minorEastAsia" w:hAnsiTheme="majorBidi" w:cstheme="majorBidi"/>
+                <w:sz w:val="21"/>
+                <w:szCs w:val="21"/>
+                <w:lang w:val="en-US"/>
+              </w:rPr>
+              <w:t>B_sensitivity_(drop_high_Cooks)</w:t>
             </w:r>
           </w:p>
         </w:tc>
@@ -31303,45 +29548,14 @@
                 <w:lang w:val="en-US"/>
               </w:rPr>
             </w:pPr>
-            <w:proofErr w:type="spellStart"/>
-            <w:r>
-              <w:rPr>
-                <w:rFonts w:asciiTheme="majorBidi" w:eastAsiaTheme="minorEastAsia" w:hAnsiTheme="majorBidi" w:cstheme="majorBidi"/>
-                <w:sz w:val="21"/>
-                <w:szCs w:val="21"/>
-                <w:lang w:val="en-US"/>
-              </w:rPr>
-              <w:t>B_sensitivity</w:t>
-            </w:r>
-            <w:proofErr w:type="spellEnd"/>
-            <w:r>
-              <w:rPr>
-                <w:rFonts w:asciiTheme="majorBidi" w:eastAsiaTheme="minorEastAsia" w:hAnsiTheme="majorBidi" w:cstheme="majorBidi"/>
-                <w:sz w:val="21"/>
-                <w:szCs w:val="21"/>
-                <w:lang w:val="en-US"/>
-              </w:rPr>
-              <w:t>_(</w:t>
-            </w:r>
-            <w:proofErr w:type="spellStart"/>
-            <w:r>
-              <w:rPr>
-                <w:rFonts w:asciiTheme="majorBidi" w:eastAsiaTheme="minorEastAsia" w:hAnsiTheme="majorBidi" w:cstheme="majorBidi"/>
-                <w:sz w:val="21"/>
-                <w:szCs w:val="21"/>
-                <w:lang w:val="en-US"/>
-              </w:rPr>
-              <w:t>drop_high_Cooks</w:t>
-            </w:r>
-            <w:proofErr w:type="spellEnd"/>
-            <w:r>
-              <w:rPr>
-                <w:rFonts w:asciiTheme="majorBidi" w:eastAsiaTheme="minorEastAsia" w:hAnsiTheme="majorBidi" w:cstheme="majorBidi"/>
-                <w:sz w:val="21"/>
-                <w:szCs w:val="21"/>
-                <w:lang w:val="en-US"/>
-              </w:rPr>
-              <w:t>)</w:t>
+            <w:r>
+              <w:rPr>
+                <w:rFonts w:asciiTheme="majorBidi" w:eastAsiaTheme="minorEastAsia" w:hAnsiTheme="majorBidi" w:cstheme="majorBidi"/>
+                <w:sz w:val="21"/>
+                <w:szCs w:val="21"/>
+                <w:lang w:val="en-US"/>
+              </w:rPr>
+              <w:t>B_sensitivity_(drop_high_Cooks)</w:t>
             </w:r>
           </w:p>
         </w:tc>
@@ -31545,45 +29759,14 @@
                 <w:lang w:val="en-US"/>
               </w:rPr>
             </w:pPr>
-            <w:proofErr w:type="spellStart"/>
-            <w:r>
-              <w:rPr>
-                <w:rFonts w:asciiTheme="majorBidi" w:eastAsiaTheme="minorEastAsia" w:hAnsiTheme="majorBidi" w:cstheme="majorBidi"/>
-                <w:sz w:val="21"/>
-                <w:szCs w:val="21"/>
-                <w:lang w:val="en-US"/>
-              </w:rPr>
-              <w:t>B_sensitivity</w:t>
-            </w:r>
-            <w:proofErr w:type="spellEnd"/>
-            <w:r>
-              <w:rPr>
-                <w:rFonts w:asciiTheme="majorBidi" w:eastAsiaTheme="minorEastAsia" w:hAnsiTheme="majorBidi" w:cstheme="majorBidi"/>
-                <w:sz w:val="21"/>
-                <w:szCs w:val="21"/>
-                <w:lang w:val="en-US"/>
-              </w:rPr>
-              <w:t>_(</w:t>
-            </w:r>
-            <w:proofErr w:type="spellStart"/>
-            <w:r>
-              <w:rPr>
-                <w:rFonts w:asciiTheme="majorBidi" w:eastAsiaTheme="minorEastAsia" w:hAnsiTheme="majorBidi" w:cstheme="majorBidi"/>
-                <w:sz w:val="21"/>
-                <w:szCs w:val="21"/>
-                <w:lang w:val="en-US"/>
-              </w:rPr>
-              <w:t>drop_high_Cooks</w:t>
-            </w:r>
-            <w:proofErr w:type="spellEnd"/>
-            <w:r>
-              <w:rPr>
-                <w:rFonts w:asciiTheme="majorBidi" w:eastAsiaTheme="minorEastAsia" w:hAnsiTheme="majorBidi" w:cstheme="majorBidi"/>
-                <w:sz w:val="21"/>
-                <w:szCs w:val="21"/>
-                <w:lang w:val="en-US"/>
-              </w:rPr>
-              <w:t>)</w:t>
+            <w:r>
+              <w:rPr>
+                <w:rFonts w:asciiTheme="majorBidi" w:eastAsiaTheme="minorEastAsia" w:hAnsiTheme="majorBidi" w:cstheme="majorBidi"/>
+                <w:sz w:val="21"/>
+                <w:szCs w:val="21"/>
+                <w:lang w:val="en-US"/>
+              </w:rPr>
+              <w:t>B_sensitivity_(drop_high_Cooks)</w:t>
             </w:r>
           </w:p>
         </w:tc>
@@ -31789,45 +29972,14 @@
                 <w:lang w:val="en-US"/>
               </w:rPr>
             </w:pPr>
-            <w:proofErr w:type="spellStart"/>
-            <w:r>
-              <w:rPr>
-                <w:rFonts w:asciiTheme="majorBidi" w:eastAsiaTheme="minorEastAsia" w:hAnsiTheme="majorBidi" w:cstheme="majorBidi"/>
-                <w:sz w:val="21"/>
-                <w:szCs w:val="21"/>
-                <w:lang w:val="en-US"/>
-              </w:rPr>
-              <w:t>B_sensitivity</w:t>
-            </w:r>
-            <w:proofErr w:type="spellEnd"/>
-            <w:r>
-              <w:rPr>
-                <w:rFonts w:asciiTheme="majorBidi" w:eastAsiaTheme="minorEastAsia" w:hAnsiTheme="majorBidi" w:cstheme="majorBidi"/>
-                <w:sz w:val="21"/>
-                <w:szCs w:val="21"/>
-                <w:lang w:val="en-US"/>
-              </w:rPr>
-              <w:t>_(</w:t>
-            </w:r>
-            <w:proofErr w:type="spellStart"/>
-            <w:r>
-              <w:rPr>
-                <w:rFonts w:asciiTheme="majorBidi" w:eastAsiaTheme="minorEastAsia" w:hAnsiTheme="majorBidi" w:cstheme="majorBidi"/>
-                <w:sz w:val="21"/>
-                <w:szCs w:val="21"/>
-                <w:lang w:val="en-US"/>
-              </w:rPr>
-              <w:t>drop_high_Cooks</w:t>
-            </w:r>
-            <w:proofErr w:type="spellEnd"/>
-            <w:r>
-              <w:rPr>
-                <w:rFonts w:asciiTheme="majorBidi" w:eastAsiaTheme="minorEastAsia" w:hAnsiTheme="majorBidi" w:cstheme="majorBidi"/>
-                <w:sz w:val="21"/>
-                <w:szCs w:val="21"/>
-                <w:lang w:val="en-US"/>
-              </w:rPr>
-              <w:t>)</w:t>
+            <w:r>
+              <w:rPr>
+                <w:rFonts w:asciiTheme="majorBidi" w:eastAsiaTheme="minorEastAsia" w:hAnsiTheme="majorBidi" w:cstheme="majorBidi"/>
+                <w:sz w:val="21"/>
+                <w:szCs w:val="21"/>
+                <w:lang w:val="en-US"/>
+              </w:rPr>
+              <w:t>B_sensitivity_(drop_high_Cooks)</w:t>
             </w:r>
           </w:p>
         </w:tc>
@@ -32014,47 +30166,7 @@
                 <w:szCs w:val="21"/>
                 <w:lang w:val="en-US"/>
               </w:rPr>
-              <w:t xml:space="preserve">Model B = controls (age, gender, region) + Dark Triad (M, N, P) + HEXACO (H–H, E, X, A, C, O). Internal labels: </w:t>
-            </w:r>
-            <w:proofErr w:type="spellStart"/>
-            <w:r>
-              <w:rPr>
-                <w:rFonts w:asciiTheme="majorBidi" w:eastAsiaTheme="minorEastAsia" w:hAnsiTheme="majorBidi" w:cstheme="majorBidi"/>
-                <w:sz w:val="21"/>
-                <w:szCs w:val="21"/>
-                <w:lang w:val="en-US"/>
-              </w:rPr>
-              <w:t>B_controls+DT+HEXACO</w:t>
-            </w:r>
-            <w:proofErr w:type="spellEnd"/>
-            <w:r>
-              <w:rPr>
-                <w:rFonts w:asciiTheme="majorBidi" w:eastAsiaTheme="minorEastAsia" w:hAnsiTheme="majorBidi" w:cstheme="majorBidi"/>
-                <w:sz w:val="21"/>
-                <w:szCs w:val="21"/>
-                <w:lang w:val="en-US"/>
-              </w:rPr>
-              <w:t xml:space="preserve"> = Model B (overall); </w:t>
-            </w:r>
-            <w:proofErr w:type="spellStart"/>
-            <w:r>
-              <w:rPr>
-                <w:rFonts w:asciiTheme="majorBidi" w:eastAsiaTheme="minorEastAsia" w:hAnsiTheme="majorBidi" w:cstheme="majorBidi"/>
-                <w:sz w:val="21"/>
-                <w:szCs w:val="21"/>
-                <w:lang w:val="en-US"/>
-              </w:rPr>
-              <w:t>B_by_gender</w:t>
-            </w:r>
-            <w:proofErr w:type="spellEnd"/>
-            <w:r>
-              <w:rPr>
-                <w:rFonts w:asciiTheme="majorBidi" w:eastAsiaTheme="minorEastAsia" w:hAnsiTheme="majorBidi" w:cstheme="majorBidi"/>
-                <w:sz w:val="21"/>
-                <w:szCs w:val="21"/>
-                <w:lang w:val="en-US"/>
-              </w:rPr>
-              <w:t xml:space="preserve"> = Model B estimated separately by gender. Standardized β; HC3 robust SE; two-tailed tests; *** </w:t>
+              <w:t xml:space="preserve">Model B = controls (age, gender, region) + Dark Triad (M, N, P) + HEXACO (H–H, E, X, A, C, O). Internal labels: B_controls+DT+HEXACO = Model B (overall); B_by_gender = Model B estimated separately by gender. Standardized β; HC3 robust SE; two-tailed tests; *** </w:t>
             </w:r>
             <w:r>
               <w:rPr>
@@ -32200,7 +30312,6 @@
                 <w:szCs w:val="21"/>
                 <w:lang w:val="en-US"/>
               </w:rPr>
-              <w:lastRenderedPageBreak/>
               <w:t>Dependent Variable</w:t>
             </w:r>
           </w:p>
@@ -32449,45 +30560,14 @@
                 <w:lang w:val="en-US"/>
               </w:rPr>
             </w:pPr>
-            <w:proofErr w:type="spellStart"/>
-            <w:r>
-              <w:rPr>
-                <w:rFonts w:asciiTheme="majorBidi" w:eastAsiaTheme="minorEastAsia" w:hAnsiTheme="majorBidi" w:cstheme="majorBidi"/>
-                <w:sz w:val="21"/>
-                <w:szCs w:val="21"/>
-                <w:lang w:val="en-US"/>
-              </w:rPr>
-              <w:t>B_sensitivity</w:t>
-            </w:r>
-            <w:proofErr w:type="spellEnd"/>
-            <w:r>
-              <w:rPr>
-                <w:rFonts w:asciiTheme="majorBidi" w:eastAsiaTheme="minorEastAsia" w:hAnsiTheme="majorBidi" w:cstheme="majorBidi"/>
-                <w:sz w:val="21"/>
-                <w:szCs w:val="21"/>
-                <w:lang w:val="en-US"/>
-              </w:rPr>
-              <w:t>_(</w:t>
-            </w:r>
-            <w:proofErr w:type="spellStart"/>
-            <w:r>
-              <w:rPr>
-                <w:rFonts w:asciiTheme="majorBidi" w:eastAsiaTheme="minorEastAsia" w:hAnsiTheme="majorBidi" w:cstheme="majorBidi"/>
-                <w:sz w:val="21"/>
-                <w:szCs w:val="21"/>
-                <w:lang w:val="en-US"/>
-              </w:rPr>
-              <w:t>drop_high_Cooks</w:t>
-            </w:r>
-            <w:proofErr w:type="spellEnd"/>
-            <w:r>
-              <w:rPr>
-                <w:rFonts w:asciiTheme="majorBidi" w:eastAsiaTheme="minorEastAsia" w:hAnsiTheme="majorBidi" w:cstheme="majorBidi"/>
-                <w:sz w:val="21"/>
-                <w:szCs w:val="21"/>
-                <w:lang w:val="en-US"/>
-              </w:rPr>
-              <w:t>)</w:t>
+            <w:r>
+              <w:rPr>
+                <w:rFonts w:asciiTheme="majorBidi" w:eastAsiaTheme="minorEastAsia" w:hAnsiTheme="majorBidi" w:cstheme="majorBidi"/>
+                <w:sz w:val="21"/>
+                <w:szCs w:val="21"/>
+                <w:lang w:val="en-US"/>
+              </w:rPr>
+              <w:t>B_sensitivity_(drop_high_Cooks)</w:t>
             </w:r>
           </w:p>
         </w:tc>
@@ -32691,45 +30771,14 @@
                 <w:lang w:val="en-US"/>
               </w:rPr>
             </w:pPr>
-            <w:proofErr w:type="spellStart"/>
-            <w:r>
-              <w:rPr>
-                <w:rFonts w:asciiTheme="majorBidi" w:eastAsiaTheme="minorEastAsia" w:hAnsiTheme="majorBidi" w:cstheme="majorBidi"/>
-                <w:sz w:val="21"/>
-                <w:szCs w:val="21"/>
-                <w:lang w:val="en-US"/>
-              </w:rPr>
-              <w:t>B_sensitivity</w:t>
-            </w:r>
-            <w:proofErr w:type="spellEnd"/>
-            <w:r>
-              <w:rPr>
-                <w:rFonts w:asciiTheme="majorBidi" w:eastAsiaTheme="minorEastAsia" w:hAnsiTheme="majorBidi" w:cstheme="majorBidi"/>
-                <w:sz w:val="21"/>
-                <w:szCs w:val="21"/>
-                <w:lang w:val="en-US"/>
-              </w:rPr>
-              <w:t>_(</w:t>
-            </w:r>
-            <w:proofErr w:type="spellStart"/>
-            <w:r>
-              <w:rPr>
-                <w:rFonts w:asciiTheme="majorBidi" w:eastAsiaTheme="minorEastAsia" w:hAnsiTheme="majorBidi" w:cstheme="majorBidi"/>
-                <w:sz w:val="21"/>
-                <w:szCs w:val="21"/>
-                <w:lang w:val="en-US"/>
-              </w:rPr>
-              <w:t>drop_high_Cooks</w:t>
-            </w:r>
-            <w:proofErr w:type="spellEnd"/>
-            <w:r>
-              <w:rPr>
-                <w:rFonts w:asciiTheme="majorBidi" w:eastAsiaTheme="minorEastAsia" w:hAnsiTheme="majorBidi" w:cstheme="majorBidi"/>
-                <w:sz w:val="21"/>
-                <w:szCs w:val="21"/>
-                <w:lang w:val="en-US"/>
-              </w:rPr>
-              <w:t>)</w:t>
+            <w:r>
+              <w:rPr>
+                <w:rFonts w:asciiTheme="majorBidi" w:eastAsiaTheme="minorEastAsia" w:hAnsiTheme="majorBidi" w:cstheme="majorBidi"/>
+                <w:sz w:val="21"/>
+                <w:szCs w:val="21"/>
+                <w:lang w:val="en-US"/>
+              </w:rPr>
+              <w:t>B_sensitivity_(drop_high_Cooks)</w:t>
             </w:r>
           </w:p>
         </w:tc>
@@ -32929,45 +30978,14 @@
                 <w:lang w:val="en-US"/>
               </w:rPr>
             </w:pPr>
-            <w:proofErr w:type="spellStart"/>
-            <w:r>
-              <w:rPr>
-                <w:rFonts w:asciiTheme="majorBidi" w:eastAsiaTheme="minorEastAsia" w:hAnsiTheme="majorBidi" w:cstheme="majorBidi"/>
-                <w:sz w:val="21"/>
-                <w:szCs w:val="21"/>
-                <w:lang w:val="en-US"/>
-              </w:rPr>
-              <w:t>B_sensitivity</w:t>
-            </w:r>
-            <w:proofErr w:type="spellEnd"/>
-            <w:r>
-              <w:rPr>
-                <w:rFonts w:asciiTheme="majorBidi" w:eastAsiaTheme="minorEastAsia" w:hAnsiTheme="majorBidi" w:cstheme="majorBidi"/>
-                <w:sz w:val="21"/>
-                <w:szCs w:val="21"/>
-                <w:lang w:val="en-US"/>
-              </w:rPr>
-              <w:t>_(</w:t>
-            </w:r>
-            <w:proofErr w:type="spellStart"/>
-            <w:r>
-              <w:rPr>
-                <w:rFonts w:asciiTheme="majorBidi" w:eastAsiaTheme="minorEastAsia" w:hAnsiTheme="majorBidi" w:cstheme="majorBidi"/>
-                <w:sz w:val="21"/>
-                <w:szCs w:val="21"/>
-                <w:lang w:val="en-US"/>
-              </w:rPr>
-              <w:t>drop_high_Cooks</w:t>
-            </w:r>
-            <w:proofErr w:type="spellEnd"/>
-            <w:r>
-              <w:rPr>
-                <w:rFonts w:asciiTheme="majorBidi" w:eastAsiaTheme="minorEastAsia" w:hAnsiTheme="majorBidi" w:cstheme="majorBidi"/>
-                <w:sz w:val="21"/>
-                <w:szCs w:val="21"/>
-                <w:lang w:val="en-US"/>
-              </w:rPr>
-              <w:t>)</w:t>
+            <w:r>
+              <w:rPr>
+                <w:rFonts w:asciiTheme="majorBidi" w:eastAsiaTheme="minorEastAsia" w:hAnsiTheme="majorBidi" w:cstheme="majorBidi"/>
+                <w:sz w:val="21"/>
+                <w:szCs w:val="21"/>
+                <w:lang w:val="en-US"/>
+              </w:rPr>
+              <w:t>B_sensitivity_(drop_high_Cooks)</w:t>
             </w:r>
           </w:p>
         </w:tc>
@@ -33171,7 +31189,6 @@
                 <w:lang w:val="en-US"/>
               </w:rPr>
             </w:pPr>
-            <w:proofErr w:type="spellStart"/>
             <w:r>
               <w:rPr>
                 <w:rFonts w:asciiTheme="majorBidi" w:eastAsiaTheme="minorEastAsia" w:hAnsiTheme="majorBidi" w:cstheme="majorBidi"/>
@@ -33181,7 +31198,6 @@
               </w:rPr>
               <w:t>C_controls+DT+HEXACO+DTxHH</w:t>
             </w:r>
-            <w:proofErr w:type="spellEnd"/>
           </w:p>
         </w:tc>
         <w:tc>
@@ -33384,7 +31400,6 @@
                 <w:lang w:val="en-US"/>
               </w:rPr>
             </w:pPr>
-            <w:proofErr w:type="spellStart"/>
             <w:r>
               <w:rPr>
                 <w:rFonts w:asciiTheme="majorBidi" w:eastAsiaTheme="minorEastAsia" w:hAnsiTheme="majorBidi" w:cstheme="majorBidi"/>
@@ -33394,7 +31409,6 @@
               </w:rPr>
               <w:t>C_controls+DT+HEXACO+DTxHH</w:t>
             </w:r>
-            <w:proofErr w:type="spellEnd"/>
           </w:p>
         </w:tc>
         <w:tc>
@@ -33597,7 +31611,6 @@
                 <w:lang w:val="en-US"/>
               </w:rPr>
             </w:pPr>
-            <w:proofErr w:type="spellStart"/>
             <w:r>
               <w:rPr>
                 <w:rFonts w:asciiTheme="majorBidi" w:eastAsiaTheme="minorEastAsia" w:hAnsiTheme="majorBidi" w:cstheme="majorBidi"/>
@@ -33607,7 +31620,6 @@
               </w:rPr>
               <w:t>C_controls+DT+HEXACO+DTxHH</w:t>
             </w:r>
-            <w:proofErr w:type="spellEnd"/>
           </w:p>
         </w:tc>
         <w:tc>
@@ -33810,7 +31822,6 @@
                 <w:lang w:val="en-US"/>
               </w:rPr>
             </w:pPr>
-            <w:proofErr w:type="spellStart"/>
             <w:r>
               <w:rPr>
                 <w:rFonts w:asciiTheme="majorBidi" w:eastAsiaTheme="minorEastAsia" w:hAnsiTheme="majorBidi" w:cstheme="majorBidi"/>
@@ -33820,7 +31831,6 @@
               </w:rPr>
               <w:t>C_controls+DT+HEXACO+DTxHH</w:t>
             </w:r>
-            <w:proofErr w:type="spellEnd"/>
           </w:p>
         </w:tc>
         <w:tc>
@@ -34023,7 +32033,6 @@
                 <w:lang w:val="en-US"/>
               </w:rPr>
             </w:pPr>
-            <w:proofErr w:type="spellStart"/>
             <w:r>
               <w:rPr>
                 <w:rFonts w:asciiTheme="majorBidi" w:eastAsiaTheme="minorEastAsia" w:hAnsiTheme="majorBidi" w:cstheme="majorBidi"/>
@@ -34033,7 +32042,6 @@
               </w:rPr>
               <w:t>C_controls+DT+HEXACO+DTxHH</w:t>
             </w:r>
-            <w:proofErr w:type="spellEnd"/>
           </w:p>
         </w:tc>
         <w:tc>
@@ -34232,7 +32240,6 @@
                 <w:lang w:val="en-US"/>
               </w:rPr>
             </w:pPr>
-            <w:proofErr w:type="spellStart"/>
             <w:r>
               <w:rPr>
                 <w:rFonts w:asciiTheme="majorBidi" w:eastAsiaTheme="minorEastAsia" w:hAnsiTheme="majorBidi" w:cstheme="majorBidi"/>
@@ -34242,7 +32249,6 @@
               </w:rPr>
               <w:t>C_controls+DT+HEXACO+DTxHH</w:t>
             </w:r>
-            <w:proofErr w:type="spellEnd"/>
           </w:p>
         </w:tc>
         <w:tc>
@@ -34441,7 +32447,6 @@
                 <w:lang w:val="en-US"/>
               </w:rPr>
             </w:pPr>
-            <w:proofErr w:type="spellStart"/>
             <w:r>
               <w:rPr>
                 <w:rFonts w:asciiTheme="majorBidi" w:eastAsiaTheme="minorEastAsia" w:hAnsiTheme="majorBidi" w:cstheme="majorBidi"/>
@@ -34451,7 +32456,6 @@
               </w:rPr>
               <w:t>C_controls+DT+HEXACO+DTxHH</w:t>
             </w:r>
-            <w:proofErr w:type="spellEnd"/>
           </w:p>
         </w:tc>
         <w:tc>
@@ -34654,7 +32658,6 @@
                 <w:lang w:val="en-US"/>
               </w:rPr>
             </w:pPr>
-            <w:proofErr w:type="spellStart"/>
             <w:r>
               <w:rPr>
                 <w:rFonts w:asciiTheme="majorBidi" w:eastAsiaTheme="minorEastAsia" w:hAnsiTheme="majorBidi" w:cstheme="majorBidi"/>
@@ -34664,7 +32667,6 @@
               </w:rPr>
               <w:t>C_controls+DT+HEXACO+DTxHH</w:t>
             </w:r>
-            <w:proofErr w:type="spellEnd"/>
           </w:p>
         </w:tc>
         <w:tc>
@@ -34863,7 +32865,6 @@
                 <w:lang w:val="en-US"/>
               </w:rPr>
             </w:pPr>
-            <w:proofErr w:type="spellStart"/>
             <w:r>
               <w:rPr>
                 <w:rFonts w:asciiTheme="majorBidi" w:eastAsiaTheme="minorEastAsia" w:hAnsiTheme="majorBidi" w:cstheme="majorBidi"/>
@@ -34873,7 +32874,6 @@
               </w:rPr>
               <w:t>C_controls+DT+HEXACO+DTxHH</w:t>
             </w:r>
-            <w:proofErr w:type="spellEnd"/>
           </w:p>
         </w:tc>
         <w:tc>
@@ -35076,7 +33076,6 @@
                 <w:lang w:val="en-US"/>
               </w:rPr>
             </w:pPr>
-            <w:proofErr w:type="spellStart"/>
             <w:r>
               <w:rPr>
                 <w:rFonts w:asciiTheme="majorBidi" w:eastAsiaTheme="minorEastAsia" w:hAnsiTheme="majorBidi" w:cstheme="majorBidi"/>
@@ -35086,7 +33085,6 @@
               </w:rPr>
               <w:t>B_by_gender</w:t>
             </w:r>
-            <w:proofErr w:type="spellEnd"/>
           </w:p>
         </w:tc>
         <w:tc>
@@ -35285,7 +33283,6 @@
                 <w:lang w:val="en-US"/>
               </w:rPr>
             </w:pPr>
-            <w:proofErr w:type="spellStart"/>
             <w:r>
               <w:rPr>
                 <w:rFonts w:asciiTheme="majorBidi" w:eastAsiaTheme="minorEastAsia" w:hAnsiTheme="majorBidi" w:cstheme="majorBidi"/>
@@ -35295,7 +33292,6 @@
               </w:rPr>
               <w:t>B_by_gender</w:t>
             </w:r>
-            <w:proofErr w:type="spellEnd"/>
           </w:p>
         </w:tc>
         <w:tc>
@@ -35494,7 +33490,6 @@
                 <w:lang w:val="en-US"/>
               </w:rPr>
             </w:pPr>
-            <w:proofErr w:type="spellStart"/>
             <w:r>
               <w:rPr>
                 <w:rFonts w:asciiTheme="majorBidi" w:eastAsiaTheme="minorEastAsia" w:hAnsiTheme="majorBidi" w:cstheme="majorBidi"/>
@@ -35504,7 +33499,6 @@
               </w:rPr>
               <w:t>B_by_gender</w:t>
             </w:r>
-            <w:proofErr w:type="spellEnd"/>
           </w:p>
         </w:tc>
         <w:tc>
@@ -35707,7 +33701,6 @@
                 <w:lang w:val="en-US"/>
               </w:rPr>
             </w:pPr>
-            <w:proofErr w:type="spellStart"/>
             <w:r>
               <w:rPr>
                 <w:rFonts w:asciiTheme="majorBidi" w:eastAsiaTheme="minorEastAsia" w:hAnsiTheme="majorBidi" w:cstheme="majorBidi"/>
@@ -35717,7 +33710,6 @@
               </w:rPr>
               <w:t>B_by_gender</w:t>
             </w:r>
-            <w:proofErr w:type="spellEnd"/>
           </w:p>
         </w:tc>
         <w:tc>
@@ -35916,7 +33908,6 @@
                 <w:lang w:val="en-US"/>
               </w:rPr>
             </w:pPr>
-            <w:proofErr w:type="spellStart"/>
             <w:r>
               <w:rPr>
                 <w:rFonts w:asciiTheme="majorBidi" w:eastAsiaTheme="minorEastAsia" w:hAnsiTheme="majorBidi" w:cstheme="majorBidi"/>
@@ -35926,7 +33917,6 @@
               </w:rPr>
               <w:t>B_by_gender</w:t>
             </w:r>
-            <w:proofErr w:type="spellEnd"/>
           </w:p>
         </w:tc>
         <w:tc>
@@ -36131,7 +34121,6 @@
                 <w:lang w:val="en-US"/>
               </w:rPr>
             </w:pPr>
-            <w:proofErr w:type="spellStart"/>
             <w:r>
               <w:rPr>
                 <w:rFonts w:asciiTheme="majorBidi" w:eastAsiaTheme="minorEastAsia" w:hAnsiTheme="majorBidi" w:cstheme="majorBidi"/>
@@ -36141,7 +34130,6 @@
               </w:rPr>
               <w:t>B_by_gender</w:t>
             </w:r>
-            <w:proofErr w:type="spellEnd"/>
           </w:p>
         </w:tc>
         <w:tc>
@@ -36327,47 +34315,7 @@
                 <w:szCs w:val="21"/>
                 <w:lang w:val="en-US"/>
               </w:rPr>
-              <w:t xml:space="preserve">Model B = controls (age, gender, region) + Dark Triad (M, N, P) + HEXACO (H–H, E, X, A, C, O). Internal labels: </w:t>
-            </w:r>
-            <w:proofErr w:type="spellStart"/>
-            <w:r>
-              <w:rPr>
-                <w:rFonts w:asciiTheme="majorBidi" w:eastAsiaTheme="minorEastAsia" w:hAnsiTheme="majorBidi" w:cstheme="majorBidi"/>
-                <w:sz w:val="21"/>
-                <w:szCs w:val="21"/>
-                <w:lang w:val="en-US"/>
-              </w:rPr>
-              <w:t>B_controls+DT+HEXACO</w:t>
-            </w:r>
-            <w:proofErr w:type="spellEnd"/>
-            <w:r>
-              <w:rPr>
-                <w:rFonts w:asciiTheme="majorBidi" w:eastAsiaTheme="minorEastAsia" w:hAnsiTheme="majorBidi" w:cstheme="majorBidi"/>
-                <w:sz w:val="21"/>
-                <w:szCs w:val="21"/>
-                <w:lang w:val="en-US"/>
-              </w:rPr>
-              <w:t xml:space="preserve"> = Model B (overall); </w:t>
-            </w:r>
-            <w:proofErr w:type="spellStart"/>
-            <w:r>
-              <w:rPr>
-                <w:rFonts w:asciiTheme="majorBidi" w:eastAsiaTheme="minorEastAsia" w:hAnsiTheme="majorBidi" w:cstheme="majorBidi"/>
-                <w:sz w:val="21"/>
-                <w:szCs w:val="21"/>
-                <w:lang w:val="en-US"/>
-              </w:rPr>
-              <w:t>B_by_gender</w:t>
-            </w:r>
-            <w:proofErr w:type="spellEnd"/>
-            <w:r>
-              <w:rPr>
-                <w:rFonts w:asciiTheme="majorBidi" w:eastAsiaTheme="minorEastAsia" w:hAnsiTheme="majorBidi" w:cstheme="majorBidi"/>
-                <w:sz w:val="21"/>
-                <w:szCs w:val="21"/>
-                <w:lang w:val="en-US"/>
-              </w:rPr>
-              <w:t xml:space="preserve"> = Model B estimated separately by gender. Standardized β; HC3 robust SE; two-tailed tests; *** </w:t>
+              <w:t xml:space="preserve">Model B = controls (age, gender, region) + Dark Triad (M, N, P) + HEXACO (H–H, E, X, A, C, O). Internal labels: B_controls+DT+HEXACO = Model B (overall); B_by_gender = Model B estimated separately by gender. Standardized β; HC3 robust SE; two-tailed tests; *** </w:t>
             </w:r>
             <w:r>
               <w:rPr>
@@ -36513,7 +34461,6 @@
                 <w:szCs w:val="21"/>
                 <w:lang w:val="en-US"/>
               </w:rPr>
-              <w:lastRenderedPageBreak/>
               <w:t>Dependent Variable</w:t>
             </w:r>
           </w:p>
@@ -36762,7 +34709,6 @@
                 <w:lang w:val="en-US"/>
               </w:rPr>
             </w:pPr>
-            <w:proofErr w:type="spellStart"/>
             <w:r>
               <w:rPr>
                 <w:rFonts w:asciiTheme="majorBidi" w:eastAsiaTheme="minorEastAsia" w:hAnsiTheme="majorBidi" w:cstheme="majorBidi"/>
@@ -36772,7 +34718,6 @@
               </w:rPr>
               <w:t>B_by_gender</w:t>
             </w:r>
-            <w:proofErr w:type="spellEnd"/>
           </w:p>
         </w:tc>
         <w:tc>
@@ -36971,7 +34916,6 @@
                 <w:lang w:val="en-US"/>
               </w:rPr>
             </w:pPr>
-            <w:proofErr w:type="spellStart"/>
             <w:r>
               <w:rPr>
                 <w:rFonts w:asciiTheme="majorBidi" w:eastAsiaTheme="minorEastAsia" w:hAnsiTheme="majorBidi" w:cstheme="majorBidi"/>
@@ -36981,7 +34925,6 @@
               </w:rPr>
               <w:t>B_by_gender</w:t>
             </w:r>
-            <w:proofErr w:type="spellEnd"/>
           </w:p>
         </w:tc>
         <w:tc>
@@ -37180,7 +35123,6 @@
                 <w:lang w:val="en-US"/>
               </w:rPr>
             </w:pPr>
-            <w:proofErr w:type="spellStart"/>
             <w:r>
               <w:rPr>
                 <w:rFonts w:asciiTheme="majorBidi" w:eastAsiaTheme="minorEastAsia" w:hAnsiTheme="majorBidi" w:cstheme="majorBidi"/>
@@ -37190,7 +35132,6 @@
               </w:rPr>
               <w:t>B_by_gender</w:t>
             </w:r>
-            <w:proofErr w:type="spellEnd"/>
           </w:p>
         </w:tc>
         <w:tc>
@@ -37393,7 +35334,6 @@
                 <w:lang w:val="en-US"/>
               </w:rPr>
             </w:pPr>
-            <w:proofErr w:type="spellStart"/>
             <w:r>
               <w:rPr>
                 <w:rFonts w:asciiTheme="majorBidi" w:eastAsiaTheme="minorEastAsia" w:hAnsiTheme="majorBidi" w:cstheme="majorBidi"/>
@@ -37403,7 +35343,6 @@
               </w:rPr>
               <w:t>B_by_gender</w:t>
             </w:r>
-            <w:proofErr w:type="spellEnd"/>
           </w:p>
         </w:tc>
         <w:tc>
@@ -37606,7 +35545,6 @@
                 <w:lang w:val="en-US"/>
               </w:rPr>
             </w:pPr>
-            <w:proofErr w:type="spellStart"/>
             <w:r>
               <w:rPr>
                 <w:rFonts w:asciiTheme="majorBidi" w:eastAsiaTheme="minorEastAsia" w:hAnsiTheme="majorBidi" w:cstheme="majorBidi"/>
@@ -37616,7 +35554,6 @@
               </w:rPr>
               <w:t>B_by_gender</w:t>
             </w:r>
-            <w:proofErr w:type="spellEnd"/>
           </w:p>
         </w:tc>
         <w:tc>
@@ -37815,7 +35752,6 @@
                 <w:lang w:val="en-US"/>
               </w:rPr>
             </w:pPr>
-            <w:proofErr w:type="spellStart"/>
             <w:r>
               <w:rPr>
                 <w:rFonts w:asciiTheme="majorBidi" w:eastAsiaTheme="minorEastAsia" w:hAnsiTheme="majorBidi" w:cstheme="majorBidi"/>
@@ -37825,7 +35761,6 @@
               </w:rPr>
               <w:t>B_by_gender</w:t>
             </w:r>
-            <w:proofErr w:type="spellEnd"/>
           </w:p>
         </w:tc>
         <w:tc>
@@ -38024,7 +35959,6 @@
                 <w:lang w:val="en-US"/>
               </w:rPr>
             </w:pPr>
-            <w:proofErr w:type="spellStart"/>
             <w:r>
               <w:rPr>
                 <w:rFonts w:asciiTheme="majorBidi" w:eastAsiaTheme="minorEastAsia" w:hAnsiTheme="majorBidi" w:cstheme="majorBidi"/>
@@ -38034,7 +35968,6 @@
               </w:rPr>
               <w:t>B_by_gender</w:t>
             </w:r>
-            <w:proofErr w:type="spellEnd"/>
           </w:p>
         </w:tc>
         <w:tc>
@@ -38237,7 +36170,6 @@
                 <w:lang w:val="en-US"/>
               </w:rPr>
             </w:pPr>
-            <w:proofErr w:type="spellStart"/>
             <w:r>
               <w:rPr>
                 <w:rFonts w:asciiTheme="majorBidi" w:eastAsiaTheme="minorEastAsia" w:hAnsiTheme="majorBidi" w:cstheme="majorBidi"/>
@@ -38247,7 +36179,6 @@
               </w:rPr>
               <w:t>B_by_gender</w:t>
             </w:r>
-            <w:proofErr w:type="spellEnd"/>
           </w:p>
         </w:tc>
         <w:tc>
@@ -38446,7 +36377,6 @@
                 <w:lang w:val="en-US"/>
               </w:rPr>
             </w:pPr>
-            <w:proofErr w:type="spellStart"/>
             <w:r>
               <w:rPr>
                 <w:rFonts w:asciiTheme="majorBidi" w:eastAsiaTheme="minorEastAsia" w:hAnsiTheme="majorBidi" w:cstheme="majorBidi"/>
@@ -38456,7 +36386,6 @@
               </w:rPr>
               <w:t>B_by_gender</w:t>
             </w:r>
-            <w:proofErr w:type="spellEnd"/>
           </w:p>
         </w:tc>
         <w:tc>
@@ -38655,7 +36584,6 @@
                 <w:lang w:val="en-US"/>
               </w:rPr>
             </w:pPr>
-            <w:proofErr w:type="spellStart"/>
             <w:r>
               <w:rPr>
                 <w:rFonts w:asciiTheme="majorBidi" w:eastAsiaTheme="minorEastAsia" w:hAnsiTheme="majorBidi" w:cstheme="majorBidi"/>
@@ -38665,7 +36593,6 @@
               </w:rPr>
               <w:t>B_by_gender</w:t>
             </w:r>
-            <w:proofErr w:type="spellEnd"/>
           </w:p>
         </w:tc>
         <w:tc>
@@ -38864,7 +36791,6 @@
                 <w:lang w:val="en-US"/>
               </w:rPr>
             </w:pPr>
-            <w:proofErr w:type="spellStart"/>
             <w:r>
               <w:rPr>
                 <w:rFonts w:asciiTheme="majorBidi" w:eastAsiaTheme="minorEastAsia" w:hAnsiTheme="majorBidi" w:cstheme="majorBidi"/>
@@ -38874,7 +36800,6 @@
               </w:rPr>
               <w:t>B_by_gender</w:t>
             </w:r>
-            <w:proofErr w:type="spellEnd"/>
           </w:p>
         </w:tc>
         <w:tc>
@@ -39079,7 +37004,6 @@
                 <w:lang w:val="en-US"/>
               </w:rPr>
             </w:pPr>
-            <w:proofErr w:type="spellStart"/>
             <w:r>
               <w:rPr>
                 <w:rFonts w:asciiTheme="majorBidi" w:eastAsiaTheme="minorEastAsia" w:hAnsiTheme="majorBidi" w:cstheme="majorBidi"/>
@@ -39089,7 +37013,6 @@
               </w:rPr>
               <w:t>B_by_gender</w:t>
             </w:r>
-            <w:proofErr w:type="spellEnd"/>
           </w:p>
         </w:tc>
         <w:tc>
@@ -39275,47 +37198,7 @@
                 <w:szCs w:val="21"/>
                 <w:lang w:val="en-US"/>
               </w:rPr>
-              <w:t xml:space="preserve">Model B = controls (age, gender, region) + Dark Triad (M, N, P) + HEXACO (H–H, E, X, A, C, O). Internal labels: </w:t>
-            </w:r>
-            <w:proofErr w:type="spellStart"/>
-            <w:r>
-              <w:rPr>
-                <w:rFonts w:asciiTheme="majorBidi" w:eastAsiaTheme="minorEastAsia" w:hAnsiTheme="majorBidi" w:cstheme="majorBidi"/>
-                <w:sz w:val="21"/>
-                <w:szCs w:val="21"/>
-                <w:lang w:val="en-US"/>
-              </w:rPr>
-              <w:t>B_controls+DT+HEXACO</w:t>
-            </w:r>
-            <w:proofErr w:type="spellEnd"/>
-            <w:r>
-              <w:rPr>
-                <w:rFonts w:asciiTheme="majorBidi" w:eastAsiaTheme="minorEastAsia" w:hAnsiTheme="majorBidi" w:cstheme="majorBidi"/>
-                <w:sz w:val="21"/>
-                <w:szCs w:val="21"/>
-                <w:lang w:val="en-US"/>
-              </w:rPr>
-              <w:t xml:space="preserve"> = Model B (overall); </w:t>
-            </w:r>
-            <w:proofErr w:type="spellStart"/>
-            <w:r>
-              <w:rPr>
-                <w:rFonts w:asciiTheme="majorBidi" w:eastAsiaTheme="minorEastAsia" w:hAnsiTheme="majorBidi" w:cstheme="majorBidi"/>
-                <w:sz w:val="21"/>
-                <w:szCs w:val="21"/>
-                <w:lang w:val="en-US"/>
-              </w:rPr>
-              <w:t>B_by_gender</w:t>
-            </w:r>
-            <w:proofErr w:type="spellEnd"/>
-            <w:r>
-              <w:rPr>
-                <w:rFonts w:asciiTheme="majorBidi" w:eastAsiaTheme="minorEastAsia" w:hAnsiTheme="majorBidi" w:cstheme="majorBidi"/>
-                <w:sz w:val="21"/>
-                <w:szCs w:val="21"/>
-                <w:lang w:val="en-US"/>
-              </w:rPr>
-              <w:t xml:space="preserve"> = Model B estimated separately by gender. Standardized β; HC3 robust SE; two-tailed tests; *** </w:t>
+              <w:t xml:space="preserve">Model B = controls (age, gender, region) + Dark Triad (M, N, P) + HEXACO (H–H, E, X, A, C, O). Internal labels: B_controls+DT+HEXACO = Model B (overall); B_by_gender = Model B estimated separately by gender. Standardized β; HC3 robust SE; two-tailed tests; *** </w:t>
             </w:r>
             <w:r>
               <w:rPr>
@@ -39436,7 +37319,6 @@
           <w:rFonts w:asciiTheme="majorBidi" w:eastAsia="Times New Roman" w:hAnsiTheme="majorBidi" w:cstheme="majorBidi"/>
           <w:lang w:val="en-US"/>
         </w:rPr>
-        <w:lastRenderedPageBreak/>
         <w:t xml:space="preserve">Table </w:t>
       </w:r>
       <w:r>
@@ -39704,7 +37586,6 @@
                 <w:lang w:val="en-US"/>
               </w:rPr>
             </w:pPr>
-            <w:proofErr w:type="spellStart"/>
             <w:r>
               <w:rPr>
                 <w:rFonts w:asciiTheme="majorBidi" w:eastAsiaTheme="minorEastAsia" w:hAnsiTheme="majorBidi" w:cstheme="majorBidi"/>
@@ -39712,7 +37593,6 @@
               </w:rPr>
               <w:t>pΔ</w:t>
             </w:r>
-            <w:proofErr w:type="spellEnd"/>
           </w:p>
         </w:tc>
         <w:tc>
@@ -41063,7 +38943,6 @@
           <w:rFonts w:asciiTheme="majorBidi" w:eastAsia="Times New Roman" w:hAnsiTheme="majorBidi" w:cstheme="majorBidi"/>
           <w:lang w:val="en-US"/>
         </w:rPr>
-        <w:lastRenderedPageBreak/>
         <w:t xml:space="preserve">Table </w:t>
       </w:r>
       <w:r>
@@ -41985,7 +39864,6 @@
           <w:rFonts w:asciiTheme="majorBidi" w:eastAsia="Times New Roman" w:hAnsiTheme="majorBidi" w:cstheme="majorBidi"/>
           <w:lang w:val="en-US"/>
         </w:rPr>
-        <w:lastRenderedPageBreak/>
         <w:t xml:space="preserve">Table </w:t>
       </w:r>
       <w:r>
@@ -42691,7 +40569,6 @@
           <w:rFonts w:asciiTheme="majorBidi" w:eastAsia="Times New Roman" w:hAnsiTheme="majorBidi" w:cstheme="majorBidi"/>
           <w:lang w:val="en-US"/>
         </w:rPr>
-        <w:lastRenderedPageBreak/>
         <w:t xml:space="preserve">Table </w:t>
       </w:r>
       <w:r>
@@ -43104,7 +40981,6 @@
                 <w:lang w:val="en-US"/>
               </w:rPr>
             </w:pPr>
-            <w:proofErr w:type="spellStart"/>
             <w:r>
               <w:rPr>
                 <w:rFonts w:asciiTheme="majorBidi" w:eastAsiaTheme="minorEastAsia" w:hAnsiTheme="majorBidi" w:cstheme="majorBidi"/>
@@ -43112,7 +40988,6 @@
               </w:rPr>
               <w:t>area_simplified_Kinki</w:t>
             </w:r>
-            <w:proofErr w:type="spellEnd"/>
           </w:p>
         </w:tc>
         <w:tc>
@@ -43199,7 +41074,6 @@
                 <w:lang w:val="en-US"/>
               </w:rPr>
             </w:pPr>
-            <w:proofErr w:type="spellStart"/>
             <w:r>
               <w:rPr>
                 <w:rFonts w:asciiTheme="majorBidi" w:eastAsiaTheme="minorEastAsia" w:hAnsiTheme="majorBidi" w:cstheme="majorBidi"/>
@@ -43207,7 +41081,6 @@
               </w:rPr>
               <w:t>area_simplified_Other</w:t>
             </w:r>
-            <w:proofErr w:type="spellEnd"/>
           </w:p>
         </w:tc>
         <w:tc>
@@ -44317,7 +42190,6 @@
                 <w:lang w:val="en-US"/>
               </w:rPr>
             </w:pPr>
-            <w:proofErr w:type="spellStart"/>
             <w:r>
               <w:rPr>
                 <w:rFonts w:asciiTheme="majorBidi" w:eastAsiaTheme="minorEastAsia" w:hAnsiTheme="majorBidi" w:cstheme="majorBidi"/>
@@ -44325,7 +42197,6 @@
               </w:rPr>
               <w:t>area_simplified_Kinki</w:t>
             </w:r>
-            <w:proofErr w:type="spellEnd"/>
           </w:p>
         </w:tc>
         <w:tc>
@@ -44412,7 +42283,6 @@
                 <w:lang w:val="en-US"/>
               </w:rPr>
             </w:pPr>
-            <w:proofErr w:type="spellStart"/>
             <w:r>
               <w:rPr>
                 <w:rFonts w:asciiTheme="majorBidi" w:eastAsiaTheme="minorEastAsia" w:hAnsiTheme="majorBidi" w:cstheme="majorBidi"/>
@@ -44420,7 +42290,6 @@
               </w:rPr>
               <w:t>area_simplified_Other</w:t>
             </w:r>
-            <w:proofErr w:type="spellEnd"/>
           </w:p>
         </w:tc>
         <w:tc>

--- a/harassment/paper/Manuscript_all.docx
+++ b/harassment/paper/Manuscript_all.docx
@@ -768,7 +768,7 @@
           <w:rFonts w:asciiTheme="majorBidi" w:eastAsiaTheme="minorEastAsia" w:hAnsiTheme="majorBidi" w:cstheme="majorBidi"/>
         </w:rPr>
         <w:lastRenderedPageBreak/>
-        <w:t>manifests as self-presentational and approval-seeking interpersonal behaviors, Machiavellianism as calculated and manipulative interpersonal engagement, and psychopathy as impulsive and antisocial behavioral patterns. However, they all share the common features of selfishness and lack of empathy (Paulhus &amp; Williams, 2002; Vize et al., 2016), and are regarded as possessing characteristics strongly contrasting with the Honesty–Humility factor of the HEXACO model (Ashton &amp; Lee, 2007</w:t>
+        <w:t>manifests as self-presentational and approval-seeking interpersonal behaviors, Machiavellianism as calculated and manipulative interpersonal engagement, and psychopathy as impulsive and antisocial behavioral patterns. However, they all share the common features of selfishness and lack of empathy (Paulhus &amp; Williams, 2002; Vize et al., 2018), and are regarded as possessing characteristics strongly contrasting with the Honesty–Humility factor of the HEXACO model (Ashton &amp; Lee, 2007</w:t>
       </w:r>
       <w:r>
         <w:rPr>
@@ -6944,7 +6944,7 @@
         <w:ind w:left="720" w:hanging="720"/>
       </w:pPr>
       <w:r>
-        <w:t xml:space="preserve">Vize, C. E., Lynam, D. R., Collison, K. L., &amp; Miller, J. D. (2016). Differences among Dark Triad components: A meta-analytic investigation. </w:t>
+        <w:t xml:space="preserve">Vize, C. E., Lynam, D. R., Collison, K. L., &amp; Miller, J. D. (2018). Differences among Dark Triad components: A meta-analytic investigation. </w:t>
       </w:r>
       <w:r>
         <w:rPr>

--- a/harassment/paper/Manuscript_all.docx
+++ b/harassment/paper/Manuscript_all.docx
@@ -6087,7 +6087,7 @@
         <w:ind w:left="720" w:hanging="720"/>
       </w:pPr>
       <w:r>
-        <w:t>Paulhus, D. L. (2001). Normal narcissism: Two minimalist accounts. Psychological Inquiry, 12(4), 228–230. https://doi.org/10.1207/S15327965PLI1204_5</w:t>
+        <w:t>Paulhus, D. L. (2001). Normal narcissism: Two minimalist accounts. Psychological Inquiry, 12(4), 228–230.</w:t>
       </w:r>
     </w:p>
     <w:p>

--- a/harassment/paper/Manuscript_all.docx
+++ b/harassment/paper/Manuscript_all.docx
@@ -1,6 +1,6 @@
 
 <file path=word/document.xml><?xml version="1.0" encoding="utf-8"?>
-<w:document xmlns:wpc="http://schemas.microsoft.com/office/word/2010/wordprocessingCanvas" xmlns:cx="http://schemas.microsoft.com/office/drawing/2014/chartex" xmlns:cx1="http://schemas.microsoft.com/office/drawing/2015/9/8/chartex" xmlns:cx2="http://schemas.microsoft.com/office/drawing/2015/10/21/chartex" xmlns:cx3="http://schemas.microsoft.com/office/drawing/2016/5/9/chartex" xmlns:cx4="http://schemas.microsoft.com/office/drawing/2016/5/10/chartex" xmlns:cx5="http://schemas.microsoft.com/office/drawing/2016/5/11/chartex" xmlns:cx6="http://schemas.microsoft.com/office/drawing/2016/5/12/chartex" xmlns:cx7="http://schemas.microsoft.com/office/drawing/2016/5/13/chartex" xmlns:cx8="http://schemas.microsoft.com/office/drawing/2016/5/14/chartex" xmlns:mc="http://schemas.openxmlformats.org/markup-compatibility/2006" xmlns:aink="http://schemas.microsoft.com/office/drawing/2016/ink" xmlns:am3d="http://schemas.microsoft.com/office/drawing/2017/model3d" xmlns:o="urn:schemas-microsoft-com:office:office" xmlns:oel="http://schemas.microsoft.com/office/2019/extlst" xmlns:r="http://schemas.openxmlformats.org/officeDocument/2006/relationships" xmlns:m="http://schemas.openxmlformats.org/officeDocument/2006/math" xmlns:v="urn:schemas-microsoft-com:vml" xmlns:wp14="http://schemas.microsoft.com/office/word/2010/wordprocessingDrawing" xmlns:wp="http://schemas.openxmlformats.org/drawingml/2006/wordprocessingDrawing" xmlns:w10="urn:schemas-microsoft-com:office:word" xmlns:w="http://schemas.openxmlformats.org/wordprocessingml/2006/main" xmlns:w14="http://schemas.microsoft.com/office/word/2010/wordml" xmlns:w15="http://schemas.microsoft.com/office/word/2012/wordml" xmlns:w16cex="http://schemas.microsoft.com/office/word/2018/wordml/cex" xmlns:w16cid="http://schemas.microsoft.com/office/word/2016/wordml/cid" xmlns:w16="http://schemas.microsoft.com/office/word/2018/wordml" xmlns:w16du="http://schemas.microsoft.com/office/word/2023/wordml/word16du" xmlns:w16sdtdh="http://schemas.microsoft.com/office/word/2020/wordml/sdtdatahash" xmlns:w16sdtfl="http://schemas.microsoft.com/office/word/2024/wordml/sdtformatlock" xmlns:w16se="http://schemas.microsoft.com/office/word/2015/wordml/symex" xmlns:wpg="http://schemas.microsoft.com/office/word/2010/wordprocessingGroup" xmlns:wpi="http://schemas.microsoft.com/office/word/2010/wordprocessingInk" xmlns:wne="http://schemas.microsoft.com/office/word/2006/wordml" xmlns:wps="http://schemas.microsoft.com/office/word/2010/wordprocessingShape" mc:Ignorable="w14 w15 w16se w16cid w16 w16cex w16sdtdh w16sdtfl w16du wp14">
+<w:document xmlns:mc="http://schemas.openxmlformats.org/markup-compatibility/2006" xmlns:r="http://schemas.openxmlformats.org/officeDocument/2006/relationships" xmlns:w="http://schemas.openxmlformats.org/wordprocessingml/2006/main" xmlns:w14="http://schemas.microsoft.com/office/word/2010/wordml" mc:Ignorable="w14 w15 w16se w16cid w16 w16cex w16sdtdh w16sdtfl w16du wp14">
   <w:background w:color="FFFFFF"/>
   <w:body>
     <w:p>
@@ -221,7 +221,7 @@
         <w:jc w:val="left"/>
       </w:pPr>
       <w:r>
-        <w:t>The author declares that there are no financial or personal relationships with other people or organizations that could inappropriately influence (bias) this work. There are no conflicts of interest to declare.</w:t>
+        <w:t xml:space="preserve">The author is the founder of SUNBLAZE Co., Ltd. (Tokyo, Japan), a private company that develops and markets proprietary personality-assessment and HR-analytics tools. The proprietary instruments offered by SUNBLAZE are independently developed and do not include the HEXACO-60 or the SD3-J used in the present study, and the findings reported here are not intended for, and will not be used in, SUNBLAZE product development, validation, marketing, or commercial promotion. SUNBLAZE provided no funding, personnel, infrastructure, data, or other resources for this research (see Funding). The author nonetheless discloses this commercial affiliation as a potential perceived conflict of interest in line with COPE and ICMJE guidance, so that readers and editors may evaluate the work in full knowledge of the author's commercial activity in the broader personality-assessment field. The author declares no other financial or non-financial interests relevant to this work.</w:t>
       </w:r>
     </w:p>
     <w:p>
@@ -257,7 +257,7 @@
         <w:jc w:val="left"/>
       </w:pPr>
       <w:r>
-        <w:t>This research did not receive any specific grant from funding agencies in the public, commercial, or not-for-profit sectors.</w:t>
+        <w:t xml:space="preserve">This research was funded entirely from the personal resources of the author. No external grant from public, commercial, or not-for-profit funding bodies was received. In particular, SUNBLAZE Co., Ltd. provided no financial contribution and no in-kind support (no personnel time, no software, no servers, no office or equipment, and no commercial datasets) at any stage of the research. Participant compensation, crowdsourcing-platform fees, and any Article Processing Charge required for publication are paid from the author's personal funds.</w:t>
       </w:r>
     </w:p>
     <w:p>
@@ -293,7 +293,7 @@
         <w:jc w:val="left"/>
       </w:pPr>
       <w:r>
-        <w:t>The study was approved by the Institutional Review Board of the Public Health Research Foundation (Reference no. 25G0001). All procedures complied with relevant national and institutional ethical standards.</w:t>
+        <w:t xml:space="preserve">The study protocol was reviewed and approved by the Institutional Review Board of the Public Health Research Foundation (Reference No. 25G0001), an independent ethics review body unaffiliated with the author and SUNBLAZE Co., Ltd. All procedures complied with relevant Japanese regulations and the principles of the Declaration of Helsinki (2013).</w:t>
       </w:r>
     </w:p>
     <w:p>
@@ -329,7 +329,7 @@
         <w:jc w:val="left"/>
       </w:pPr>
       <w:r>
-        <w:t>Informed consent was obtained from all participants after providing clear information on the study purpose, procedures, privacy protection, voluntary participation and the right to withdraw, and dissemination of results. Data were collected anonymously, de-identified, and stored securely.</w:t>
+        <w:t xml:space="preserve">All participants were provided, prior to questionnaire administration, with written information regarding the purpose of the study, the voluntary nature of participation, their right to discontinue at any point without penalty, the planned handling of their responses (including separate storage and subsequent deletion of crowdsourcing-platform identifiers, retention of only de-identified questionnaire data, and public archiving of the de-identified dataset), and the planned dissemination of results. All participants provided informed consent before completing the questionnaires.</w:t>
       </w:r>
     </w:p>
     <w:p>
@@ -366,7 +366,7 @@
         <w:jc w:val="left"/>
       </w:pPr>
       <w:r>
-        <w:t>The author expresses sincere gratitude to all participants for their voluntary cooperation in completing the questionnaires. Appreciation is also extended to the Public Health Research Foundation’s IRB for their review and approval.</w:t>
+        <w:t xml:space="preserve">The author thanks all participants for their voluntary cooperation in completing the questionnaires.</w:t>
       </w:r>
     </w:p>
     <w:p>
@@ -402,7 +402,7 @@
         <w:jc w:val="left"/>
       </w:pPr>
       <w:r>
-        <w:t>The de-identified dataset that supports the findings of this study is publicly available on GitHub at: https://github.com/etoki/paper/blob/main/harassment/raw.csv. The file harassment/raw.csv contains all variables used in the analysis. No personally identifying information is included; data were anonymized prior to sharing. Additional materials (e.g., variable descriptions or analysis notes) can be provided upon reasonable request to the corresponding author.</w:t>
+        <w:t xml:space="preserve">Participants were recruited through the Lancers crowdsourcing platform (https://www.lancers.jp). Lancers user identifiers were collected at intake solely to disburse participant compensation, were stored separately from questionnaire responses, and were permanently deleted after payment. The dataset retained for analysis and made publicly available is therefore a de-identified dataset; it contains no direct identifiers (names, email addresses, IP addresses, exact dates of birth, employer information, or job titles) and no indirect identifiers from the recruitment platform (Lancers user IDs). To further reduce re-identification risk in the public release, the geographic-area variable was generalized from the original 11 Japanese regions into three categories (Kanto, Kinki, Other), and only HEXACO-60 subscale scores, SD3-J subscale scores, power-harassment and gender-harassment scale scores, age in 10-year decade categories, binary gender, and the generalized geographic-area category are retained. Each (age decade, gender, area category) combination corresponds to a real-world reference population numbering at least in the hundreds of thousands of Japanese residents, so re-identification of any individual record would require auxiliary information that is not contained in the released file. The de-identified dataset is available at https://github.com/etoki/paper/blob/main/harassment/raw.csv and the analysis code at https://github.com/etoki/paper/tree/main/harassment.</w:t>
       </w:r>
     </w:p>
     <w:p>
@@ -438,7 +438,7 @@
         <w:jc w:val="left"/>
       </w:pPr>
       <w:r>
-        <w:t>A preprint version of this manuscript is available on Research Square: https://doi.org/10.21203/rs.3.rs-7756124/v1. This preprint has not been peer-reviewed and is shared under the author’s own copyright in accordance with the preprint policy of the Japanese Psychological Association.</w:t>
+        <w:t xml:space="preserve">A preprint of this manuscript is available on Research Square (https://doi.org/10.21203/rs.3.rs-7756124/v1) and is shared under the terms of the Research Square preprint posting policy.</w:t>
       </w:r>
     </w:p>
     <w:p>
@@ -475,7 +475,7 @@
       </w:pPr>
       <w:r>
         <w:lastRenderedPageBreak/>
-        <w:t>The author conceived and designed the study, collected and analyzed the data, wrote the manuscript, and approves the final version.</w:t>
+        <w:t xml:space="preserve">The author conceived and designed the study, recruited participants and collected the data, conducted all data analyses, drafted and revised the manuscript, and approved the final version submitted for publication.</w:t>
       </w:r>
     </w:p>
     <w:p>
@@ -1559,7 +1559,7 @@
         <w:rPr>
           <w:rFonts w:asciiTheme="majorBidi" w:hAnsiTheme="majorBidi" w:cstheme="majorBidi"/>
         </w:rPr>
-        <w:t>Participants were recruited through a Japanese crowdsourcing platform, and 380 individuals responded to the survey. Participation was restricted to currently employed adults. At the beginning of the survey, respondents were required to confirm that they were presently employed in a workplace setting. Individuals who indicated that they were not employed were not allowed to proceed with the survey. Thus, the study exclusively targeted individuals with actual workplace experience.</w:t>
+        <w:t>Participants were recruited through the Lancers crowdsourcing platform (https://www.lancers.jp), and 380 individuals responded to the survey. Participation was restricted to currently employed adults. At the beginning of the survey, respondents were required to confirm that they were presently employed in a workplace setting. Individuals who indicated that they were not employed were not allowed to proceed with the survey. Thus, the study exclusively targeted individuals with actual workplace experience.</w:t>
       </w:r>
       <w:r>
         <w:rPr>
@@ -1617,25 +1617,7 @@
         <w:rPr>
           <w:rFonts w:asciiTheme="majorBidi" w:hAnsiTheme="majorBidi" w:cstheme="majorBidi"/>
         </w:rPr>
-        <w:t xml:space="preserve">Participants were provided with explanations regarding the purpose of the study, procedures, privacy protection, voluntary participation and the right to withdraw, and dissemination of results. Informed consent was obtained from all participants. Collected data were anonymized and stored securely. The study was approved by the Institutional Review Board of </w:t>
-      </w:r>
-      <w:r>
-        <w:rPr>
-          <w:rFonts w:asciiTheme="majorBidi" w:hAnsiTheme="majorBidi" w:cstheme="majorBidi"/>
-        </w:rPr>
-        <w:t>the Public Health Research Foundation</w:t>
-      </w:r>
-      <w:r>
-        <w:rPr>
-          <w:rFonts w:asciiTheme="majorBidi" w:hAnsiTheme="majorBidi" w:cstheme="majorBidi"/>
-        </w:rPr>
-        <w:t xml:space="preserve"> </w:t>
-      </w:r>
-      <w:r>
-        <w:rPr>
-          <w:rFonts w:asciiTheme="majorBidi" w:hAnsiTheme="majorBidi" w:cstheme="majorBidi"/>
-        </w:rPr>
-        <w:t>(Reference no.25G0001).</w:t>
+        <w:t xml:space="preserve">Prior to questionnaire administration, participants were provided with written information about the purpose of the study, the procedures, the voluntary nature of participation and their right to withdraw at any time without penalty, the privacy-protection procedures (including the separate storage and subsequent permanent deletion of crowdsourcing-platform user identifiers, the retention of only de-identified questionnaire data, and the public archiving of the de-identified dataset), and the planned dissemination of results. All participants provided informed consent before responding to the questionnaire. Crowdsourcing-platform user identifiers were temporarily linked to questionnaire responses solely for the purpose of disbursing participant compensation and were permanently deleted after payment, after which the dataset retained for analysis and public release contained no direct or indirect identifiers (the dataset was de-identified, not anonymously collected). The study protocol was reviewed and approved by the Institutional Review Board of the Public Health Research Foundation (Reference No. 25G0001), an independent ethics review body unaffiliated with the author and SUNBLAZE Co., Ltd.</w:t>
       </w:r>
     </w:p>
     <w:p>

--- a/harassment/paper/Manuscript_all.docx
+++ b/harassment/paper/Manuscript_all.docx
@@ -1,6 +1,6 @@
 
 <file path=word/document.xml><?xml version="1.0" encoding="utf-8"?>
-<w:document xmlns:mc="http://schemas.openxmlformats.org/markup-compatibility/2006" xmlns:r="http://schemas.openxmlformats.org/officeDocument/2006/relationships" xmlns:w="http://schemas.openxmlformats.org/wordprocessingml/2006/main" xmlns:w14="http://schemas.microsoft.com/office/word/2010/wordml" mc:Ignorable="w14 w15 w16se w16cid w16 w16cex w16sdtdh w16sdtfl w16du wp14">
+<w:document xmlns:wpc="http://schemas.microsoft.com/office/word/2010/wordprocessingCanvas" xmlns:cx="http://schemas.microsoft.com/office/drawing/2014/chartex" xmlns:cx1="http://schemas.microsoft.com/office/drawing/2015/9/8/chartex" xmlns:cx2="http://schemas.microsoft.com/office/drawing/2015/10/21/chartex" xmlns:cx3="http://schemas.microsoft.com/office/drawing/2016/5/9/chartex" xmlns:cx4="http://schemas.microsoft.com/office/drawing/2016/5/10/chartex" xmlns:cx5="http://schemas.microsoft.com/office/drawing/2016/5/11/chartex" xmlns:cx6="http://schemas.microsoft.com/office/drawing/2016/5/12/chartex" xmlns:cx7="http://schemas.microsoft.com/office/drawing/2016/5/13/chartex" xmlns:cx8="http://schemas.microsoft.com/office/drawing/2016/5/14/chartex" xmlns:mc="http://schemas.openxmlformats.org/markup-compatibility/2006" xmlns:aink="http://schemas.microsoft.com/office/drawing/2016/ink" xmlns:am3d="http://schemas.microsoft.com/office/drawing/2017/model3d" xmlns:o="urn:schemas-microsoft-com:office:office" xmlns:oel="http://schemas.microsoft.com/office/2019/extlst" xmlns:r="http://schemas.openxmlformats.org/officeDocument/2006/relationships" xmlns:m="http://schemas.openxmlformats.org/officeDocument/2006/math" xmlns:v="urn:schemas-microsoft-com:vml" xmlns:wp14="http://schemas.microsoft.com/office/word/2010/wordprocessingDrawing" xmlns:wp="http://schemas.openxmlformats.org/drawingml/2006/wordprocessingDrawing" xmlns:w10="urn:schemas-microsoft-com:office:word" xmlns:w="http://schemas.openxmlformats.org/wordprocessingml/2006/main" xmlns:w14="http://schemas.microsoft.com/office/word/2010/wordml" xmlns:w15="http://schemas.microsoft.com/office/word/2012/wordml" xmlns:w16cex="http://schemas.microsoft.com/office/word/2018/wordml/cex" xmlns:w16cid="http://schemas.microsoft.com/office/word/2016/wordml/cid" xmlns:w16="http://schemas.microsoft.com/office/word/2018/wordml" xmlns:w16du="http://schemas.microsoft.com/office/word/2023/wordml/word16du" xmlns:w16sdtdh="http://schemas.microsoft.com/office/word/2020/wordml/sdtdatahash" xmlns:w16sdtfl="http://schemas.microsoft.com/office/word/2024/wordml/sdtformatlock" xmlns:w16se="http://schemas.microsoft.com/office/word/2015/wordml/symex" xmlns:wpg="http://schemas.microsoft.com/office/word/2010/wordprocessingGroup" xmlns:wpi="http://schemas.microsoft.com/office/word/2010/wordprocessingInk" xmlns:wne="http://schemas.microsoft.com/office/word/2006/wordml" xmlns:wps="http://schemas.microsoft.com/office/word/2010/wordprocessingShape" mc:Ignorable="w14 w15 w16se w16cid w16 w16cex w16sdtdh w16sdtfl w16du wp14">
   <w:background w:color="FFFFFF"/>
   <w:body>
     <w:p>
@@ -221,7 +221,7 @@
         <w:jc w:val="left"/>
       </w:pPr>
       <w:r>
-        <w:t xml:space="preserve">The author is the founder of SUNBLAZE Co., Ltd. (Tokyo, Japan), a private company that develops and markets proprietary personality-assessment and HR-analytics tools. The proprietary instruments offered by SUNBLAZE are independently developed and do not include the HEXACO-60 or the SD3-J used in the present study, and the findings reported here are not intended for, and will not be used in, SUNBLAZE product development, validation, marketing, or commercial promotion. SUNBLAZE provided no funding, personnel, infrastructure, data, or other resources for this research (see Funding). The author nonetheless discloses this commercial affiliation as a potential perceived conflict of interest in line with COPE and ICMJE guidance, so that readers and editors may evaluate the work in full knowledge of the author's commercial activity in the broader personality-assessment field. The author declares no other financial or non-financial interests relevant to this work.</w:t>
+        <w:t>The author declares that there are no financial or personal relationships with other people or organizations that could inappropriately influence (bias) this work. There are no conflicts of interest to declare.</w:t>
       </w:r>
     </w:p>
     <w:p>
@@ -257,7 +257,7 @@
         <w:jc w:val="left"/>
       </w:pPr>
       <w:r>
-        <w:t xml:space="preserve">This research was funded entirely from the personal resources of the author. No external grant from public, commercial, or not-for-profit funding bodies was received. In particular, SUNBLAZE Co., Ltd. provided no financial contribution and no in-kind support (no personnel time, no software, no servers, no office or equipment, and no commercial datasets) at any stage of the research. Participant compensation, crowdsourcing-platform fees, and any Article Processing Charge required for publication are paid from the author's personal funds.</w:t>
+        <w:t>This research did not receive any specific grant from funding agencies in the public, commercial, or not-for-profit sectors.</w:t>
       </w:r>
     </w:p>
     <w:p>
@@ -293,7 +293,7 @@
         <w:jc w:val="left"/>
       </w:pPr>
       <w:r>
-        <w:t xml:space="preserve">The study protocol was reviewed and approved by the Institutional Review Board of the Public Health Research Foundation (Reference No. 25G0001), an independent ethics review body unaffiliated with the author and SUNBLAZE Co., Ltd. All procedures complied with relevant Japanese regulations and the principles of the Declaration of Helsinki (2013).</w:t>
+        <w:t>The study was approved by the Institutional Review Board of the Public Health Research Foundation (Reference no. 25G0001). All procedures complied with relevant national and institutional ethical standards.</w:t>
       </w:r>
     </w:p>
     <w:p>
@@ -329,7 +329,7 @@
         <w:jc w:val="left"/>
       </w:pPr>
       <w:r>
-        <w:t xml:space="preserve">All participants were provided, prior to questionnaire administration, with written information regarding the purpose of the study, the voluntary nature of participation, their right to discontinue at any point without penalty, the planned handling of their responses (including separate storage and subsequent deletion of crowdsourcing-platform identifiers, retention of only de-identified questionnaire data, and public archiving of the de-identified dataset), and the planned dissemination of results. All participants provided informed consent before completing the questionnaires.</w:t>
+        <w:t>Informed consent was obtained from all participants after providing clear information on the study purpose, procedures, privacy protection, voluntary participation and the right to withdraw, and dissemination of results. Data were collected anonymously, de-identified, and stored securely.</w:t>
       </w:r>
     </w:p>
     <w:p>
@@ -366,7 +366,7 @@
         <w:jc w:val="left"/>
       </w:pPr>
       <w:r>
-        <w:t xml:space="preserve">The author thanks all participants for their voluntary cooperation in completing the questionnaires.</w:t>
+        <w:t>The author expresses sincere gratitude to all participants for their voluntary cooperation in completing the questionnaires. Appreciation is also extended to the Public Health Research Foundation’s IRB for their review and approval.</w:t>
       </w:r>
     </w:p>
     <w:p>
@@ -402,7 +402,7 @@
         <w:jc w:val="left"/>
       </w:pPr>
       <w:r>
-        <w:t xml:space="preserve">Participants were recruited through the Lancers crowdsourcing platform (https://www.lancers.jp). Lancers user identifiers were collected at intake solely to disburse participant compensation, were stored separately from questionnaire responses, and were permanently deleted after payment. The dataset retained for analysis and made publicly available is therefore a de-identified dataset; it contains no direct identifiers (names, email addresses, IP addresses, exact dates of birth, employer information, or job titles) and no indirect identifiers from the recruitment platform (Lancers user IDs). To further reduce re-identification risk in the public release, the geographic-area variable was generalized from the original 11 Japanese regions into three categories (Kanto, Kinki, Other), and only HEXACO-60 subscale scores, SD3-J subscale scores, power-harassment and gender-harassment scale scores, age in 10-year decade categories, binary gender, and the generalized geographic-area category are retained. Each (age decade, gender, area category) combination corresponds to a real-world reference population numbering at least in the hundreds of thousands of Japanese residents, so re-identification of any individual record would require auxiliary information that is not contained in the released file. The de-identified dataset is available at https://github.com/etoki/paper/blob/main/harassment/raw.csv and the analysis code at https://github.com/etoki/paper/tree/main/harassment.</w:t>
+        <w:t>The de-identified dataset that supports the findings of this study is publicly available on GitHub at: https://github.com/etoki/paper/blob/main/harassment/raw.csv. The file harassment/raw.csv contains all variables used in the analysis. No personally identifying information is included; data were anonymized prior to sharing. Additional materials (e.g., variable descriptions or analysis notes) can be provided upon reasonable request to the corresponding author.</w:t>
       </w:r>
     </w:p>
     <w:p>
@@ -438,7 +438,7 @@
         <w:jc w:val="left"/>
       </w:pPr>
       <w:r>
-        <w:t xml:space="preserve">A preprint of this manuscript is available on Research Square (https://doi.org/10.21203/rs.3.rs-7756124/v1) and is shared under the terms of the Research Square preprint posting policy.</w:t>
+        <w:t>A preprint version of this manuscript is available on Research Square: https://doi.org/10.21203/rs.3.rs-7756124/v1. This preprint has not been peer-reviewed and is shared under the author’s own copyright in accordance with the preprint policy of the Japanese Psychological Association.</w:t>
       </w:r>
     </w:p>
     <w:p>
@@ -475,7 +475,7 @@
       </w:pPr>
       <w:r>
         <w:lastRenderedPageBreak/>
-        <w:t xml:space="preserve">The author conceived and designed the study, recruited participants and collected the data, conducted all data analyses, drafted and revised the manuscript, and approved the final version submitted for publication.</w:t>
+        <w:t>The author conceived and designed the study, collected and analyzed the data, wrote the manuscript, and approves the final version.</w:t>
       </w:r>
     </w:p>
     <w:p>
@@ -1559,7 +1559,7 @@
         <w:rPr>
           <w:rFonts w:asciiTheme="majorBidi" w:hAnsiTheme="majorBidi" w:cstheme="majorBidi"/>
         </w:rPr>
-        <w:t>Participants were recruited through the Lancers crowdsourcing platform (https://www.lancers.jp), and 380 individuals responded to the survey. Participation was restricted to currently employed adults. At the beginning of the survey, respondents were required to confirm that they were presently employed in a workplace setting. Individuals who indicated that they were not employed were not allowed to proceed with the survey. Thus, the study exclusively targeted individuals with actual workplace experience.</w:t>
+        <w:t>Participants were recruited through a Japanese crowdsourcing platform, and 380 individuals responded to the survey. Participation was restricted to currently employed adults. At the beginning of the survey, respondents were required to confirm that they were presently employed in a workplace setting. Individuals who indicated that they were not employed were not allowed to proceed with the survey. Thus, the study exclusively targeted individuals with actual workplace experience.</w:t>
       </w:r>
       <w:r>
         <w:rPr>
@@ -1617,7 +1617,25 @@
         <w:rPr>
           <w:rFonts w:asciiTheme="majorBidi" w:hAnsiTheme="majorBidi" w:cstheme="majorBidi"/>
         </w:rPr>
-        <w:t xml:space="preserve">Prior to questionnaire administration, participants were provided with written information about the purpose of the study, the procedures, the voluntary nature of participation and their right to withdraw at any time without penalty, the privacy-protection procedures (including the separate storage and subsequent permanent deletion of crowdsourcing-platform user identifiers, the retention of only de-identified questionnaire data, and the public archiving of the de-identified dataset), and the planned dissemination of results. All participants provided informed consent before responding to the questionnaire. Crowdsourcing-platform user identifiers were temporarily linked to questionnaire responses solely for the purpose of disbursing participant compensation and were permanently deleted after payment, after which the dataset retained for analysis and public release contained no direct or indirect identifiers (the dataset was de-identified, not anonymously collected). The study protocol was reviewed and approved by the Institutional Review Board of the Public Health Research Foundation (Reference No. 25G0001), an independent ethics review body unaffiliated with the author and SUNBLAZE Co., Ltd.</w:t>
+        <w:t xml:space="preserve">Participants were provided with explanations regarding the purpose of the study, procedures, privacy protection, voluntary participation and the right to withdraw, and dissemination of results. Informed consent was obtained from all participants. Collected data were anonymized and stored securely. The study was approved by the Institutional Review Board of </w:t>
+      </w:r>
+      <w:r>
+        <w:rPr>
+          <w:rFonts w:asciiTheme="majorBidi" w:hAnsiTheme="majorBidi" w:cstheme="majorBidi"/>
+        </w:rPr>
+        <w:t>the Public Health Research Foundation</w:t>
+      </w:r>
+      <w:r>
+        <w:rPr>
+          <w:rFonts w:asciiTheme="majorBidi" w:hAnsiTheme="majorBidi" w:cstheme="majorBidi"/>
+        </w:rPr>
+        <w:t xml:space="preserve"> </w:t>
+      </w:r>
+      <w:r>
+        <w:rPr>
+          <w:rFonts w:asciiTheme="majorBidi" w:hAnsiTheme="majorBidi" w:cstheme="majorBidi"/>
+        </w:rPr>
+        <w:t>(Reference no.25G0001).</w:t>
       </w:r>
     </w:p>
     <w:p>
